--- a/Regression_House_Pricing_Report.docx
+++ b/Regression_House_Pricing_Report.docx
@@ -21,29 +21,7 @@
           <w:sz w:val="40"/>
           <w:szCs w:val="40"/>
         </w:rPr>
-        <w:t xml:space="preserve">An </w:t>
-      </w:r>
-      <w:proofErr w:type="gramStart"/>
-      <w:r>
-        <w:rPr>
-          <w:rFonts w:ascii="Aptos" w:hAnsi="Aptos"/>
-          <w:b/>
-          <w:bCs/>
-          <w:sz w:val="40"/>
-          <w:szCs w:val="40"/>
-        </w:rPr>
-        <w:t>In depth</w:t>
-      </w:r>
-      <w:proofErr w:type="gramEnd"/>
-      <w:r>
-        <w:rPr>
-          <w:rFonts w:ascii="Aptos" w:hAnsi="Aptos"/>
-          <w:b/>
-          <w:bCs/>
-          <w:sz w:val="40"/>
-          <w:szCs w:val="40"/>
-        </w:rPr>
-        <w:t xml:space="preserve"> guide for Linear Regression, Decision Tree Regressor, and Gradient Boosting in Predicting Housing Prices</w:t>
+        <w:t>An In depth guide for Linear Regression, Decision Tree Regressor, and Gradient Boosting in Predicting Housing Prices</w:t>
       </w:r>
     </w:p>
     <w:p>
@@ -2006,25 +1984,7 @@
           <w:sz w:val="24"/>
           <w:szCs w:val="24"/>
         </w:rPr>
-        <w:t xml:space="preserve"> Methods like .</w:t>
-      </w:r>
-      <w:proofErr w:type="gramStart"/>
-      <w:r>
-        <w:rPr>
-          <w:rFonts w:ascii="Aptos" w:hAnsi="Aptos"/>
-          <w:sz w:val="24"/>
-          <w:szCs w:val="24"/>
-        </w:rPr>
-        <w:t>info(</w:t>
-      </w:r>
-      <w:proofErr w:type="gramEnd"/>
-      <w:r>
-        <w:rPr>
-          <w:rFonts w:ascii="Aptos" w:hAnsi="Aptos"/>
-          <w:sz w:val="24"/>
-          <w:szCs w:val="24"/>
-        </w:rPr>
-        <w:t>) and .describe() provide a quick summary, ensuring you don’t miss critical issues like null values.</w:t>
+        <w:t xml:space="preserve"> Methods like .info() and .describe() provide a quick summary, ensuring you don’t miss critical issues like null values.</w:t>
       </w:r>
     </w:p>
     <w:p>
@@ -2094,16 +2054,7 @@
           <w:sz w:val="24"/>
           <w:szCs w:val="24"/>
         </w:rPr>
-        <w:t xml:space="preserve"> API to import the dataset into a </w:t>
-      </w:r>
-      <w:proofErr w:type="gramStart"/>
-      <w:r>
-        <w:rPr>
-          <w:rFonts w:ascii="Aptos" w:hAnsi="Aptos"/>
-          <w:sz w:val="24"/>
-          <w:szCs w:val="24"/>
-        </w:rPr>
-        <w:t xml:space="preserve">pandas </w:t>
+        <w:t xml:space="preserve"> API to import the dataset into a pandas </w:t>
       </w:r>
       <w:proofErr w:type="spellStart"/>
       <w:r>
@@ -2115,7 +2066,6 @@
         <w:t>DataFrame</w:t>
       </w:r>
       <w:proofErr w:type="spellEnd"/>
-      <w:proofErr w:type="gramEnd"/>
       <w:r>
         <w:rPr>
           <w:rFonts w:ascii="Aptos" w:hAnsi="Aptos"/>
@@ -2153,30 +2103,11 @@
           <w:sz w:val="24"/>
           <w:szCs w:val="24"/>
         </w:rPr>
-        <w:t xml:space="preserve"> Inspected the data using .</w:t>
-      </w:r>
-      <w:proofErr w:type="gramStart"/>
-      <w:r>
-        <w:rPr>
-          <w:rFonts w:ascii="Aptos" w:hAnsi="Aptos"/>
-          <w:sz w:val="24"/>
-          <w:szCs w:val="24"/>
-        </w:rPr>
-        <w:t>info(</w:t>
-      </w:r>
-      <w:proofErr w:type="gramEnd"/>
-      <w:r>
-        <w:rPr>
-          <w:rFonts w:ascii="Aptos" w:hAnsi="Aptos"/>
-          <w:sz w:val="24"/>
-          <w:szCs w:val="24"/>
-        </w:rPr>
-        <w:t>), and .describe().</w:t>
-      </w:r>
-    </w:p>
-    <w:p>
-      <w:pPr>
-        <w:jc w:val="center"/>
+        <w:t xml:space="preserve"> Inspected the data using .info(), and .describe().</w:t>
+      </w:r>
+    </w:p>
+    <w:p>
+      <w:pPr>
         <w:rPr>
           <w:rFonts w:ascii="Aptos" w:hAnsi="Aptos"/>
           <w:sz w:val="24"/>
@@ -2206,7 +2137,7 @@
                     <pic:cNvPicPr/>
                   </pic:nvPicPr>
                   <pic:blipFill>
-                    <a:blip r:embed="rId5"/>
+                    <a:blip r:embed="rId6"/>
                     <a:stretch>
                       <a:fillRect/>
                     </a:stretch>
@@ -2257,7 +2188,7 @@
                     <pic:cNvPicPr/>
                   </pic:nvPicPr>
                   <pic:blipFill>
-                    <a:blip r:embed="rId6"/>
+                    <a:blip r:embed="rId7"/>
                     <a:stretch>
                       <a:fillRect/>
                     </a:stretch>
@@ -2697,7 +2628,6 @@
     </w:p>
     <w:p>
       <w:pPr>
-        <w:jc w:val="center"/>
         <w:rPr>
           <w:rFonts w:ascii="Aptos" w:hAnsi="Aptos"/>
         </w:rPr>
@@ -2723,7 +2653,7 @@
                     <pic:cNvPicPr/>
                   </pic:nvPicPr>
                   <pic:blipFill>
-                    <a:blip r:embed="rId7"/>
+                    <a:blip r:embed="rId8"/>
                     <a:stretch>
                       <a:fillRect/>
                     </a:stretch>
@@ -2817,25 +2747,7 @@
           <w:sz w:val="24"/>
           <w:szCs w:val="24"/>
         </w:rPr>
-        <w:t xml:space="preserve">Feature engineering is the process of transforming raw data into meaningful representations to enhance model performance. It is often described as the "art" of data science, </w:t>
-      </w:r>
-      <w:proofErr w:type="gramStart"/>
-      <w:r>
-        <w:rPr>
-          <w:rFonts w:ascii="Aptos" w:hAnsi="Aptos"/>
-          <w:sz w:val="24"/>
-          <w:szCs w:val="24"/>
-        </w:rPr>
-        <w:t>where</w:t>
-      </w:r>
-      <w:proofErr w:type="gramEnd"/>
-      <w:r>
-        <w:rPr>
-          <w:rFonts w:ascii="Aptos" w:hAnsi="Aptos"/>
-          <w:sz w:val="24"/>
-          <w:szCs w:val="24"/>
-        </w:rPr>
-        <w:t xml:space="preserve"> domain knowledge and creativity merge with technical expertise. In this tutorial, we employed both standard techniques (correlation analysis) and innovative approaches (creating new features) to maximize the predictive power of the dataset.</w:t>
+        <w:t>Feature engineering is the process of transforming raw data into meaningful representations to enhance model performance. It is often described as the "art" of data science, where domain knowledge and creativity merge with technical expertise. In this tutorial, we employed both standard techniques (correlation analysis) and innovative approaches (creating new features) to maximize the predictive power of the dataset.</w:t>
       </w:r>
     </w:p>
     <w:p>
@@ -3387,25 +3299,7 @@
           <w:sz w:val="24"/>
           <w:szCs w:val="24"/>
         </w:rPr>
-        <w:t xml:space="preserve"> New features were computed using </w:t>
-      </w:r>
-      <w:proofErr w:type="gramStart"/>
-      <w:r>
-        <w:rPr>
-          <w:rFonts w:ascii="Aptos" w:hAnsi="Aptos"/>
-          <w:sz w:val="24"/>
-          <w:szCs w:val="24"/>
-        </w:rPr>
-        <w:t>pandas</w:t>
-      </w:r>
-      <w:proofErr w:type="gramEnd"/>
-      <w:r>
-        <w:rPr>
-          <w:rFonts w:ascii="Aptos" w:hAnsi="Aptos"/>
-          <w:sz w:val="24"/>
-          <w:szCs w:val="24"/>
-        </w:rPr>
-        <w:t xml:space="preserve"> operations and added to the dataset.</w:t>
+        <w:t xml:space="preserve"> New features were computed using pandas operations and added to the dataset.</w:t>
       </w:r>
     </w:p>
     <w:p>
@@ -3811,7 +3705,6 @@
     </w:p>
     <w:p>
       <w:pPr>
-        <w:jc w:val="center"/>
         <w:rPr>
           <w:rFonts w:ascii="Aptos" w:hAnsi="Aptos"/>
           <w:sz w:val="24"/>
@@ -3827,10 +3720,10 @@
         </w:rPr>
         <w:lastRenderedPageBreak/>
         <w:drawing>
-          <wp:inline distT="0" distB="0" distL="0" distR="0" wp14:anchorId="252F86D8" wp14:editId="2B54D587">
-            <wp:extent cx="3791479" cy="781159"/>
-            <wp:effectExtent l="0" t="0" r="0" b="0"/>
-            <wp:docPr id="1713321887" name="Picture 1"/>
+          <wp:inline distT="0" distB="0" distL="0" distR="0" wp14:anchorId="6721F5CC" wp14:editId="3C5F342F">
+            <wp:extent cx="5943600" cy="1388745"/>
+            <wp:effectExtent l="0" t="0" r="0" b="1905"/>
+            <wp:docPr id="1665753925" name="Picture 1"/>
             <wp:cNvGraphicFramePr>
               <a:graphicFrameLocks xmlns:a="http://schemas.openxmlformats.org/drawingml/2006/main" noChangeAspect="1"/>
             </wp:cNvGraphicFramePr>
@@ -3838,60 +3731,7 @@
               <a:graphicData uri="http://schemas.openxmlformats.org/drawingml/2006/picture">
                 <pic:pic xmlns:pic="http://schemas.openxmlformats.org/drawingml/2006/picture">
                   <pic:nvPicPr>
-                    <pic:cNvPr id="1713321887" name=""/>
-                    <pic:cNvPicPr/>
-                  </pic:nvPicPr>
-                  <pic:blipFill>
-                    <a:blip r:embed="rId8"/>
-                    <a:stretch>
-                      <a:fillRect/>
-                    </a:stretch>
-                  </pic:blipFill>
-                  <pic:spPr>
-                    <a:xfrm>
-                      <a:off x="0" y="0"/>
-                      <a:ext cx="3791479" cy="781159"/>
-                    </a:xfrm>
-                    <a:prstGeom prst="rect">
-                      <a:avLst/>
-                    </a:prstGeom>
-                  </pic:spPr>
-                </pic:pic>
-              </a:graphicData>
-            </a:graphic>
-          </wp:inline>
-        </w:drawing>
-      </w:r>
-    </w:p>
-    <w:p>
-      <w:pPr>
-        <w:jc w:val="center"/>
-        <w:rPr>
-          <w:rFonts w:ascii="Aptos" w:hAnsi="Aptos"/>
-          <w:sz w:val="24"/>
-          <w:szCs w:val="24"/>
-        </w:rPr>
-      </w:pPr>
-      <w:r>
-        <w:rPr>
-          <w:rFonts w:ascii="Aptos" w:hAnsi="Aptos"/>
-          <w:noProof/>
-          <w:sz w:val="24"/>
-          <w:szCs w:val="24"/>
-        </w:rPr>
-        <w:drawing>
-          <wp:inline distT="0" distB="0" distL="0" distR="0" wp14:anchorId="788D4450" wp14:editId="2136A6B6">
-            <wp:extent cx="5943600" cy="3869690"/>
-            <wp:effectExtent l="0" t="0" r="0" b="0"/>
-            <wp:docPr id="919249442" name="Picture 1"/>
-            <wp:cNvGraphicFramePr>
-              <a:graphicFrameLocks xmlns:a="http://schemas.openxmlformats.org/drawingml/2006/main" noChangeAspect="1"/>
-            </wp:cNvGraphicFramePr>
-            <a:graphic xmlns:a="http://schemas.openxmlformats.org/drawingml/2006/main">
-              <a:graphicData uri="http://schemas.openxmlformats.org/drawingml/2006/picture">
-                <pic:pic xmlns:pic="http://schemas.openxmlformats.org/drawingml/2006/picture">
-                  <pic:nvPicPr>
-                    <pic:cNvPr id="919249442" name=""/>
+                    <pic:cNvPr id="1665753925" name=""/>
                     <pic:cNvPicPr/>
                   </pic:nvPicPr>
                   <pic:blipFill>
@@ -3903,7 +3743,7 @@
                   <pic:spPr>
                     <a:xfrm>
                       <a:off x="0" y="0"/>
-                      <a:ext cx="5943600" cy="3869690"/>
+                      <a:ext cx="5943600" cy="1388745"/>
                     </a:xfrm>
                     <a:prstGeom prst="rect">
                       <a:avLst/>
@@ -3920,6 +3760,129 @@
       <w:pPr>
         <w:rPr>
           <w:rFonts w:ascii="Aptos" w:hAnsi="Aptos"/>
+          <w:sz w:val="24"/>
+          <w:szCs w:val="24"/>
+        </w:rPr>
+      </w:pPr>
+      <w:r>
+        <w:rPr>
+          <w:rFonts w:ascii="Aptos" w:hAnsi="Aptos"/>
+          <w:sz w:val="24"/>
+          <w:szCs w:val="24"/>
+        </w:rPr>
+        <w:drawing>
+          <wp:inline distT="0" distB="0" distL="0" distR="0" wp14:anchorId="484B5F55" wp14:editId="56A4284F">
+            <wp:extent cx="5943600" cy="4100830"/>
+            <wp:effectExtent l="0" t="0" r="0" b="0"/>
+            <wp:docPr id="1948618938" name="Picture 1"/>
+            <wp:cNvGraphicFramePr>
+              <a:graphicFrameLocks xmlns:a="http://schemas.openxmlformats.org/drawingml/2006/main" noChangeAspect="1"/>
+            </wp:cNvGraphicFramePr>
+            <a:graphic xmlns:a="http://schemas.openxmlformats.org/drawingml/2006/main">
+              <a:graphicData uri="http://schemas.openxmlformats.org/drawingml/2006/picture">
+                <pic:pic xmlns:pic="http://schemas.openxmlformats.org/drawingml/2006/picture">
+                  <pic:nvPicPr>
+                    <pic:cNvPr id="1948618938" name=""/>
+                    <pic:cNvPicPr/>
+                  </pic:nvPicPr>
+                  <pic:blipFill>
+                    <a:blip r:embed="rId10"/>
+                    <a:stretch>
+                      <a:fillRect/>
+                    </a:stretch>
+                  </pic:blipFill>
+                  <pic:spPr>
+                    <a:xfrm>
+                      <a:off x="0" y="0"/>
+                      <a:ext cx="5943600" cy="4100830"/>
+                    </a:xfrm>
+                    <a:prstGeom prst="rect">
+                      <a:avLst/>
+                    </a:prstGeom>
+                  </pic:spPr>
+                </pic:pic>
+              </a:graphicData>
+            </a:graphic>
+          </wp:inline>
+        </w:drawing>
+      </w:r>
+    </w:p>
+    <w:p>
+      <w:pPr>
+        <w:rPr>
+          <w:rFonts w:ascii="Aptos" w:hAnsi="Aptos"/>
+          <w:sz w:val="24"/>
+          <w:szCs w:val="24"/>
+        </w:rPr>
+      </w:pPr>
+    </w:p>
+    <w:p>
+      <w:pPr>
+        <w:rPr>
+          <w:rFonts w:ascii="Aptos" w:hAnsi="Aptos"/>
+          <w:sz w:val="24"/>
+          <w:szCs w:val="24"/>
+        </w:rPr>
+      </w:pPr>
+    </w:p>
+    <w:p>
+      <w:pPr>
+        <w:rPr>
+          <w:rFonts w:ascii="Aptos" w:hAnsi="Aptos"/>
+          <w:sz w:val="24"/>
+          <w:szCs w:val="24"/>
+        </w:rPr>
+      </w:pPr>
+    </w:p>
+    <w:p>
+      <w:pPr>
+        <w:rPr>
+          <w:rFonts w:ascii="Aptos" w:hAnsi="Aptos"/>
+          <w:sz w:val="24"/>
+          <w:szCs w:val="24"/>
+        </w:rPr>
+      </w:pPr>
+    </w:p>
+    <w:p>
+      <w:pPr>
+        <w:rPr>
+          <w:rFonts w:ascii="Aptos" w:hAnsi="Aptos"/>
+          <w:sz w:val="24"/>
+          <w:szCs w:val="24"/>
+        </w:rPr>
+      </w:pPr>
+    </w:p>
+    <w:p>
+      <w:pPr>
+        <w:rPr>
+          <w:rFonts w:ascii="Aptos" w:hAnsi="Aptos"/>
+          <w:sz w:val="24"/>
+          <w:szCs w:val="24"/>
+        </w:rPr>
+      </w:pPr>
+    </w:p>
+    <w:p>
+      <w:pPr>
+        <w:rPr>
+          <w:rFonts w:ascii="Aptos" w:hAnsi="Aptos"/>
+          <w:sz w:val="24"/>
+          <w:szCs w:val="24"/>
+        </w:rPr>
+      </w:pPr>
+    </w:p>
+    <w:p>
+      <w:pPr>
+        <w:rPr>
+          <w:rFonts w:ascii="Aptos" w:hAnsi="Aptos"/>
+          <w:sz w:val="24"/>
+          <w:szCs w:val="24"/>
+        </w:rPr>
+      </w:pPr>
+    </w:p>
+    <w:p>
+      <w:pPr>
+        <w:rPr>
+          <w:rFonts w:ascii="Aptos" w:hAnsi="Aptos"/>
           <w:b/>
           <w:bCs/>
           <w:color w:val="4472C4" w:themeColor="accent1"/>
@@ -3936,6 +3899,7 @@
           <w:sz w:val="36"/>
           <w:szCs w:val="36"/>
         </w:rPr>
+        <w:lastRenderedPageBreak/>
         <w:t>4. Model Training and Evaluation</w:t>
       </w:r>
     </w:p>
@@ -4104,7 +4068,6 @@
           <w:sz w:val="24"/>
           <w:szCs w:val="24"/>
         </w:rPr>
-        <w:lastRenderedPageBreak/>
         <w:t>Baseline Comparison:</w:t>
       </w:r>
       <w:r>
@@ -4458,6 +4421,7 @@
           <w:sz w:val="24"/>
           <w:szCs w:val="24"/>
         </w:rPr>
+        <w:lastRenderedPageBreak/>
         <w:t>Provides clear decision paths.</w:t>
       </w:r>
     </w:p>
@@ -4673,7 +4637,6 @@
           <w:sz w:val="24"/>
           <w:szCs w:val="24"/>
         </w:rPr>
-        <w:lastRenderedPageBreak/>
         <w:t>Challenges:</w:t>
       </w:r>
       <w:r>
@@ -4995,7 +4958,6 @@
     </w:p>
     <w:p>
       <w:pPr>
-        <w:jc w:val="center"/>
         <w:rPr>
           <w:rFonts w:ascii="Aptos" w:hAnsi="Aptos"/>
           <w:sz w:val="24"/>
@@ -5009,6 +4971,7 @@
           <w:sz w:val="24"/>
           <w:szCs w:val="24"/>
         </w:rPr>
+        <w:lastRenderedPageBreak/>
         <w:drawing>
           <wp:inline distT="0" distB="0" distL="0" distR="0" wp14:anchorId="74B65350" wp14:editId="19E02ADB">
             <wp:extent cx="6229350" cy="3067050"/>
@@ -5025,7 +4988,7 @@
                     <pic:cNvPicPr/>
                   </pic:nvPicPr>
                   <pic:blipFill>
-                    <a:blip r:embed="rId10"/>
+                    <a:blip r:embed="rId11"/>
                     <a:stretch>
                       <a:fillRect/>
                     </a:stretch>
@@ -5066,7 +5029,6 @@
           <w:sz w:val="36"/>
           <w:szCs w:val="36"/>
         </w:rPr>
-        <w:lastRenderedPageBreak/>
         <w:t>5. Hyperparameter Tuning</w:t>
       </w:r>
     </w:p>
@@ -5427,7 +5389,6 @@
     </w:p>
     <w:p>
       <w:pPr>
-        <w:jc w:val="center"/>
         <w:rPr>
           <w:rFonts w:ascii="Aptos" w:hAnsi="Aptos"/>
           <w:sz w:val="24"/>
@@ -5441,6 +5402,7 @@
           <w:sz w:val="24"/>
           <w:szCs w:val="24"/>
         </w:rPr>
+        <w:lastRenderedPageBreak/>
         <w:drawing>
           <wp:inline distT="0" distB="0" distL="0" distR="0" wp14:anchorId="2C9F11FD" wp14:editId="078D644D">
             <wp:extent cx="5943600" cy="2248535"/>
@@ -5457,7 +5419,7 @@
                     <pic:cNvPicPr/>
                   </pic:nvPicPr>
                   <pic:blipFill>
-                    <a:blip r:embed="rId11"/>
+                    <a:blip r:embed="rId12"/>
                     <a:stretch>
                       <a:fillRect/>
                     </a:stretch>
@@ -5491,42 +5453,6 @@
       <w:pPr>
         <w:rPr>
           <w:rFonts w:ascii="Aptos" w:hAnsi="Aptos"/>
-          <w:sz w:val="24"/>
-          <w:szCs w:val="24"/>
-        </w:rPr>
-      </w:pPr>
-    </w:p>
-    <w:p>
-      <w:pPr>
-        <w:rPr>
-          <w:rFonts w:ascii="Aptos" w:hAnsi="Aptos"/>
-          <w:sz w:val="24"/>
-          <w:szCs w:val="24"/>
-        </w:rPr>
-      </w:pPr>
-    </w:p>
-    <w:p>
-      <w:pPr>
-        <w:rPr>
-          <w:rFonts w:ascii="Aptos" w:hAnsi="Aptos"/>
-          <w:sz w:val="24"/>
-          <w:szCs w:val="24"/>
-        </w:rPr>
-      </w:pPr>
-    </w:p>
-    <w:p>
-      <w:pPr>
-        <w:rPr>
-          <w:rFonts w:ascii="Aptos" w:hAnsi="Aptos"/>
-          <w:sz w:val="24"/>
-          <w:szCs w:val="24"/>
-        </w:rPr>
-      </w:pPr>
-    </w:p>
-    <w:p>
-      <w:pPr>
-        <w:rPr>
-          <w:rFonts w:ascii="Aptos" w:hAnsi="Aptos"/>
           <w:b/>
           <w:bCs/>
           <w:color w:val="4472C4" w:themeColor="accent1"/>
@@ -5543,7 +5469,6 @@
           <w:sz w:val="36"/>
           <w:szCs w:val="36"/>
         </w:rPr>
-        <w:lastRenderedPageBreak/>
         <w:t>6. Visualizing Results</w:t>
       </w:r>
     </w:p>
@@ -5608,7 +5533,6 @@
     </w:p>
     <w:p>
       <w:pPr>
-        <w:jc w:val="center"/>
         <w:rPr>
           <w:rFonts w:ascii="Aptos" w:hAnsi="Aptos"/>
           <w:sz w:val="24"/>
@@ -5623,10 +5547,10 @@
           <w:szCs w:val="24"/>
         </w:rPr>
         <w:drawing>
-          <wp:inline distT="0" distB="0" distL="0" distR="0" wp14:anchorId="2170978D" wp14:editId="7772B22B">
-            <wp:extent cx="5563376" cy="3591426"/>
-            <wp:effectExtent l="0" t="0" r="0" b="9525"/>
-            <wp:docPr id="1103655427" name="Picture 1"/>
+          <wp:inline distT="0" distB="0" distL="0" distR="0" wp14:anchorId="25CC7AC3" wp14:editId="180A0040">
+            <wp:extent cx="5591175" cy="4066744"/>
+            <wp:effectExtent l="0" t="0" r="0" b="0"/>
+            <wp:docPr id="1863698458" name="Picture 1"/>
             <wp:cNvGraphicFramePr>
               <a:graphicFrameLocks xmlns:a="http://schemas.openxmlformats.org/drawingml/2006/main" noChangeAspect="1"/>
             </wp:cNvGraphicFramePr>
@@ -5634,172 +5558,7 @@
               <a:graphicData uri="http://schemas.openxmlformats.org/drawingml/2006/picture">
                 <pic:pic xmlns:pic="http://schemas.openxmlformats.org/drawingml/2006/picture">
                   <pic:nvPicPr>
-                    <pic:cNvPr id="1103655427" name=""/>
-                    <pic:cNvPicPr/>
-                  </pic:nvPicPr>
-                  <pic:blipFill>
-                    <a:blip r:embed="rId12"/>
-                    <a:stretch>
-                      <a:fillRect/>
-                    </a:stretch>
-                  </pic:blipFill>
-                  <pic:spPr>
-                    <a:xfrm>
-                      <a:off x="0" y="0"/>
-                      <a:ext cx="5563376" cy="3591426"/>
-                    </a:xfrm>
-                    <a:prstGeom prst="rect">
-                      <a:avLst/>
-                    </a:prstGeom>
-                  </pic:spPr>
-                </pic:pic>
-              </a:graphicData>
-            </a:graphic>
-          </wp:inline>
-        </w:drawing>
-      </w:r>
-    </w:p>
-    <w:p>
-      <w:pPr>
-        <w:rPr>
-          <w:rFonts w:ascii="Aptos" w:hAnsi="Aptos"/>
-          <w:sz w:val="24"/>
-          <w:szCs w:val="24"/>
-        </w:rPr>
-      </w:pPr>
-    </w:p>
-    <w:p>
-      <w:pPr>
-        <w:rPr>
-          <w:rFonts w:ascii="Aptos" w:hAnsi="Aptos"/>
-          <w:sz w:val="24"/>
-          <w:szCs w:val="24"/>
-        </w:rPr>
-      </w:pPr>
-    </w:p>
-    <w:p>
-      <w:pPr>
-        <w:rPr>
-          <w:rFonts w:ascii="Aptos" w:hAnsi="Aptos"/>
-          <w:sz w:val="24"/>
-          <w:szCs w:val="24"/>
-        </w:rPr>
-      </w:pPr>
-    </w:p>
-    <w:p>
-      <w:pPr>
-        <w:rPr>
-          <w:rFonts w:ascii="Aptos" w:hAnsi="Aptos"/>
-          <w:sz w:val="24"/>
-          <w:szCs w:val="24"/>
-        </w:rPr>
-      </w:pPr>
-    </w:p>
-    <w:p>
-      <w:pPr>
-        <w:rPr>
-          <w:rFonts w:ascii="Aptos" w:hAnsi="Aptos"/>
-          <w:sz w:val="24"/>
-          <w:szCs w:val="24"/>
-        </w:rPr>
-      </w:pPr>
-    </w:p>
-    <w:p>
-      <w:pPr>
-        <w:rPr>
-          <w:rFonts w:ascii="Aptos" w:hAnsi="Aptos"/>
-          <w:sz w:val="24"/>
-          <w:szCs w:val="24"/>
-        </w:rPr>
-      </w:pPr>
-    </w:p>
-    <w:p>
-      <w:pPr>
-        <w:rPr>
-          <w:rFonts w:ascii="Aptos" w:hAnsi="Aptos"/>
-          <w:sz w:val="24"/>
-          <w:szCs w:val="24"/>
-        </w:rPr>
-      </w:pPr>
-    </w:p>
-    <w:p>
-      <w:pPr>
-        <w:rPr>
-          <w:rFonts w:ascii="Aptos" w:hAnsi="Aptos"/>
-          <w:sz w:val="24"/>
-          <w:szCs w:val="24"/>
-        </w:rPr>
-      </w:pPr>
-    </w:p>
-    <w:p>
-      <w:pPr>
-        <w:rPr>
-          <w:rFonts w:ascii="Aptos" w:hAnsi="Aptos"/>
-          <w:sz w:val="24"/>
-          <w:szCs w:val="24"/>
-        </w:rPr>
-      </w:pPr>
-    </w:p>
-    <w:p>
-      <w:pPr>
-        <w:rPr>
-          <w:rFonts w:ascii="Aptos" w:hAnsi="Aptos"/>
-          <w:sz w:val="24"/>
-          <w:szCs w:val="24"/>
-        </w:rPr>
-      </w:pPr>
-    </w:p>
-    <w:p>
-      <w:pPr>
-        <w:numPr>
-          <w:ilvl w:val="0"/>
-          <w:numId w:val="33"/>
-        </w:numPr>
-        <w:rPr>
-          <w:rFonts w:ascii="Aptos" w:hAnsi="Aptos"/>
-          <w:sz w:val="24"/>
-          <w:szCs w:val="24"/>
-        </w:rPr>
-      </w:pPr>
-      <w:r>
-        <w:rPr>
-          <w:rFonts w:ascii="Aptos" w:hAnsi="Aptos"/>
-          <w:sz w:val="24"/>
-          <w:szCs w:val="24"/>
-        </w:rPr>
-        <w:lastRenderedPageBreak/>
-        <w:t>Feature importance analysis.</w:t>
-      </w:r>
-    </w:p>
-    <w:p>
-      <w:pPr>
-        <w:jc w:val="center"/>
-        <w:rPr>
-          <w:rFonts w:ascii="Aptos" w:hAnsi="Aptos"/>
-          <w:sz w:val="24"/>
-          <w:szCs w:val="24"/>
-        </w:rPr>
-      </w:pPr>
-      <w:r>
-        <w:rPr>
-          <w:rFonts w:ascii="Aptos" w:hAnsi="Aptos"/>
-          <w:noProof/>
-          <w:sz w:val="24"/>
-          <w:szCs w:val="24"/>
-        </w:rPr>
-        <w:drawing>
-          <wp:inline distT="0" distB="0" distL="0" distR="0" wp14:anchorId="52DE1751" wp14:editId="3A4EC7A9">
-            <wp:extent cx="5943600" cy="3576955"/>
-            <wp:effectExtent l="0" t="0" r="0" b="4445"/>
-            <wp:docPr id="856161981" name="Picture 1"/>
-            <wp:cNvGraphicFramePr>
-              <a:graphicFrameLocks xmlns:a="http://schemas.openxmlformats.org/drawingml/2006/main" noChangeAspect="1"/>
-            </wp:cNvGraphicFramePr>
-            <a:graphic xmlns:a="http://schemas.openxmlformats.org/drawingml/2006/main">
-              <a:graphicData uri="http://schemas.openxmlformats.org/drawingml/2006/picture">
-                <pic:pic xmlns:pic="http://schemas.openxmlformats.org/drawingml/2006/picture">
-                  <pic:nvPicPr>
-                    <pic:cNvPr id="856161981" name=""/>
+                    <pic:cNvPr id="1863698458" name=""/>
                     <pic:cNvPicPr/>
                   </pic:nvPicPr>
                   <pic:blipFill>
@@ -5811,7 +5570,7 @@
                   <pic:spPr>
                     <a:xfrm>
                       <a:off x="0" y="0"/>
-                      <a:ext cx="5943600" cy="3576955"/>
+                      <a:ext cx="5597479" cy="4071329"/>
                     </a:xfrm>
                     <a:prstGeom prst="rect">
                       <a:avLst/>
@@ -5842,30 +5601,29 @@
           <w:sz w:val="24"/>
           <w:szCs w:val="24"/>
         </w:rPr>
-        <w:t>Residual plots.</w:t>
-      </w:r>
-    </w:p>
-    <w:p>
-      <w:pPr>
-        <w:jc w:val="center"/>
-        <w:rPr>
-          <w:rFonts w:ascii="Aptos" w:hAnsi="Aptos"/>
-          <w:sz w:val="24"/>
-          <w:szCs w:val="24"/>
-        </w:rPr>
-      </w:pPr>
-      <w:r>
-        <w:rPr>
-          <w:rFonts w:ascii="Aptos" w:hAnsi="Aptos"/>
-          <w:noProof/>
+        <w:lastRenderedPageBreak/>
+        <w:t>Feature importance analysis.</w:t>
+      </w:r>
+    </w:p>
+    <w:p>
+      <w:pPr>
+        <w:rPr>
+          <w:rFonts w:ascii="Aptos" w:hAnsi="Aptos"/>
+          <w:sz w:val="24"/>
+          <w:szCs w:val="24"/>
+        </w:rPr>
+      </w:pPr>
+      <w:r>
+        <w:rPr>
+          <w:rFonts w:ascii="Aptos" w:hAnsi="Aptos"/>
           <w:sz w:val="24"/>
           <w:szCs w:val="24"/>
         </w:rPr>
         <w:drawing>
-          <wp:inline distT="0" distB="0" distL="0" distR="0" wp14:anchorId="75F5B240" wp14:editId="1D4EEBE3">
-            <wp:extent cx="5419725" cy="3698847"/>
-            <wp:effectExtent l="0" t="0" r="0" b="0"/>
-            <wp:docPr id="873116404" name="Picture 1"/>
+          <wp:inline distT="0" distB="0" distL="0" distR="0" wp14:anchorId="318DDDCD" wp14:editId="05E41CD7">
+            <wp:extent cx="5943600" cy="3192145"/>
+            <wp:effectExtent l="0" t="0" r="0" b="8255"/>
+            <wp:docPr id="595993164" name="Picture 1"/>
             <wp:cNvGraphicFramePr>
               <a:graphicFrameLocks xmlns:a="http://schemas.openxmlformats.org/drawingml/2006/main" noChangeAspect="1"/>
             </wp:cNvGraphicFramePr>
@@ -5873,7 +5631,7 @@
               <a:graphicData uri="http://schemas.openxmlformats.org/drawingml/2006/picture">
                 <pic:pic xmlns:pic="http://schemas.openxmlformats.org/drawingml/2006/picture">
                   <pic:nvPicPr>
-                    <pic:cNvPr id="873116404" name=""/>
+                    <pic:cNvPr id="595993164" name=""/>
                     <pic:cNvPicPr/>
                   </pic:nvPicPr>
                   <pic:blipFill>
@@ -5885,7 +5643,7 @@
                   <pic:spPr>
                     <a:xfrm>
                       <a:off x="0" y="0"/>
-                      <a:ext cx="5424139" cy="3701859"/>
+                      <a:ext cx="5943600" cy="3192145"/>
                     </a:xfrm>
                     <a:prstGeom prst="rect">
                       <a:avLst/>
@@ -5900,26 +5658,45 @@
     </w:p>
     <w:p>
       <w:pPr>
-        <w:jc w:val="center"/>
-        <w:rPr>
-          <w:rFonts w:ascii="Aptos" w:hAnsi="Aptos"/>
-          <w:sz w:val="24"/>
-          <w:szCs w:val="24"/>
-        </w:rPr>
-      </w:pPr>
-      <w:r>
-        <w:rPr>
-          <w:rFonts w:ascii="Aptos" w:hAnsi="Aptos"/>
-          <w:noProof/>
+        <w:numPr>
+          <w:ilvl w:val="0"/>
+          <w:numId w:val="33"/>
+        </w:numPr>
+        <w:rPr>
+          <w:rFonts w:ascii="Aptos" w:hAnsi="Aptos"/>
+          <w:sz w:val="24"/>
+          <w:szCs w:val="24"/>
+        </w:rPr>
+      </w:pPr>
+      <w:r>
+        <w:rPr>
+          <w:rFonts w:ascii="Aptos" w:hAnsi="Aptos"/>
+          <w:sz w:val="24"/>
+          <w:szCs w:val="24"/>
+        </w:rPr>
+        <w:t>Residual plots.</w:t>
+      </w:r>
+    </w:p>
+    <w:p>
+      <w:pPr>
+        <w:rPr>
+          <w:rFonts w:ascii="Aptos" w:hAnsi="Aptos"/>
+          <w:sz w:val="24"/>
+          <w:szCs w:val="24"/>
+        </w:rPr>
+      </w:pPr>
+      <w:r>
+        <w:rPr>
+          <w:rFonts w:ascii="Aptos" w:hAnsi="Aptos"/>
           <w:sz w:val="24"/>
           <w:szCs w:val="24"/>
         </w:rPr>
         <w:lastRenderedPageBreak/>
         <w:drawing>
-          <wp:inline distT="0" distB="0" distL="0" distR="0" wp14:anchorId="5B9396EE" wp14:editId="21B2D654">
-            <wp:extent cx="5943600" cy="3967480"/>
-            <wp:effectExtent l="0" t="0" r="0" b="0"/>
-            <wp:docPr id="2052266923" name="Picture 1"/>
+          <wp:inline distT="0" distB="0" distL="0" distR="0" wp14:anchorId="0FB53746" wp14:editId="36163DAA">
+            <wp:extent cx="5677692" cy="4829849"/>
+            <wp:effectExtent l="0" t="0" r="0" b="8890"/>
+            <wp:docPr id="929260988" name="Picture 1"/>
             <wp:cNvGraphicFramePr>
               <a:graphicFrameLocks xmlns:a="http://schemas.openxmlformats.org/drawingml/2006/main" noChangeAspect="1"/>
             </wp:cNvGraphicFramePr>
@@ -5927,7 +5704,7 @@
               <a:graphicData uri="http://schemas.openxmlformats.org/drawingml/2006/picture">
                 <pic:pic xmlns:pic="http://schemas.openxmlformats.org/drawingml/2006/picture">
                   <pic:nvPicPr>
-                    <pic:cNvPr id="2052266923" name=""/>
+                    <pic:cNvPr id="929260988" name=""/>
                     <pic:cNvPicPr/>
                   </pic:nvPicPr>
                   <pic:blipFill>
@@ -5939,7 +5716,7 @@
                   <pic:spPr>
                     <a:xfrm>
                       <a:off x="0" y="0"/>
-                      <a:ext cx="5943600" cy="3967480"/>
+                      <a:ext cx="5677692" cy="4829849"/>
                     </a:xfrm>
                     <a:prstGeom prst="rect">
                       <a:avLst/>
@@ -5954,47 +5731,24 @@
     </w:p>
     <w:p>
       <w:pPr>
-        <w:pStyle w:val="ListParagraph"/>
-        <w:numPr>
-          <w:ilvl w:val="0"/>
-          <w:numId w:val="33"/>
-        </w:numPr>
-        <w:rPr>
-          <w:rFonts w:ascii="Aptos" w:hAnsi="Aptos"/>
-          <w:sz w:val="24"/>
-          <w:szCs w:val="24"/>
-        </w:rPr>
-      </w:pPr>
-      <w:r>
-        <w:rPr>
-          <w:rFonts w:ascii="Aptos" w:hAnsi="Aptos"/>
-          <w:sz w:val="24"/>
-          <w:szCs w:val="24"/>
-        </w:rPr>
-        <w:t>Additional Visualizations:</w:t>
-      </w:r>
-    </w:p>
-    <w:p>
-      <w:pPr>
-        <w:jc w:val="center"/>
-        <w:rPr>
-          <w:rFonts w:ascii="Aptos" w:hAnsi="Aptos"/>
-          <w:sz w:val="24"/>
-          <w:szCs w:val="24"/>
-        </w:rPr>
-      </w:pPr>
-      <w:r>
-        <w:rPr>
-          <w:rFonts w:ascii="Aptos" w:hAnsi="Aptos"/>
-          <w:noProof/>
-          <w:sz w:val="24"/>
-          <w:szCs w:val="24"/>
-        </w:rPr>
+        <w:rPr>
+          <w:rFonts w:ascii="Aptos" w:hAnsi="Aptos"/>
+          <w:sz w:val="24"/>
+          <w:szCs w:val="24"/>
+        </w:rPr>
+      </w:pPr>
+      <w:r>
+        <w:rPr>
+          <w:rFonts w:ascii="Aptos" w:hAnsi="Aptos"/>
+          <w:sz w:val="24"/>
+          <w:szCs w:val="24"/>
+        </w:rPr>
+        <w:lastRenderedPageBreak/>
         <w:drawing>
-          <wp:inline distT="0" distB="0" distL="0" distR="0" wp14:anchorId="0C1188F9" wp14:editId="74CF958E">
-            <wp:extent cx="5152250" cy="3667125"/>
+          <wp:inline distT="0" distB="0" distL="0" distR="0" wp14:anchorId="524A8BDA" wp14:editId="64BAF938">
+            <wp:extent cx="5943600" cy="4078605"/>
             <wp:effectExtent l="0" t="0" r="0" b="0"/>
-            <wp:docPr id="1221204552" name="Picture 1"/>
+            <wp:docPr id="1368784245" name="Picture 1"/>
             <wp:cNvGraphicFramePr>
               <a:graphicFrameLocks xmlns:a="http://schemas.openxmlformats.org/drawingml/2006/main" noChangeAspect="1"/>
             </wp:cNvGraphicFramePr>
@@ -6002,7 +5756,7 @@
               <a:graphicData uri="http://schemas.openxmlformats.org/drawingml/2006/picture">
                 <pic:pic xmlns:pic="http://schemas.openxmlformats.org/drawingml/2006/picture">
                   <pic:nvPicPr>
-                    <pic:cNvPr id="1221204552" name=""/>
+                    <pic:cNvPr id="1368784245" name=""/>
                     <pic:cNvPicPr/>
                   </pic:nvPicPr>
                   <pic:blipFill>
@@ -6014,7 +5768,7 @@
                   <pic:spPr>
                     <a:xfrm>
                       <a:off x="0" y="0"/>
-                      <a:ext cx="5168630" cy="3678783"/>
+                      <a:ext cx="5943600" cy="4078605"/>
                     </a:xfrm>
                     <a:prstGeom prst="rect">
                       <a:avLst/>
@@ -6029,26 +5783,45 @@
     </w:p>
     <w:p>
       <w:pPr>
-        <w:jc w:val="center"/>
-        <w:rPr>
-          <w:rFonts w:ascii="Aptos" w:hAnsi="Aptos"/>
-          <w:sz w:val="24"/>
-          <w:szCs w:val="24"/>
-        </w:rPr>
-      </w:pPr>
-      <w:r>
-        <w:rPr>
-          <w:rFonts w:ascii="Aptos" w:hAnsi="Aptos"/>
-          <w:noProof/>
-          <w:sz w:val="24"/>
-          <w:szCs w:val="24"/>
-        </w:rPr>
-        <w:lastRenderedPageBreak/>
+        <w:pStyle w:val="ListParagraph"/>
+        <w:numPr>
+          <w:ilvl w:val="0"/>
+          <w:numId w:val="33"/>
+        </w:numPr>
+        <w:rPr>
+          <w:rFonts w:ascii="Aptos" w:hAnsi="Aptos"/>
+          <w:sz w:val="24"/>
+          <w:szCs w:val="24"/>
+        </w:rPr>
+      </w:pPr>
+      <w:r>
+        <w:rPr>
+          <w:rFonts w:ascii="Aptos" w:hAnsi="Aptos"/>
+          <w:sz w:val="24"/>
+          <w:szCs w:val="24"/>
+        </w:rPr>
+        <w:t>Additional Visualizations:</w:t>
+      </w:r>
+    </w:p>
+    <w:p>
+      <w:pPr>
+        <w:rPr>
+          <w:rFonts w:ascii="Aptos" w:hAnsi="Aptos"/>
+          <w:sz w:val="24"/>
+          <w:szCs w:val="24"/>
+        </w:rPr>
+      </w:pPr>
+      <w:r>
+        <w:rPr>
+          <w:rFonts w:ascii="Aptos" w:hAnsi="Aptos"/>
+          <w:sz w:val="24"/>
+          <w:szCs w:val="24"/>
+        </w:rPr>
         <w:drawing>
-          <wp:inline distT="0" distB="0" distL="0" distR="0" wp14:anchorId="28127B6E" wp14:editId="2167DCC8">
-            <wp:extent cx="5943600" cy="969645"/>
-            <wp:effectExtent l="0" t="0" r="0" b="1905"/>
-            <wp:docPr id="220932955" name="Picture 1"/>
+          <wp:inline distT="0" distB="0" distL="0" distR="0" wp14:anchorId="0E090252" wp14:editId="19C96E8C">
+            <wp:extent cx="5095703" cy="3600450"/>
+            <wp:effectExtent l="0" t="0" r="0" b="0"/>
+            <wp:docPr id="953030180" name="Picture 1"/>
             <wp:cNvGraphicFramePr>
               <a:graphicFrameLocks xmlns:a="http://schemas.openxmlformats.org/drawingml/2006/main" noChangeAspect="1"/>
             </wp:cNvGraphicFramePr>
@@ -6056,7 +5829,7 @@
               <a:graphicData uri="http://schemas.openxmlformats.org/drawingml/2006/picture">
                 <pic:pic xmlns:pic="http://schemas.openxmlformats.org/drawingml/2006/picture">
                   <pic:nvPicPr>
-                    <pic:cNvPr id="220932955" name=""/>
+                    <pic:cNvPr id="953030180" name=""/>
                     <pic:cNvPicPr/>
                   </pic:nvPicPr>
                   <pic:blipFill>
@@ -6068,7 +5841,7 @@
                   <pic:spPr>
                     <a:xfrm>
                       <a:off x="0" y="0"/>
-                      <a:ext cx="5943600" cy="969645"/>
+                      <a:ext cx="5114324" cy="3613607"/>
                     </a:xfrm>
                     <a:prstGeom prst="rect">
                       <a:avLst/>
@@ -6083,25 +5856,24 @@
     </w:p>
     <w:p>
       <w:pPr>
-        <w:jc w:val="center"/>
-        <w:rPr>
-          <w:rFonts w:ascii="Aptos" w:hAnsi="Aptos"/>
-          <w:sz w:val="24"/>
-          <w:szCs w:val="24"/>
-        </w:rPr>
-      </w:pPr>
-      <w:r>
-        <w:rPr>
-          <w:rFonts w:ascii="Aptos" w:hAnsi="Aptos"/>
-          <w:noProof/>
-          <w:sz w:val="24"/>
-          <w:szCs w:val="24"/>
-        </w:rPr>
+        <w:rPr>
+          <w:rFonts w:ascii="Aptos" w:hAnsi="Aptos"/>
+          <w:sz w:val="24"/>
+          <w:szCs w:val="24"/>
+        </w:rPr>
+      </w:pPr>
+      <w:r>
+        <w:rPr>
+          <w:rFonts w:ascii="Aptos" w:hAnsi="Aptos"/>
+          <w:sz w:val="24"/>
+          <w:szCs w:val="24"/>
+        </w:rPr>
+        <w:lastRenderedPageBreak/>
         <w:drawing>
-          <wp:inline distT="0" distB="0" distL="0" distR="0" wp14:anchorId="74FFFA6A" wp14:editId="1B36BDDB">
-            <wp:extent cx="5306165" cy="5382376"/>
-            <wp:effectExtent l="0" t="0" r="8890" b="8890"/>
-            <wp:docPr id="2089463422" name="Picture 1"/>
+          <wp:inline distT="0" distB="0" distL="0" distR="0" wp14:anchorId="60CC88C4" wp14:editId="21A7C0AA">
+            <wp:extent cx="4486901" cy="1228896"/>
+            <wp:effectExtent l="0" t="0" r="9525" b="9525"/>
+            <wp:docPr id="1504764516" name="Picture 1"/>
             <wp:cNvGraphicFramePr>
               <a:graphicFrameLocks xmlns:a="http://schemas.openxmlformats.org/drawingml/2006/main" noChangeAspect="1"/>
             </wp:cNvGraphicFramePr>
@@ -6109,7 +5881,7 @@
               <a:graphicData uri="http://schemas.openxmlformats.org/drawingml/2006/picture">
                 <pic:pic xmlns:pic="http://schemas.openxmlformats.org/drawingml/2006/picture">
                   <pic:nvPicPr>
-                    <pic:cNvPr id="2089463422" name=""/>
+                    <pic:cNvPr id="1504764516" name=""/>
                     <pic:cNvPicPr/>
                   </pic:nvPicPr>
                   <pic:blipFill>
@@ -6121,7 +5893,7 @@
                   <pic:spPr>
                     <a:xfrm>
                       <a:off x="0" y="0"/>
-                      <a:ext cx="5306165" cy="5382376"/>
+                      <a:ext cx="4486901" cy="1228896"/>
                     </a:xfrm>
                     <a:prstGeom prst="rect">
                       <a:avLst/>
@@ -6133,6 +5905,57 @@
           </wp:inline>
         </w:drawing>
       </w:r>
+    </w:p>
+    <w:p>
+      <w:pPr>
+        <w:rPr>
+          <w:rFonts w:ascii="Aptos" w:hAnsi="Aptos"/>
+          <w:sz w:val="24"/>
+          <w:szCs w:val="24"/>
+        </w:rPr>
+      </w:pPr>
+      <w:r>
+        <w:rPr>
+          <w:rFonts w:ascii="Aptos" w:hAnsi="Aptos"/>
+          <w:sz w:val="24"/>
+          <w:szCs w:val="24"/>
+        </w:rPr>
+        <w:drawing>
+          <wp:inline distT="0" distB="0" distL="0" distR="0" wp14:anchorId="67A84F69" wp14:editId="3EFB55B9">
+            <wp:extent cx="5677692" cy="5391902"/>
+            <wp:effectExtent l="0" t="0" r="0" b="0"/>
+            <wp:docPr id="266500529" name="Picture 1"/>
+            <wp:cNvGraphicFramePr>
+              <a:graphicFrameLocks xmlns:a="http://schemas.openxmlformats.org/drawingml/2006/main" noChangeAspect="1"/>
+            </wp:cNvGraphicFramePr>
+            <a:graphic xmlns:a="http://schemas.openxmlformats.org/drawingml/2006/main">
+              <a:graphicData uri="http://schemas.openxmlformats.org/drawingml/2006/picture">
+                <pic:pic xmlns:pic="http://schemas.openxmlformats.org/drawingml/2006/picture">
+                  <pic:nvPicPr>
+                    <pic:cNvPr id="266500529" name=""/>
+                    <pic:cNvPicPr/>
+                  </pic:nvPicPr>
+                  <pic:blipFill>
+                    <a:blip r:embed="rId19"/>
+                    <a:stretch>
+                      <a:fillRect/>
+                    </a:stretch>
+                  </pic:blipFill>
+                  <pic:spPr>
+                    <a:xfrm>
+                      <a:off x="0" y="0"/>
+                      <a:ext cx="5677692" cy="5391902"/>
+                    </a:xfrm>
+                    <a:prstGeom prst="rect">
+                      <a:avLst/>
+                    </a:prstGeom>
+                  </pic:spPr>
+                </pic:pic>
+              </a:graphicData>
+            </a:graphic>
+          </wp:inline>
+        </w:drawing>
+      </w:r>
       <w:r>
         <w:rPr>
           <w:rFonts w:ascii="Aptos" w:hAnsi="Aptos"/>
@@ -6207,7 +6030,6 @@
           <w:sz w:val="36"/>
           <w:szCs w:val="36"/>
         </w:rPr>
-        <w:lastRenderedPageBreak/>
         <w:t>Conclusion</w:t>
       </w:r>
     </w:p>
@@ -6605,6 +6427,7 @@
           <w:sz w:val="24"/>
           <w:szCs w:val="24"/>
         </w:rPr>
+        <w:lastRenderedPageBreak/>
         <w:t>MedInc</w:t>
       </w:r>
       <w:proofErr w:type="spellEnd"/>
@@ -6655,7 +6478,6 @@
           <w:sz w:val="24"/>
           <w:szCs w:val="24"/>
         </w:rPr>
-        <w:lastRenderedPageBreak/>
         <w:t>Challenges:</w:t>
       </w:r>
       <w:r>
@@ -6684,15 +6506,228 @@
           <w:szCs w:val="24"/>
         </w:rPr>
       </w:pPr>
-    </w:p>
-    <w:p>
-      <w:pPr>
-        <w:rPr>
-          <w:rFonts w:ascii="Aptos" w:hAnsi="Aptos"/>
-          <w:sz w:val="24"/>
-          <w:szCs w:val="24"/>
-        </w:rPr>
-      </w:pPr>
+      <w:r>
+        <w:rPr>
+          <w:rFonts w:ascii="Aptos" w:hAnsi="Aptos"/>
+          <w:sz w:val="24"/>
+          <w:szCs w:val="24"/>
+        </w:rPr>
+        <w:t>References:</w:t>
+      </w:r>
+    </w:p>
+    <w:p>
+      <w:pPr>
+        <w:pStyle w:val="ListParagraph"/>
+        <w:numPr>
+          <w:ilvl w:val="0"/>
+          <w:numId w:val="35"/>
+        </w:numPr>
+        <w:rPr>
+          <w:rFonts w:ascii="Aptos" w:hAnsi="Aptos"/>
+          <w:sz w:val="24"/>
+          <w:szCs w:val="24"/>
+        </w:rPr>
+      </w:pPr>
+      <w:r>
+        <w:rPr>
+          <w:rFonts w:ascii="Aptos" w:hAnsi="Aptos"/>
+          <w:sz w:val="24"/>
+          <w:szCs w:val="24"/>
+        </w:rPr>
+        <w:t xml:space="preserve"> https://scikit-learn.org/stable/</w:t>
+      </w:r>
+    </w:p>
+    <w:p>
+      <w:pPr>
+        <w:pStyle w:val="ListParagraph"/>
+        <w:numPr>
+          <w:ilvl w:val="0"/>
+          <w:numId w:val="35"/>
+        </w:numPr>
+        <w:rPr>
+          <w:rFonts w:ascii="Aptos" w:hAnsi="Aptos"/>
+          <w:sz w:val="24"/>
+          <w:szCs w:val="24"/>
+        </w:rPr>
+      </w:pPr>
+      <w:r>
+        <w:rPr>
+          <w:rFonts w:ascii="Aptos" w:hAnsi="Aptos"/>
+          <w:sz w:val="24"/>
+          <w:szCs w:val="24"/>
+        </w:rPr>
+        <w:t>https://pandas.pydata.org/docs/</w:t>
+      </w:r>
+    </w:p>
+    <w:p>
+      <w:pPr>
+        <w:pStyle w:val="ListParagraph"/>
+        <w:numPr>
+          <w:ilvl w:val="0"/>
+          <w:numId w:val="35"/>
+        </w:numPr>
+        <w:rPr>
+          <w:rFonts w:ascii="Aptos" w:hAnsi="Aptos"/>
+          <w:sz w:val="24"/>
+          <w:szCs w:val="24"/>
+        </w:rPr>
+      </w:pPr>
+      <w:r>
+        <w:rPr>
+          <w:rFonts w:ascii="Aptos" w:hAnsi="Aptos"/>
+          <w:sz w:val="24"/>
+          <w:szCs w:val="24"/>
+        </w:rPr>
+        <w:t>https://matplotlib.org/stable/index.html</w:t>
+      </w:r>
+    </w:p>
+    <w:p>
+      <w:pPr>
+        <w:pStyle w:val="ListParagraph"/>
+        <w:numPr>
+          <w:ilvl w:val="0"/>
+          <w:numId w:val="35"/>
+        </w:numPr>
+        <w:rPr>
+          <w:rFonts w:ascii="Aptos" w:hAnsi="Aptos"/>
+          <w:sz w:val="24"/>
+          <w:szCs w:val="24"/>
+        </w:rPr>
+      </w:pPr>
+      <w:r>
+        <w:rPr>
+          <w:rFonts w:ascii="Aptos" w:hAnsi="Aptos"/>
+          <w:sz w:val="24"/>
+          <w:szCs w:val="24"/>
+        </w:rPr>
+        <w:t>https://seaborn.pydata.org/</w:t>
+      </w:r>
+    </w:p>
+    <w:p>
+      <w:pPr>
+        <w:pStyle w:val="ListParagraph"/>
+        <w:numPr>
+          <w:ilvl w:val="0"/>
+          <w:numId w:val="35"/>
+        </w:numPr>
+        <w:rPr>
+          <w:rFonts w:ascii="Aptos" w:hAnsi="Aptos"/>
+          <w:sz w:val="24"/>
+          <w:szCs w:val="24"/>
+        </w:rPr>
+      </w:pPr>
+      <w:r>
+        <w:rPr>
+          <w:rFonts w:ascii="Aptos" w:hAnsi="Aptos"/>
+          <w:sz w:val="24"/>
+          <w:szCs w:val="24"/>
+        </w:rPr>
+        <w:t>https://sciki</w:t>
+      </w:r>
+      <w:r>
+        <w:rPr>
+          <w:rFonts w:ascii="Aptos" w:hAnsi="Aptos"/>
+          <w:sz w:val="24"/>
+          <w:szCs w:val="24"/>
+        </w:rPr>
+        <w:t>t</w:t>
+      </w:r>
+      <w:r>
+        <w:rPr>
+          <w:rFonts w:ascii="Aptos" w:hAnsi="Aptos"/>
+          <w:sz w:val="24"/>
+          <w:szCs w:val="24"/>
+        </w:rPr>
+        <w:t>learn.org/stable/modules/generated/sklearn.model_selection.GridSearchCV.html</w:t>
+      </w:r>
+    </w:p>
+    <w:p>
+      <w:pPr>
+        <w:pStyle w:val="ListParagraph"/>
+        <w:numPr>
+          <w:ilvl w:val="0"/>
+          <w:numId w:val="35"/>
+        </w:numPr>
+        <w:rPr>
+          <w:rFonts w:ascii="Aptos" w:hAnsi="Aptos"/>
+          <w:sz w:val="24"/>
+          <w:szCs w:val="24"/>
+        </w:rPr>
+      </w:pPr>
+      <w:r>
+        <w:rPr>
+          <w:rFonts w:ascii="Aptos" w:hAnsi="Aptos"/>
+          <w:sz w:val="24"/>
+          <w:szCs w:val="24"/>
+        </w:rPr>
+        <w:t>https://scikit-learn.org/stable/modules/generated/sklearn.datasets.fetch_california_housing.html</w:t>
+      </w:r>
+    </w:p>
+    <w:p>
+      <w:pPr>
+        <w:pStyle w:val="ListParagraph"/>
+        <w:numPr>
+          <w:ilvl w:val="0"/>
+          <w:numId w:val="35"/>
+        </w:numPr>
+        <w:rPr>
+          <w:rFonts w:ascii="Aptos" w:hAnsi="Aptos"/>
+          <w:sz w:val="24"/>
+          <w:szCs w:val="24"/>
+        </w:rPr>
+      </w:pPr>
+      <w:r>
+        <w:rPr>
+          <w:rFonts w:ascii="Aptos" w:hAnsi="Aptos"/>
+          <w:sz w:val="24"/>
+          <w:szCs w:val="24"/>
+        </w:rPr>
+        <w:t>https://explained.ai/gradient-boosting/index.html</w:t>
+      </w:r>
+    </w:p>
+    <w:p>
+      <w:pPr>
+        <w:pStyle w:val="ListParagraph"/>
+        <w:numPr>
+          <w:ilvl w:val="0"/>
+          <w:numId w:val="35"/>
+        </w:numPr>
+        <w:rPr>
+          <w:rFonts w:ascii="Aptos" w:hAnsi="Aptos"/>
+          <w:sz w:val="24"/>
+          <w:szCs w:val="24"/>
+        </w:rPr>
+      </w:pPr>
+      <w:r>
+        <w:rPr>
+          <w:rFonts w:ascii="Aptos" w:hAnsi="Aptos"/>
+          <w:sz w:val="24"/>
+          <w:szCs w:val="24"/>
+        </w:rPr>
+        <w:t>https://www.analyticsvidhya.com/blog/2015/12/improve-machine-learning-results/</w:t>
+      </w:r>
+    </w:p>
+    <w:p>
+      <w:pPr>
+        <w:pStyle w:val="ListParagraph"/>
+        <w:numPr>
+          <w:ilvl w:val="0"/>
+          <w:numId w:val="35"/>
+        </w:numPr>
+        <w:rPr>
+          <w:rFonts w:ascii="Aptos" w:hAnsi="Aptos"/>
+          <w:sz w:val="24"/>
+          <w:szCs w:val="24"/>
+        </w:rPr>
+      </w:pPr>
+      <w:r>
+        <w:rPr>
+          <w:rFonts w:ascii="Aptos" w:hAnsi="Aptos"/>
+          <w:sz w:val="24"/>
+          <w:szCs w:val="24"/>
+        </w:rPr>
+        <w:t>https://towardsdatascience.com/metrics-to-evaluate-your-machine-learning-algorithm-f10ba6e38234</w:t>
+      </w:r>
     </w:p>
     <w:p>
       <w:pPr>
@@ -6838,6 +6873,119 @@
     </w:lvl>
   </w:abstractNum>
   <w:abstractNum w:abstractNumId="1" w15:restartNumberingAfterBreak="0">
+    <w:nsid w:val="10C63802"/>
+    <w:multiLevelType w:val="hybridMultilevel"/>
+    <w:tmpl w:val="E7F09C90"/>
+    <w:lvl w:ilvl="0" w:tplc="0409000D">
+      <w:start w:val="1"/>
+      <w:numFmt w:val="bullet"/>
+      <w:lvlText w:val=""/>
+      <w:lvlJc w:val="left"/>
+      <w:pPr>
+        <w:ind w:left="720" w:hanging="360"/>
+      </w:pPr>
+      <w:rPr>
+        <w:rFonts w:ascii="Wingdings" w:hAnsi="Wingdings" w:hint="default"/>
+      </w:rPr>
+    </w:lvl>
+    <w:lvl w:ilvl="1" w:tplc="04090003" w:tentative="1">
+      <w:start w:val="1"/>
+      <w:numFmt w:val="bullet"/>
+      <w:lvlText w:val="o"/>
+      <w:lvlJc w:val="left"/>
+      <w:pPr>
+        <w:ind w:left="1440" w:hanging="360"/>
+      </w:pPr>
+      <w:rPr>
+        <w:rFonts w:ascii="Courier New" w:hAnsi="Courier New" w:cs="Courier New" w:hint="default"/>
+      </w:rPr>
+    </w:lvl>
+    <w:lvl w:ilvl="2" w:tplc="04090005" w:tentative="1">
+      <w:start w:val="1"/>
+      <w:numFmt w:val="bullet"/>
+      <w:lvlText w:val=""/>
+      <w:lvlJc w:val="left"/>
+      <w:pPr>
+        <w:ind w:left="2160" w:hanging="360"/>
+      </w:pPr>
+      <w:rPr>
+        <w:rFonts w:ascii="Wingdings" w:hAnsi="Wingdings" w:hint="default"/>
+      </w:rPr>
+    </w:lvl>
+    <w:lvl w:ilvl="3" w:tplc="04090001" w:tentative="1">
+      <w:start w:val="1"/>
+      <w:numFmt w:val="bullet"/>
+      <w:lvlText w:val=""/>
+      <w:lvlJc w:val="left"/>
+      <w:pPr>
+        <w:ind w:left="2880" w:hanging="360"/>
+      </w:pPr>
+      <w:rPr>
+        <w:rFonts w:ascii="Symbol" w:hAnsi="Symbol" w:hint="default"/>
+      </w:rPr>
+    </w:lvl>
+    <w:lvl w:ilvl="4" w:tplc="04090003" w:tentative="1">
+      <w:start w:val="1"/>
+      <w:numFmt w:val="bullet"/>
+      <w:lvlText w:val="o"/>
+      <w:lvlJc w:val="left"/>
+      <w:pPr>
+        <w:ind w:left="3600" w:hanging="360"/>
+      </w:pPr>
+      <w:rPr>
+        <w:rFonts w:ascii="Courier New" w:hAnsi="Courier New" w:cs="Courier New" w:hint="default"/>
+      </w:rPr>
+    </w:lvl>
+    <w:lvl w:ilvl="5" w:tplc="04090005" w:tentative="1">
+      <w:start w:val="1"/>
+      <w:numFmt w:val="bullet"/>
+      <w:lvlText w:val=""/>
+      <w:lvlJc w:val="left"/>
+      <w:pPr>
+        <w:ind w:left="4320" w:hanging="360"/>
+      </w:pPr>
+      <w:rPr>
+        <w:rFonts w:ascii="Wingdings" w:hAnsi="Wingdings" w:hint="default"/>
+      </w:rPr>
+    </w:lvl>
+    <w:lvl w:ilvl="6" w:tplc="04090001" w:tentative="1">
+      <w:start w:val="1"/>
+      <w:numFmt w:val="bullet"/>
+      <w:lvlText w:val=""/>
+      <w:lvlJc w:val="left"/>
+      <w:pPr>
+        <w:ind w:left="5040" w:hanging="360"/>
+      </w:pPr>
+      <w:rPr>
+        <w:rFonts w:ascii="Symbol" w:hAnsi="Symbol" w:hint="default"/>
+      </w:rPr>
+    </w:lvl>
+    <w:lvl w:ilvl="7" w:tplc="04090003" w:tentative="1">
+      <w:start w:val="1"/>
+      <w:numFmt w:val="bullet"/>
+      <w:lvlText w:val="o"/>
+      <w:lvlJc w:val="left"/>
+      <w:pPr>
+        <w:ind w:left="5760" w:hanging="360"/>
+      </w:pPr>
+      <w:rPr>
+        <w:rFonts w:ascii="Courier New" w:hAnsi="Courier New" w:cs="Courier New" w:hint="default"/>
+      </w:rPr>
+    </w:lvl>
+    <w:lvl w:ilvl="8" w:tplc="04090005" w:tentative="1">
+      <w:start w:val="1"/>
+      <w:numFmt w:val="bullet"/>
+      <w:lvlText w:val=""/>
+      <w:lvlJc w:val="left"/>
+      <w:pPr>
+        <w:ind w:left="6480" w:hanging="360"/>
+      </w:pPr>
+      <w:rPr>
+        <w:rFonts w:ascii="Wingdings" w:hAnsi="Wingdings" w:hint="default"/>
+      </w:rPr>
+    </w:lvl>
+  </w:abstractNum>
+  <w:abstractNum w:abstractNumId="2" w15:restartNumberingAfterBreak="0">
     <w:nsid w:val="1A584A41"/>
     <w:multiLevelType w:val="multilevel"/>
     <w:tmpl w:val="C412632A"/>
@@ -6950,7 +7098,7 @@
       </w:pPr>
     </w:lvl>
   </w:abstractNum>
-  <w:abstractNum w:abstractNumId="2" w15:restartNumberingAfterBreak="0">
+  <w:abstractNum w:abstractNumId="3" w15:restartNumberingAfterBreak="0">
     <w:nsid w:val="1E2941C9"/>
     <w:multiLevelType w:val="multilevel"/>
     <w:tmpl w:val="16F2883E"/>
@@ -7099,7 +7247,7 @@
       </w:rPr>
     </w:lvl>
   </w:abstractNum>
-  <w:abstractNum w:abstractNumId="3" w15:restartNumberingAfterBreak="0">
+  <w:abstractNum w:abstractNumId="4" w15:restartNumberingAfterBreak="0">
     <w:nsid w:val="1F08323A"/>
     <w:multiLevelType w:val="multilevel"/>
     <w:tmpl w:val="27E006BE"/>
@@ -7248,7 +7396,7 @@
       </w:rPr>
     </w:lvl>
   </w:abstractNum>
-  <w:abstractNum w:abstractNumId="4" w15:restartNumberingAfterBreak="0">
+  <w:abstractNum w:abstractNumId="5" w15:restartNumberingAfterBreak="0">
     <w:nsid w:val="2D1D6B82"/>
     <w:multiLevelType w:val="multilevel"/>
     <w:tmpl w:val="3BAC967A"/>
@@ -7365,7 +7513,7 @@
       </w:pPr>
     </w:lvl>
   </w:abstractNum>
-  <w:abstractNum w:abstractNumId="5" w15:restartNumberingAfterBreak="0">
+  <w:abstractNum w:abstractNumId="6" w15:restartNumberingAfterBreak="0">
     <w:nsid w:val="3C110A78"/>
     <w:multiLevelType w:val="multilevel"/>
     <w:tmpl w:val="7A244C6C"/>
@@ -7482,7 +7630,7 @@
       </w:pPr>
     </w:lvl>
   </w:abstractNum>
-  <w:abstractNum w:abstractNumId="6" w15:restartNumberingAfterBreak="0">
+  <w:abstractNum w:abstractNumId="7" w15:restartNumberingAfterBreak="0">
     <w:nsid w:val="3E04627F"/>
     <w:multiLevelType w:val="multilevel"/>
     <w:tmpl w:val="01A22338"/>
@@ -7631,7 +7779,7 @@
       </w:rPr>
     </w:lvl>
   </w:abstractNum>
-  <w:abstractNum w:abstractNumId="7" w15:restartNumberingAfterBreak="0">
+  <w:abstractNum w:abstractNumId="8" w15:restartNumberingAfterBreak="0">
     <w:nsid w:val="3E352BB2"/>
     <w:multiLevelType w:val="multilevel"/>
     <w:tmpl w:val="FABA3454"/>
@@ -7744,7 +7892,7 @@
       </w:pPr>
     </w:lvl>
   </w:abstractNum>
-  <w:abstractNum w:abstractNumId="8" w15:restartNumberingAfterBreak="0">
+  <w:abstractNum w:abstractNumId="9" w15:restartNumberingAfterBreak="0">
     <w:nsid w:val="44442220"/>
     <w:multiLevelType w:val="multilevel"/>
     <w:tmpl w:val="B004FB68"/>
@@ -7857,7 +8005,7 @@
       </w:pPr>
     </w:lvl>
   </w:abstractNum>
-  <w:abstractNum w:abstractNumId="9" w15:restartNumberingAfterBreak="0">
+  <w:abstractNum w:abstractNumId="10" w15:restartNumberingAfterBreak="0">
     <w:nsid w:val="492E3128"/>
     <w:multiLevelType w:val="multilevel"/>
     <w:tmpl w:val="FE26937C"/>
@@ -7970,7 +8118,7 @@
       </w:pPr>
     </w:lvl>
   </w:abstractNum>
-  <w:abstractNum w:abstractNumId="10" w15:restartNumberingAfterBreak="0">
+  <w:abstractNum w:abstractNumId="11" w15:restartNumberingAfterBreak="0">
     <w:nsid w:val="4B140F38"/>
     <w:multiLevelType w:val="multilevel"/>
     <w:tmpl w:val="07C68A1C"/>
@@ -8119,7 +8267,7 @@
       </w:rPr>
     </w:lvl>
   </w:abstractNum>
-  <w:abstractNum w:abstractNumId="11" w15:restartNumberingAfterBreak="0">
+  <w:abstractNum w:abstractNumId="12" w15:restartNumberingAfterBreak="0">
     <w:nsid w:val="4B251D35"/>
     <w:multiLevelType w:val="multilevel"/>
     <w:tmpl w:val="803AC282"/>
@@ -8268,7 +8416,7 @@
       </w:rPr>
     </w:lvl>
   </w:abstractNum>
-  <w:abstractNum w:abstractNumId="12" w15:restartNumberingAfterBreak="0">
+  <w:abstractNum w:abstractNumId="13" w15:restartNumberingAfterBreak="0">
     <w:nsid w:val="4F0703BE"/>
     <w:multiLevelType w:val="multilevel"/>
     <w:tmpl w:val="6464DF3E"/>
@@ -8385,7 +8533,7 @@
       </w:pPr>
     </w:lvl>
   </w:abstractNum>
-  <w:abstractNum w:abstractNumId="13" w15:restartNumberingAfterBreak="0">
+  <w:abstractNum w:abstractNumId="14" w15:restartNumberingAfterBreak="0">
     <w:nsid w:val="559E46B6"/>
     <w:multiLevelType w:val="multilevel"/>
     <w:tmpl w:val="E7C41274"/>
@@ -8498,7 +8646,7 @@
       </w:pPr>
     </w:lvl>
   </w:abstractNum>
-  <w:abstractNum w:abstractNumId="14" w15:restartNumberingAfterBreak="0">
+  <w:abstractNum w:abstractNumId="15" w15:restartNumberingAfterBreak="0">
     <w:nsid w:val="588106C6"/>
     <w:multiLevelType w:val="multilevel"/>
     <w:tmpl w:val="F1B2DF10"/>
@@ -8611,7 +8759,7 @@
       </w:pPr>
     </w:lvl>
   </w:abstractNum>
-  <w:abstractNum w:abstractNumId="15" w15:restartNumberingAfterBreak="0">
+  <w:abstractNum w:abstractNumId="16" w15:restartNumberingAfterBreak="0">
     <w:nsid w:val="58B0289C"/>
     <w:multiLevelType w:val="multilevel"/>
     <w:tmpl w:val="5ABAF7BE"/>
@@ -8760,7 +8908,7 @@
       </w:rPr>
     </w:lvl>
   </w:abstractNum>
-  <w:abstractNum w:abstractNumId="16" w15:restartNumberingAfterBreak="0">
+  <w:abstractNum w:abstractNumId="17" w15:restartNumberingAfterBreak="0">
     <w:nsid w:val="5ADB5A38"/>
     <w:multiLevelType w:val="multilevel"/>
     <w:tmpl w:val="D20A6334"/>
@@ -8909,7 +9057,7 @@
       </w:rPr>
     </w:lvl>
   </w:abstractNum>
-  <w:abstractNum w:abstractNumId="17" w15:restartNumberingAfterBreak="0">
+  <w:abstractNum w:abstractNumId="18" w15:restartNumberingAfterBreak="0">
     <w:nsid w:val="5E1C2044"/>
     <w:multiLevelType w:val="multilevel"/>
     <w:tmpl w:val="08C02B0C"/>
@@ -9058,7 +9206,7 @@
       </w:rPr>
     </w:lvl>
   </w:abstractNum>
-  <w:abstractNum w:abstractNumId="18" w15:restartNumberingAfterBreak="0">
+  <w:abstractNum w:abstractNumId="19" w15:restartNumberingAfterBreak="0">
     <w:nsid w:val="60CD71C5"/>
     <w:multiLevelType w:val="multilevel"/>
     <w:tmpl w:val="A71C76AA"/>
@@ -9207,7 +9355,7 @@
       </w:rPr>
     </w:lvl>
   </w:abstractNum>
-  <w:abstractNum w:abstractNumId="19" w15:restartNumberingAfterBreak="0">
+  <w:abstractNum w:abstractNumId="20" w15:restartNumberingAfterBreak="0">
     <w:nsid w:val="625409FC"/>
     <w:multiLevelType w:val="multilevel"/>
     <w:tmpl w:val="7A9C2462"/>
@@ -9320,7 +9468,7 @@
       </w:pPr>
     </w:lvl>
   </w:abstractNum>
-  <w:abstractNum w:abstractNumId="20" w15:restartNumberingAfterBreak="0">
+  <w:abstractNum w:abstractNumId="21" w15:restartNumberingAfterBreak="0">
     <w:nsid w:val="629A7074"/>
     <w:multiLevelType w:val="multilevel"/>
     <w:tmpl w:val="A66C2FE4"/>
@@ -9469,7 +9617,7 @@
       </w:rPr>
     </w:lvl>
   </w:abstractNum>
-  <w:abstractNum w:abstractNumId="21" w15:restartNumberingAfterBreak="0">
+  <w:abstractNum w:abstractNumId="22" w15:restartNumberingAfterBreak="0">
     <w:nsid w:val="63B14EA0"/>
     <w:multiLevelType w:val="multilevel"/>
     <w:tmpl w:val="3EB0752A"/>
@@ -9618,7 +9766,7 @@
       </w:rPr>
     </w:lvl>
   </w:abstractNum>
-  <w:abstractNum w:abstractNumId="22" w15:restartNumberingAfterBreak="0">
+  <w:abstractNum w:abstractNumId="23" w15:restartNumberingAfterBreak="0">
     <w:nsid w:val="64920BBF"/>
     <w:multiLevelType w:val="multilevel"/>
     <w:tmpl w:val="B21C620C"/>
@@ -9767,7 +9915,7 @@
       </w:rPr>
     </w:lvl>
   </w:abstractNum>
-  <w:abstractNum w:abstractNumId="23" w15:restartNumberingAfterBreak="0">
+  <w:abstractNum w:abstractNumId="24" w15:restartNumberingAfterBreak="0">
     <w:nsid w:val="68793D99"/>
     <w:multiLevelType w:val="multilevel"/>
     <w:tmpl w:val="C0B68A34"/>
@@ -9880,7 +10028,7 @@
       </w:pPr>
     </w:lvl>
   </w:abstractNum>
-  <w:abstractNum w:abstractNumId="24" w15:restartNumberingAfterBreak="0">
+  <w:abstractNum w:abstractNumId="25" w15:restartNumberingAfterBreak="0">
     <w:nsid w:val="699001AF"/>
     <w:multiLevelType w:val="multilevel"/>
     <w:tmpl w:val="74E84BE0"/>
@@ -9997,7 +10145,7 @@
       </w:pPr>
     </w:lvl>
   </w:abstractNum>
-  <w:abstractNum w:abstractNumId="25" w15:restartNumberingAfterBreak="0">
+  <w:abstractNum w:abstractNumId="26" w15:restartNumberingAfterBreak="0">
     <w:nsid w:val="6CA003ED"/>
     <w:multiLevelType w:val="multilevel"/>
     <w:tmpl w:val="AE9402A2"/>
@@ -10146,7 +10294,7 @@
       </w:rPr>
     </w:lvl>
   </w:abstractNum>
-  <w:abstractNum w:abstractNumId="26" w15:restartNumberingAfterBreak="0">
+  <w:abstractNum w:abstractNumId="27" w15:restartNumberingAfterBreak="0">
     <w:nsid w:val="6D813671"/>
     <w:multiLevelType w:val="multilevel"/>
     <w:tmpl w:val="858CB6B6"/>
@@ -10295,7 +10443,7 @@
       </w:rPr>
     </w:lvl>
   </w:abstractNum>
-  <w:abstractNum w:abstractNumId="27" w15:restartNumberingAfterBreak="0">
+  <w:abstractNum w:abstractNumId="28" w15:restartNumberingAfterBreak="0">
     <w:nsid w:val="6DE81FFF"/>
     <w:multiLevelType w:val="multilevel"/>
     <w:tmpl w:val="7362D828"/>
@@ -10444,7 +10592,7 @@
       </w:rPr>
     </w:lvl>
   </w:abstractNum>
-  <w:abstractNum w:abstractNumId="28" w15:restartNumberingAfterBreak="0">
+  <w:abstractNum w:abstractNumId="29" w15:restartNumberingAfterBreak="0">
     <w:nsid w:val="709B4D28"/>
     <w:multiLevelType w:val="multilevel"/>
     <w:tmpl w:val="9F26FD60"/>
@@ -10593,7 +10741,7 @@
       </w:rPr>
     </w:lvl>
   </w:abstractNum>
-  <w:abstractNum w:abstractNumId="29" w15:restartNumberingAfterBreak="0">
+  <w:abstractNum w:abstractNumId="30" w15:restartNumberingAfterBreak="0">
     <w:nsid w:val="73E738F9"/>
     <w:multiLevelType w:val="multilevel"/>
     <w:tmpl w:val="CE86A1AC"/>
@@ -10742,7 +10890,7 @@
       </w:rPr>
     </w:lvl>
   </w:abstractNum>
-  <w:abstractNum w:abstractNumId="30" w15:restartNumberingAfterBreak="0">
+  <w:abstractNum w:abstractNumId="31" w15:restartNumberingAfterBreak="0">
     <w:nsid w:val="749F3E86"/>
     <w:multiLevelType w:val="multilevel"/>
     <w:tmpl w:val="C24A1568"/>
@@ -10855,7 +11003,7 @@
       </w:pPr>
     </w:lvl>
   </w:abstractNum>
-  <w:abstractNum w:abstractNumId="31" w15:restartNumberingAfterBreak="0">
+  <w:abstractNum w:abstractNumId="32" w15:restartNumberingAfterBreak="0">
     <w:nsid w:val="75FF0F78"/>
     <w:multiLevelType w:val="multilevel"/>
     <w:tmpl w:val="48A08C18"/>
@@ -11004,7 +11152,7 @@
       </w:rPr>
     </w:lvl>
   </w:abstractNum>
-  <w:abstractNum w:abstractNumId="32" w15:restartNumberingAfterBreak="0">
+  <w:abstractNum w:abstractNumId="33" w15:restartNumberingAfterBreak="0">
     <w:nsid w:val="76EC1723"/>
     <w:multiLevelType w:val="multilevel"/>
     <w:tmpl w:val="8146D618"/>
@@ -11117,7 +11265,7 @@
       </w:pPr>
     </w:lvl>
   </w:abstractNum>
-  <w:abstractNum w:abstractNumId="33" w15:restartNumberingAfterBreak="0">
+  <w:abstractNum w:abstractNumId="34" w15:restartNumberingAfterBreak="0">
     <w:nsid w:val="78260C10"/>
     <w:multiLevelType w:val="multilevel"/>
     <w:tmpl w:val="C7861B18"/>
@@ -11267,106 +11415,109 @@
     </w:lvl>
   </w:abstractNum>
   <w:num w:numId="1" w16cid:durableId="878972490">
+    <w:abstractNumId w:val="10"/>
+  </w:num>
+  <w:num w:numId="2" w16cid:durableId="273175231">
+    <w:abstractNumId w:val="25"/>
+  </w:num>
+  <w:num w:numId="3" w16cid:durableId="622270288">
+    <w:abstractNumId w:val="5"/>
+  </w:num>
+  <w:num w:numId="4" w16cid:durableId="138808479">
+    <w:abstractNumId w:val="32"/>
+  </w:num>
+  <w:num w:numId="5" w16cid:durableId="726026232">
+    <w:abstractNumId w:val="26"/>
+  </w:num>
+  <w:num w:numId="6" w16cid:durableId="1363899989">
+    <w:abstractNumId w:val="7"/>
+  </w:num>
+  <w:num w:numId="7" w16cid:durableId="668991734">
+    <w:abstractNumId w:val="20"/>
+  </w:num>
+  <w:num w:numId="8" w16cid:durableId="236525424">
+    <w:abstractNumId w:val="4"/>
+  </w:num>
+  <w:num w:numId="9" w16cid:durableId="2013606626">
+    <w:abstractNumId w:val="11"/>
+  </w:num>
+  <w:num w:numId="10" w16cid:durableId="926883470">
+    <w:abstractNumId w:val="12"/>
+  </w:num>
+  <w:num w:numId="11" w16cid:durableId="1644039042">
+    <w:abstractNumId w:val="16"/>
+  </w:num>
+  <w:num w:numId="12" w16cid:durableId="1713966537">
+    <w:abstractNumId w:val="2"/>
+  </w:num>
+  <w:num w:numId="13" w16cid:durableId="1488743400">
+    <w:abstractNumId w:val="34"/>
+  </w:num>
+  <w:num w:numId="14" w16cid:durableId="163058467">
+    <w:abstractNumId w:val="27"/>
+  </w:num>
+  <w:num w:numId="15" w16cid:durableId="1895315047">
+    <w:abstractNumId w:val="15"/>
+  </w:num>
+  <w:num w:numId="16" w16cid:durableId="158816781">
+    <w:abstractNumId w:val="33"/>
+  </w:num>
+  <w:num w:numId="17" w16cid:durableId="2098552943">
+    <w:abstractNumId w:val="29"/>
+  </w:num>
+  <w:num w:numId="18" w16cid:durableId="2038310874">
+    <w:abstractNumId w:val="18"/>
+  </w:num>
+  <w:num w:numId="19" w16cid:durableId="621612601">
+    <w:abstractNumId w:val="3"/>
+  </w:num>
+  <w:num w:numId="20" w16cid:durableId="412892075">
+    <w:abstractNumId w:val="14"/>
+  </w:num>
+  <w:num w:numId="21" w16cid:durableId="21130373">
+    <w:abstractNumId w:val="8"/>
+  </w:num>
+  <w:num w:numId="22" w16cid:durableId="1097017622">
     <w:abstractNumId w:val="9"/>
   </w:num>
-  <w:num w:numId="2" w16cid:durableId="273175231">
-    <w:abstractNumId w:val="24"/>
-  </w:num>
-  <w:num w:numId="3" w16cid:durableId="622270288">
-    <w:abstractNumId w:val="4"/>
-  </w:num>
-  <w:num w:numId="4" w16cid:durableId="138808479">
+  <w:num w:numId="23" w16cid:durableId="1484003418">
     <w:abstractNumId w:val="31"/>
   </w:num>
-  <w:num w:numId="5" w16cid:durableId="726026232">
-    <w:abstractNumId w:val="25"/>
+  <w:num w:numId="24" w16cid:durableId="706296444">
+    <w:abstractNumId w:val="17"/>
   </w:num>
-  <w:num w:numId="6" w16cid:durableId="1363899989">
-    <w:abstractNumId w:val="6"/>
-  </w:num>
-  <w:num w:numId="7" w16cid:durableId="668991734">
+  <w:num w:numId="25" w16cid:durableId="1679574319">
     <w:abstractNumId w:val="19"/>
   </w:num>
-  <w:num w:numId="8" w16cid:durableId="236525424">
-    <w:abstractNumId w:val="3"/>
-  </w:num>
-  <w:num w:numId="9" w16cid:durableId="2013606626">
-    <w:abstractNumId w:val="10"/>
-  </w:num>
-  <w:num w:numId="10" w16cid:durableId="926883470">
-    <w:abstractNumId w:val="11"/>
-  </w:num>
-  <w:num w:numId="11" w16cid:durableId="1644039042">
-    <w:abstractNumId w:val="15"/>
-  </w:num>
-  <w:num w:numId="12" w16cid:durableId="1713966537">
-    <w:abstractNumId w:val="1"/>
-  </w:num>
-  <w:num w:numId="13" w16cid:durableId="1488743400">
-    <w:abstractNumId w:val="33"/>
-  </w:num>
-  <w:num w:numId="14" w16cid:durableId="163058467">
-    <w:abstractNumId w:val="26"/>
-  </w:num>
-  <w:num w:numId="15" w16cid:durableId="1895315047">
-    <w:abstractNumId w:val="14"/>
-  </w:num>
-  <w:num w:numId="16" w16cid:durableId="158816781">
-    <w:abstractNumId w:val="32"/>
-  </w:num>
-  <w:num w:numId="17" w16cid:durableId="2098552943">
-    <w:abstractNumId w:val="28"/>
-  </w:num>
-  <w:num w:numId="18" w16cid:durableId="2038310874">
-    <w:abstractNumId w:val="17"/>
-  </w:num>
-  <w:num w:numId="19" w16cid:durableId="621612601">
-    <w:abstractNumId w:val="2"/>
-  </w:num>
-  <w:num w:numId="20" w16cid:durableId="412892075">
-    <w:abstractNumId w:val="13"/>
-  </w:num>
-  <w:num w:numId="21" w16cid:durableId="21130373">
-    <w:abstractNumId w:val="7"/>
-  </w:num>
-  <w:num w:numId="22" w16cid:durableId="1097017622">
-    <w:abstractNumId w:val="8"/>
-  </w:num>
-  <w:num w:numId="23" w16cid:durableId="1484003418">
-    <w:abstractNumId w:val="30"/>
-  </w:num>
-  <w:num w:numId="24" w16cid:durableId="706296444">
-    <w:abstractNumId w:val="16"/>
-  </w:num>
-  <w:num w:numId="25" w16cid:durableId="1679574319">
-    <w:abstractNumId w:val="18"/>
-  </w:num>
   <w:num w:numId="26" w16cid:durableId="1625967292">
-    <w:abstractNumId w:val="22"/>
+    <w:abstractNumId w:val="23"/>
   </w:num>
   <w:num w:numId="27" w16cid:durableId="1908805882">
-    <w:abstractNumId w:val="12"/>
+    <w:abstractNumId w:val="13"/>
   </w:num>
   <w:num w:numId="28" w16cid:durableId="1435708120">
     <w:abstractNumId w:val="0"/>
   </w:num>
   <w:num w:numId="29" w16cid:durableId="447239182">
-    <w:abstractNumId w:val="27"/>
+    <w:abstractNumId w:val="28"/>
   </w:num>
   <w:num w:numId="30" w16cid:durableId="625040209">
+    <w:abstractNumId w:val="22"/>
+  </w:num>
+  <w:num w:numId="31" w16cid:durableId="1456370978">
+    <w:abstractNumId w:val="30"/>
+  </w:num>
+  <w:num w:numId="32" w16cid:durableId="1181045374">
     <w:abstractNumId w:val="21"/>
   </w:num>
-  <w:num w:numId="31" w16cid:durableId="1456370978">
-    <w:abstractNumId w:val="29"/>
-  </w:num>
-  <w:num w:numId="32" w16cid:durableId="1181045374">
-    <w:abstractNumId w:val="20"/>
-  </w:num>
   <w:num w:numId="33" w16cid:durableId="842819937">
-    <w:abstractNumId w:val="23"/>
+    <w:abstractNumId w:val="24"/>
   </w:num>
   <w:num w:numId="34" w16cid:durableId="682166242">
-    <w:abstractNumId w:val="5"/>
+    <w:abstractNumId w:val="6"/>
+  </w:num>
+  <w:num w:numId="35" w16cid:durableId="433549479">
+    <w:abstractNumId w:val="1"/>
   </w:num>
 </w:numbering>
 </file>
@@ -11865,7 +12016,6 @@
   <w:style w:type="character" w:default="1" w:styleId="DefaultParagraphFont">
     <w:name w:val="Default Paragraph Font"/>
     <w:uiPriority w:val="1"/>
-    <w:semiHidden/>
     <w:unhideWhenUsed/>
   </w:style>
   <w:style w:type="table" w:default="1" w:styleId="TableNormal">
@@ -11954,6 +12104,29 @@
       <w:ind w:left="720"/>
       <w:contextualSpacing/>
     </w:pPr>
+  </w:style>
+  <w:style w:type="character" w:styleId="Hyperlink">
+    <w:name w:val="Hyperlink"/>
+    <w:basedOn w:val="DefaultParagraphFont"/>
+    <w:uiPriority w:val="99"/>
+    <w:unhideWhenUsed/>
+    <w:rsid w:val="00357145"/>
+    <w:rPr>
+      <w:color w:val="0563C1" w:themeColor="hyperlink"/>
+      <w:u w:val="single"/>
+    </w:rPr>
+  </w:style>
+  <w:style w:type="character" w:styleId="UnresolvedMention">
+    <w:name w:val="Unresolved Mention"/>
+    <w:basedOn w:val="DefaultParagraphFont"/>
+    <w:uiPriority w:val="99"/>
+    <w:semiHidden/>
+    <w:unhideWhenUsed/>
+    <w:rsid w:val="00357145"/>
+    <w:rPr>
+      <w:color w:val="605E5C"/>
+      <w:shd w:val="clear" w:color="auto" w:fill="E1DFDD"/>
+    </w:rPr>
   </w:style>
 </w:styles>
 </file>
@@ -12251,4 +12424,16 @@
     </a:ext>
   </a:extLst>
 </a:theme>
+</file>
+
+<file path=customXml/item1.xml><?xml version="1.0" encoding="utf-8"?>
+<b:Sources xmlns:b="http://schemas.openxmlformats.org/officeDocument/2006/bibliography" xmlns="http://schemas.openxmlformats.org/officeDocument/2006/bibliography" SelectedStyle="\APASixthEditionOfficeOnline.xsl" StyleName="APA" Version="6"/>
+</file>
+
+<file path=customXml/itemProps1.xml><?xml version="1.0" encoding="utf-8"?>
+<ds:datastoreItem xmlns:ds="http://schemas.openxmlformats.org/officeDocument/2006/customXml" ds:itemID="{EF69D67D-4F67-4D89-96E6-66354B42F44B}">
+  <ds:schemaRefs>
+    <ds:schemaRef ds:uri="http://schemas.openxmlformats.org/officeDocument/2006/bibliography"/>
+  </ds:schemaRefs>
+</ds:datastoreItem>
 </file>
--- a/Regression_House_Pricing_Report.docx
+++ b/Regression_House_Pricing_Report.docx
@@ -98,6 +98,14 @@
           <w:szCs w:val="24"/>
         </w:rPr>
         <w:t xml:space="preserve"> A fundamental approach for simple, interpretable predictions.</w:t>
+      </w:r>
+      <w:r>
+        <w:rPr>
+          <w:rFonts w:ascii="Aptos" w:hAnsi="Aptos"/>
+          <w:sz w:val="24"/>
+          <w:szCs w:val="24"/>
+        </w:rPr>
+        <w:t xml:space="preserve"> </w:t>
       </w:r>
     </w:p>
     <w:p>
@@ -2137,7 +2145,7 @@
                     <pic:cNvPicPr/>
                   </pic:nvPicPr>
                   <pic:blipFill>
-                    <a:blip r:embed="rId6"/>
+                    <a:blip r:embed="rId8"/>
                     <a:stretch>
                       <a:fillRect/>
                     </a:stretch>
@@ -2188,7 +2196,7 @@
                     <pic:cNvPicPr/>
                   </pic:nvPicPr>
                   <pic:blipFill>
-                    <a:blip r:embed="rId7"/>
+                    <a:blip r:embed="rId9"/>
                     <a:stretch>
                       <a:fillRect/>
                     </a:stretch>
@@ -2653,7 +2661,7 @@
                     <pic:cNvPicPr/>
                   </pic:nvPicPr>
                   <pic:blipFill>
-                    <a:blip r:embed="rId8"/>
+                    <a:blip r:embed="rId10"/>
                     <a:stretch>
                       <a:fillRect/>
                     </a:stretch>
@@ -3735,7 +3743,7 @@
                     <pic:cNvPicPr/>
                   </pic:nvPicPr>
                   <pic:blipFill>
-                    <a:blip r:embed="rId9"/>
+                    <a:blip r:embed="rId11"/>
                     <a:stretch>
                       <a:fillRect/>
                     </a:stretch>
@@ -3767,6 +3775,7 @@
       <w:r>
         <w:rPr>
           <w:rFonts w:ascii="Aptos" w:hAnsi="Aptos"/>
+          <w:noProof/>
           <w:sz w:val="24"/>
           <w:szCs w:val="24"/>
         </w:rPr>
@@ -3786,7 +3795,7 @@
                     <pic:cNvPicPr/>
                   </pic:nvPicPr>
                   <pic:blipFill>
-                    <a:blip r:embed="rId10"/>
+                    <a:blip r:embed="rId12"/>
                     <a:stretch>
                       <a:fillRect/>
                     </a:stretch>
@@ -4988,7 +4997,7 @@
                     <pic:cNvPicPr/>
                   </pic:nvPicPr>
                   <pic:blipFill>
-                    <a:blip r:embed="rId11"/>
+                    <a:blip r:embed="rId13"/>
                     <a:stretch>
                       <a:fillRect/>
                     </a:stretch>
@@ -5419,7 +5428,7 @@
                     <pic:cNvPicPr/>
                   </pic:nvPicPr>
                   <pic:blipFill>
-                    <a:blip r:embed="rId12"/>
+                    <a:blip r:embed="rId14"/>
                     <a:stretch>
                       <a:fillRect/>
                     </a:stretch>
@@ -5562,7 +5571,7 @@
                     <pic:cNvPicPr/>
                   </pic:nvPicPr>
                   <pic:blipFill>
-                    <a:blip r:embed="rId13"/>
+                    <a:blip r:embed="rId15"/>
                     <a:stretch>
                       <a:fillRect/>
                     </a:stretch>
@@ -5616,6 +5625,7 @@
       <w:r>
         <w:rPr>
           <w:rFonts w:ascii="Aptos" w:hAnsi="Aptos"/>
+          <w:noProof/>
           <w:sz w:val="24"/>
           <w:szCs w:val="24"/>
         </w:rPr>
@@ -5635,7 +5645,7 @@
                     <pic:cNvPicPr/>
                   </pic:nvPicPr>
                   <pic:blipFill>
-                    <a:blip r:embed="rId14"/>
+                    <a:blip r:embed="rId16"/>
                     <a:stretch>
                       <a:fillRect/>
                     </a:stretch>
@@ -5688,6 +5698,7 @@
       <w:r>
         <w:rPr>
           <w:rFonts w:ascii="Aptos" w:hAnsi="Aptos"/>
+          <w:noProof/>
           <w:sz w:val="24"/>
           <w:szCs w:val="24"/>
         </w:rPr>
@@ -5708,7 +5719,7 @@
                     <pic:cNvPicPr/>
                   </pic:nvPicPr>
                   <pic:blipFill>
-                    <a:blip r:embed="rId15"/>
+                    <a:blip r:embed="rId17"/>
                     <a:stretch>
                       <a:fillRect/>
                     </a:stretch>
@@ -5740,6 +5751,7 @@
       <w:r>
         <w:rPr>
           <w:rFonts w:ascii="Aptos" w:hAnsi="Aptos"/>
+          <w:noProof/>
           <w:sz w:val="24"/>
           <w:szCs w:val="24"/>
         </w:rPr>
@@ -5760,7 +5772,7 @@
                     <pic:cNvPicPr/>
                   </pic:nvPicPr>
                   <pic:blipFill>
-                    <a:blip r:embed="rId16"/>
+                    <a:blip r:embed="rId18"/>
                     <a:stretch>
                       <a:fillRect/>
                     </a:stretch>
@@ -5814,6 +5826,7 @@
       <w:r>
         <w:rPr>
           <w:rFonts w:ascii="Aptos" w:hAnsi="Aptos"/>
+          <w:noProof/>
           <w:sz w:val="24"/>
           <w:szCs w:val="24"/>
         </w:rPr>
@@ -5833,7 +5846,7 @@
                     <pic:cNvPicPr/>
                   </pic:nvPicPr>
                   <pic:blipFill>
-                    <a:blip r:embed="rId17"/>
+                    <a:blip r:embed="rId19"/>
                     <a:stretch>
                       <a:fillRect/>
                     </a:stretch>
@@ -5865,6 +5878,7 @@
       <w:r>
         <w:rPr>
           <w:rFonts w:ascii="Aptos" w:hAnsi="Aptos"/>
+          <w:noProof/>
           <w:sz w:val="24"/>
           <w:szCs w:val="24"/>
         </w:rPr>
@@ -5885,7 +5899,7 @@
                     <pic:cNvPicPr/>
                   </pic:nvPicPr>
                   <pic:blipFill>
-                    <a:blip r:embed="rId18"/>
+                    <a:blip r:embed="rId20"/>
                     <a:stretch>
                       <a:fillRect/>
                     </a:stretch>
@@ -5917,6 +5931,7 @@
       <w:r>
         <w:rPr>
           <w:rFonts w:ascii="Aptos" w:hAnsi="Aptos"/>
+          <w:noProof/>
           <w:sz w:val="24"/>
           <w:szCs w:val="24"/>
         </w:rPr>
@@ -5936,7 +5951,7 @@
                     <pic:cNvPicPr/>
                   </pic:nvPicPr>
                   <pic:blipFill>
-                    <a:blip r:embed="rId19"/>
+                    <a:blip r:embed="rId21"/>
                     <a:stretch>
                       <a:fillRect/>
                     </a:stretch>
@@ -6493,25 +6508,1563 @@
       <w:pPr>
         <w:rPr>
           <w:rFonts w:ascii="Aptos" w:hAnsi="Aptos"/>
-          <w:sz w:val="24"/>
-          <w:szCs w:val="24"/>
-        </w:rPr>
-      </w:pPr>
-    </w:p>
-    <w:p>
-      <w:pPr>
-        <w:rPr>
-          <w:rFonts w:ascii="Aptos" w:hAnsi="Aptos"/>
-          <w:sz w:val="24"/>
-          <w:szCs w:val="24"/>
-        </w:rPr>
-      </w:pPr>
-      <w:r>
-        <w:rPr>
-          <w:rFonts w:ascii="Aptos" w:hAnsi="Aptos"/>
-          <w:sz w:val="24"/>
-          <w:szCs w:val="24"/>
-        </w:rPr>
+          <w:b/>
+          <w:bCs/>
+          <w:sz w:val="24"/>
+          <w:szCs w:val="24"/>
+        </w:rPr>
+      </w:pPr>
+    </w:p>
+    <w:p>
+      <w:pPr>
+        <w:rPr>
+          <w:rFonts w:ascii="Aptos" w:hAnsi="Aptos"/>
+          <w:b/>
+          <w:bCs/>
+          <w:color w:val="4472C4" w:themeColor="accent1"/>
+          <w:sz w:val="36"/>
+          <w:szCs w:val="36"/>
+          <w:lang w:val="en-PK"/>
+        </w:rPr>
+      </w:pPr>
+      <w:r>
+        <w:rPr>
+          <w:rFonts w:ascii="Aptos" w:hAnsi="Aptos"/>
+          <w:b/>
+          <w:bCs/>
+          <w:color w:val="4472C4" w:themeColor="accent1"/>
+          <w:sz w:val="36"/>
+          <w:szCs w:val="36"/>
+          <w:lang w:val="en-PK"/>
+        </w:rPr>
+        <w:t>GitHub Section</w:t>
+      </w:r>
+    </w:p>
+    <w:p>
+      <w:pPr>
+        <w:rPr>
+          <w:rFonts w:ascii="Aptos" w:hAnsi="Aptos"/>
+          <w:sz w:val="24"/>
+          <w:szCs w:val="24"/>
+          <w:lang w:val="en-PK"/>
+        </w:rPr>
+      </w:pPr>
+      <w:r>
+        <w:rPr>
+          <w:rFonts w:ascii="Aptos" w:hAnsi="Aptos"/>
+          <w:sz w:val="24"/>
+          <w:szCs w:val="24"/>
+          <w:lang w:val="en-PK"/>
+        </w:rPr>
+        <w:t>To ensure accessibility, reproducibility, and collaboration, this project has been made publicly available on GitHub. The repository contains all necessary files, code, and documentation for building and evaluating Linear Regression, Decision Tree Regressor, and Gradient Boosting models for predicting housing prices.</w:t>
+      </w:r>
+    </w:p>
+    <w:p>
+      <w:pPr>
+        <w:rPr>
+          <w:rFonts w:ascii="Aptos" w:hAnsi="Aptos"/>
+          <w:b/>
+          <w:bCs/>
+          <w:sz w:val="24"/>
+          <w:szCs w:val="24"/>
+          <w:lang w:val="en-PK"/>
+        </w:rPr>
+      </w:pPr>
+      <w:r>
+        <w:rPr>
+          <w:rFonts w:ascii="Aptos" w:hAnsi="Aptos"/>
+          <w:b/>
+          <w:bCs/>
+          <w:sz w:val="24"/>
+          <w:szCs w:val="24"/>
+          <w:lang w:val="en-PK"/>
+        </w:rPr>
+        <w:t>Repository Structure</w:t>
+      </w:r>
+      <w:r>
+        <w:rPr>
+          <w:rFonts w:ascii="Aptos" w:hAnsi="Aptos"/>
+          <w:b/>
+          <w:bCs/>
+          <w:sz w:val="24"/>
+          <w:szCs w:val="24"/>
+          <w:lang w:val="en-PK"/>
+        </w:rPr>
+        <w:t>:</w:t>
+      </w:r>
+    </w:p>
+    <w:p>
+      <w:pPr>
+        <w:jc w:val="center"/>
+        <w:rPr>
+          <w:rFonts w:ascii="Aptos" w:hAnsi="Aptos"/>
+          <w:b/>
+          <w:bCs/>
+          <w:sz w:val="24"/>
+          <w:szCs w:val="24"/>
+          <w:lang w:val="en-PK"/>
+        </w:rPr>
+      </w:pPr>
+      <w:r>
+        <w:rPr>
+          <w:rFonts w:ascii="Aptos" w:hAnsi="Aptos"/>
+          <w:b/>
+          <w:bCs/>
+          <w:sz w:val="24"/>
+          <w:szCs w:val="24"/>
+          <w:lang w:val="en-PK"/>
+        </w:rPr>
+        <w:drawing>
+          <wp:inline distT="0" distB="0" distL="0" distR="0" wp14:anchorId="746E0715" wp14:editId="0399C658">
+            <wp:extent cx="5943600" cy="2113280"/>
+            <wp:effectExtent l="0" t="0" r="0" b="1270"/>
+            <wp:docPr id="1507042472" name="Picture 1" descr="A screenshot of a computer&#10;&#10;Description automatically generated"/>
+            <wp:cNvGraphicFramePr>
+              <a:graphicFrameLocks xmlns:a="http://schemas.openxmlformats.org/drawingml/2006/main" noChangeAspect="1"/>
+            </wp:cNvGraphicFramePr>
+            <a:graphic xmlns:a="http://schemas.openxmlformats.org/drawingml/2006/main">
+              <a:graphicData uri="http://schemas.openxmlformats.org/drawingml/2006/picture">
+                <pic:pic xmlns:pic="http://schemas.openxmlformats.org/drawingml/2006/picture">
+                  <pic:nvPicPr>
+                    <pic:cNvPr id="1507042472" name="Picture 1" descr="A screenshot of a computer&#10;&#10;Description automatically generated"/>
+                    <pic:cNvPicPr/>
+                  </pic:nvPicPr>
+                  <pic:blipFill>
+                    <a:blip r:embed="rId22"/>
+                    <a:stretch>
+                      <a:fillRect/>
+                    </a:stretch>
+                  </pic:blipFill>
+                  <pic:spPr>
+                    <a:xfrm>
+                      <a:off x="0" y="0"/>
+                      <a:ext cx="5943600" cy="2113280"/>
+                    </a:xfrm>
+                    <a:prstGeom prst="rect">
+                      <a:avLst/>
+                    </a:prstGeom>
+                  </pic:spPr>
+                </pic:pic>
+              </a:graphicData>
+            </a:graphic>
+          </wp:inline>
+        </w:drawing>
+      </w:r>
+    </w:p>
+    <w:p>
+      <w:pPr>
+        <w:rPr>
+          <w:rFonts w:ascii="Aptos" w:hAnsi="Aptos"/>
+          <w:sz w:val="24"/>
+          <w:szCs w:val="24"/>
+          <w:lang w:val="en-PK"/>
+        </w:rPr>
+      </w:pPr>
+      <w:r>
+        <w:rPr>
+          <w:rFonts w:ascii="Aptos" w:hAnsi="Aptos"/>
+          <w:sz w:val="24"/>
+          <w:szCs w:val="24"/>
+          <w:lang w:val="en-PK"/>
+        </w:rPr>
+        <w:t>The repository is organized as follows:</w:t>
+      </w:r>
+    </w:p>
+    <w:p>
+      <w:pPr>
+        <w:numPr>
+          <w:ilvl w:val="0"/>
+          <w:numId w:val="36"/>
+        </w:numPr>
+        <w:rPr>
+          <w:rFonts w:ascii="Aptos" w:hAnsi="Aptos"/>
+          <w:sz w:val="24"/>
+          <w:szCs w:val="24"/>
+          <w:lang w:val="en-PK"/>
+        </w:rPr>
+      </w:pPr>
+      <w:r>
+        <w:rPr>
+          <w:rFonts w:ascii="Aptos" w:hAnsi="Aptos"/>
+          <w:b/>
+          <w:bCs/>
+          <w:sz w:val="24"/>
+          <w:szCs w:val="24"/>
+          <w:lang w:val="en-PK"/>
+        </w:rPr>
+        <w:t>LICENSE</w:t>
+      </w:r>
+      <w:r>
+        <w:rPr>
+          <w:rFonts w:ascii="Aptos" w:hAnsi="Aptos"/>
+          <w:sz w:val="24"/>
+          <w:szCs w:val="24"/>
+          <w:lang w:val="en-PK"/>
+        </w:rPr>
+        <w:t>: Specifies the terms under which the project can be used, modified, and distributed. This project is licensed under the MIT License.</w:t>
+      </w:r>
+    </w:p>
+    <w:p>
+      <w:pPr>
+        <w:numPr>
+          <w:ilvl w:val="0"/>
+          <w:numId w:val="36"/>
+        </w:numPr>
+        <w:rPr>
+          <w:rFonts w:ascii="Aptos" w:hAnsi="Aptos"/>
+          <w:sz w:val="24"/>
+          <w:szCs w:val="24"/>
+          <w:lang w:val="en-PK"/>
+        </w:rPr>
+      </w:pPr>
+      <w:r>
+        <w:rPr>
+          <w:rFonts w:ascii="Aptos" w:hAnsi="Aptos"/>
+          <w:b/>
+          <w:bCs/>
+          <w:sz w:val="24"/>
+          <w:szCs w:val="24"/>
+          <w:lang w:val="en-PK"/>
+        </w:rPr>
+        <w:t>README.md</w:t>
+      </w:r>
+      <w:r>
+        <w:rPr>
+          <w:rFonts w:ascii="Aptos" w:hAnsi="Aptos"/>
+          <w:sz w:val="24"/>
+          <w:szCs w:val="24"/>
+          <w:lang w:val="en-PK"/>
+        </w:rPr>
+        <w:t>: Contains a comprehensive overview of the project, including setup instructions, tutorials, and results.</w:t>
+      </w:r>
+    </w:p>
+    <w:p>
+      <w:pPr>
+        <w:numPr>
+          <w:ilvl w:val="0"/>
+          <w:numId w:val="36"/>
+        </w:numPr>
+        <w:rPr>
+          <w:rFonts w:ascii="Aptos" w:hAnsi="Aptos"/>
+          <w:sz w:val="24"/>
+          <w:szCs w:val="24"/>
+          <w:lang w:val="en-PK"/>
+        </w:rPr>
+      </w:pPr>
+      <w:r>
+        <w:rPr>
+          <w:rFonts w:ascii="Aptos" w:hAnsi="Aptos"/>
+          <w:b/>
+          <w:bCs/>
+          <w:sz w:val="24"/>
+          <w:szCs w:val="24"/>
+          <w:lang w:val="en-PK"/>
+        </w:rPr>
+        <w:t>Regression_House_Pricing_Report.docx</w:t>
+      </w:r>
+      <w:r>
+        <w:rPr>
+          <w:rFonts w:ascii="Aptos" w:hAnsi="Aptos"/>
+          <w:sz w:val="24"/>
+          <w:szCs w:val="24"/>
+          <w:lang w:val="en-PK"/>
+        </w:rPr>
+        <w:t>: A detailed report documenting the analysis, including methodology, results, and conclusions.</w:t>
+      </w:r>
+    </w:p>
+    <w:p>
+      <w:pPr>
+        <w:numPr>
+          <w:ilvl w:val="0"/>
+          <w:numId w:val="36"/>
+        </w:numPr>
+        <w:rPr>
+          <w:rFonts w:ascii="Aptos" w:hAnsi="Aptos"/>
+          <w:sz w:val="24"/>
+          <w:szCs w:val="24"/>
+          <w:lang w:val="en-PK"/>
+        </w:rPr>
+      </w:pPr>
+      <w:proofErr w:type="spellStart"/>
+      <w:r>
+        <w:rPr>
+          <w:rFonts w:ascii="Aptos" w:hAnsi="Aptos"/>
+          <w:b/>
+          <w:bCs/>
+          <w:sz w:val="24"/>
+          <w:szCs w:val="24"/>
+          <w:lang w:val="en-PK"/>
+        </w:rPr>
+        <w:t>Regression_Tutorial.ipynb</w:t>
+      </w:r>
+      <w:proofErr w:type="spellEnd"/>
+      <w:r>
+        <w:rPr>
+          <w:rFonts w:ascii="Aptos" w:hAnsi="Aptos"/>
+          <w:sz w:val="24"/>
+          <w:szCs w:val="24"/>
+          <w:lang w:val="en-PK"/>
+        </w:rPr>
+        <w:t xml:space="preserve">: An interactive </w:t>
+      </w:r>
+      <w:proofErr w:type="spellStart"/>
+      <w:r>
+        <w:rPr>
+          <w:rFonts w:ascii="Aptos" w:hAnsi="Aptos"/>
+          <w:sz w:val="24"/>
+          <w:szCs w:val="24"/>
+          <w:lang w:val="en-PK"/>
+        </w:rPr>
+        <w:t>Jupyter</w:t>
+      </w:r>
+      <w:proofErr w:type="spellEnd"/>
+      <w:r>
+        <w:rPr>
+          <w:rFonts w:ascii="Aptos" w:hAnsi="Aptos"/>
+          <w:sz w:val="24"/>
+          <w:szCs w:val="24"/>
+          <w:lang w:val="en-PK"/>
+        </w:rPr>
+        <w:t xml:space="preserve"> Notebook that walks through the entire process, from data preprocessing and feature engineering to model evaluation.</w:t>
+      </w:r>
+    </w:p>
+    <w:p>
+      <w:pPr>
+        <w:numPr>
+          <w:ilvl w:val="0"/>
+          <w:numId w:val="36"/>
+        </w:numPr>
+        <w:rPr>
+          <w:rFonts w:ascii="Aptos" w:hAnsi="Aptos"/>
+          <w:sz w:val="24"/>
+          <w:szCs w:val="24"/>
+          <w:lang w:val="en-PK"/>
+        </w:rPr>
+      </w:pPr>
+      <w:r>
+        <w:rPr>
+          <w:rFonts w:ascii="Aptos" w:hAnsi="Aptos"/>
+          <w:b/>
+          <w:bCs/>
+          <w:sz w:val="24"/>
+          <w:szCs w:val="24"/>
+          <w:lang w:val="en-PK"/>
+        </w:rPr>
+        <w:lastRenderedPageBreak/>
+        <w:t>requirements.txt</w:t>
+      </w:r>
+      <w:r>
+        <w:rPr>
+          <w:rFonts w:ascii="Aptos" w:hAnsi="Aptos"/>
+          <w:sz w:val="24"/>
+          <w:szCs w:val="24"/>
+          <w:lang w:val="en-PK"/>
+        </w:rPr>
+        <w:t>: Lists all the dependencies required to run the code, ensuring easy setup for new users.</w:t>
+      </w:r>
+    </w:p>
+    <w:p>
+      <w:pPr>
+        <w:rPr>
+          <w:rFonts w:ascii="Aptos" w:hAnsi="Aptos"/>
+          <w:sz w:val="24"/>
+          <w:szCs w:val="24"/>
+          <w:lang w:val="en-PK"/>
+        </w:rPr>
+      </w:pPr>
+      <w:r>
+        <w:rPr>
+          <w:rFonts w:ascii="Aptos" w:hAnsi="Aptos"/>
+          <w:sz w:val="24"/>
+          <w:szCs w:val="24"/>
+          <w:lang w:val="en-PK"/>
+        </w:rPr>
+        <w:pict w14:anchorId="5687A531">
+          <v:rect id="_x0000_i1055" style="width:0;height:1.5pt" o:hralign="center" o:hrstd="t" o:hr="t" fillcolor="#a0a0a0" stroked="f"/>
+        </w:pict>
+      </w:r>
+    </w:p>
+    <w:p>
+      <w:pPr>
+        <w:rPr>
+          <w:rFonts w:ascii="Aptos" w:hAnsi="Aptos"/>
+          <w:b/>
+          <w:bCs/>
+          <w:sz w:val="24"/>
+          <w:szCs w:val="24"/>
+          <w:lang w:val="en-PK"/>
+        </w:rPr>
+      </w:pPr>
+      <w:r>
+        <w:rPr>
+          <w:rFonts w:ascii="Aptos" w:hAnsi="Aptos"/>
+          <w:b/>
+          <w:bCs/>
+          <w:sz w:val="24"/>
+          <w:szCs w:val="24"/>
+          <w:lang w:val="en-PK"/>
+        </w:rPr>
+        <w:t>Repository Links</w:t>
+      </w:r>
+    </w:p>
+    <w:p>
+      <w:pPr>
+        <w:numPr>
+          <w:ilvl w:val="0"/>
+          <w:numId w:val="37"/>
+        </w:numPr>
+        <w:rPr>
+          <w:rFonts w:ascii="Aptos" w:hAnsi="Aptos"/>
+          <w:sz w:val="24"/>
+          <w:szCs w:val="24"/>
+          <w:lang w:val="en-PK"/>
+        </w:rPr>
+      </w:pPr>
+      <w:r>
+        <w:rPr>
+          <w:rFonts w:ascii="Aptos" w:hAnsi="Aptos"/>
+          <w:b/>
+          <w:bCs/>
+          <w:sz w:val="24"/>
+          <w:szCs w:val="24"/>
+          <w:lang w:val="en-PK"/>
+        </w:rPr>
+        <w:t>GitHub Repository</w:t>
+      </w:r>
+      <w:r>
+        <w:rPr>
+          <w:rFonts w:ascii="Aptos" w:hAnsi="Aptos"/>
+          <w:sz w:val="24"/>
+          <w:szCs w:val="24"/>
+          <w:lang w:val="en-PK"/>
+        </w:rPr>
+        <w:t xml:space="preserve">: </w:t>
+      </w:r>
+      <w:hyperlink r:id="rId23" w:tgtFrame="_new" w:history="1">
+        <w:r>
+          <w:rPr>
+            <w:rStyle w:val="Hyperlink"/>
+            <w:rFonts w:ascii="Aptos" w:hAnsi="Aptos"/>
+            <w:sz w:val="24"/>
+            <w:szCs w:val="24"/>
+            <w:lang w:val="en-PK"/>
+          </w:rPr>
+          <w:t>Access the complete project here</w:t>
+        </w:r>
+      </w:hyperlink>
+      <w:r>
+        <w:rPr>
+          <w:rFonts w:ascii="Aptos" w:hAnsi="Aptos"/>
+          <w:sz w:val="24"/>
+          <w:szCs w:val="24"/>
+          <w:lang w:val="en-PK"/>
+        </w:rPr>
+        <w:t>.</w:t>
+      </w:r>
+    </w:p>
+    <w:p>
+      <w:pPr>
+        <w:numPr>
+          <w:ilvl w:val="0"/>
+          <w:numId w:val="37"/>
+        </w:numPr>
+        <w:rPr>
+          <w:rFonts w:ascii="Aptos" w:hAnsi="Aptos"/>
+          <w:sz w:val="24"/>
+          <w:szCs w:val="24"/>
+          <w:lang w:val="en-PK"/>
+        </w:rPr>
+      </w:pPr>
+      <w:r>
+        <w:rPr>
+          <w:rFonts w:ascii="Aptos" w:hAnsi="Aptos"/>
+          <w:b/>
+          <w:bCs/>
+          <w:sz w:val="24"/>
+          <w:szCs w:val="24"/>
+          <w:lang w:val="en-PK"/>
+        </w:rPr>
+        <w:t xml:space="preserve">Interactive </w:t>
+      </w:r>
+      <w:proofErr w:type="spellStart"/>
+      <w:r>
+        <w:rPr>
+          <w:rFonts w:ascii="Aptos" w:hAnsi="Aptos"/>
+          <w:b/>
+          <w:bCs/>
+          <w:sz w:val="24"/>
+          <w:szCs w:val="24"/>
+          <w:lang w:val="en-PK"/>
+        </w:rPr>
+        <w:t>Jupyter</w:t>
+      </w:r>
+      <w:proofErr w:type="spellEnd"/>
+      <w:r>
+        <w:rPr>
+          <w:rFonts w:ascii="Aptos" w:hAnsi="Aptos"/>
+          <w:b/>
+          <w:bCs/>
+          <w:sz w:val="24"/>
+          <w:szCs w:val="24"/>
+          <w:lang w:val="en-PK"/>
+        </w:rPr>
+        <w:t xml:space="preserve"> Notebook</w:t>
+      </w:r>
+      <w:r>
+        <w:rPr>
+          <w:rFonts w:ascii="Aptos" w:hAnsi="Aptos"/>
+          <w:sz w:val="24"/>
+          <w:szCs w:val="24"/>
+          <w:lang w:val="en-PK"/>
+        </w:rPr>
+        <w:t>: A step-by-step guide to replicate the analysis and train the models.</w:t>
+      </w:r>
+    </w:p>
+    <w:p>
+      <w:pPr>
+        <w:numPr>
+          <w:ilvl w:val="0"/>
+          <w:numId w:val="37"/>
+        </w:numPr>
+        <w:rPr>
+          <w:rFonts w:ascii="Aptos" w:hAnsi="Aptos"/>
+          <w:sz w:val="24"/>
+          <w:szCs w:val="24"/>
+          <w:lang w:val="en-PK"/>
+        </w:rPr>
+      </w:pPr>
+      <w:r>
+        <w:rPr>
+          <w:rFonts w:ascii="Aptos" w:hAnsi="Aptos"/>
+          <w:b/>
+          <w:bCs/>
+          <w:sz w:val="24"/>
+          <w:szCs w:val="24"/>
+          <w:lang w:val="en-PK"/>
+        </w:rPr>
+        <w:t>README File</w:t>
+      </w:r>
+      <w:r>
+        <w:rPr>
+          <w:rFonts w:ascii="Aptos" w:hAnsi="Aptos"/>
+          <w:sz w:val="24"/>
+          <w:szCs w:val="24"/>
+          <w:lang w:val="en-PK"/>
+        </w:rPr>
+        <w:t>: Detailed project documentation, including usage instructions and references.</w:t>
+      </w:r>
+    </w:p>
+    <w:p>
+      <w:pPr>
+        <w:rPr>
+          <w:rFonts w:ascii="Aptos" w:hAnsi="Aptos"/>
+          <w:sz w:val="24"/>
+          <w:szCs w:val="24"/>
+          <w:lang w:val="en-PK"/>
+        </w:rPr>
+      </w:pPr>
+      <w:r>
+        <w:rPr>
+          <w:rFonts w:ascii="Aptos" w:hAnsi="Aptos"/>
+          <w:sz w:val="24"/>
+          <w:szCs w:val="24"/>
+          <w:lang w:val="en-PK"/>
+        </w:rPr>
+        <w:pict w14:anchorId="2CD9391F">
+          <v:rect id="_x0000_i1056" style="width:0;height:1.5pt" o:hralign="center" o:hrstd="t" o:hr="t" fillcolor="#a0a0a0" stroked="f"/>
+        </w:pict>
+      </w:r>
+    </w:p>
+    <w:p>
+      <w:pPr>
+        <w:rPr>
+          <w:rFonts w:ascii="Aptos" w:hAnsi="Aptos"/>
+          <w:b/>
+          <w:bCs/>
+          <w:sz w:val="24"/>
+          <w:szCs w:val="24"/>
+          <w:lang w:val="en-PK"/>
+        </w:rPr>
+      </w:pPr>
+      <w:r>
+        <w:rPr>
+          <w:rFonts w:ascii="Aptos" w:hAnsi="Aptos"/>
+          <w:b/>
+          <w:bCs/>
+          <w:sz w:val="24"/>
+          <w:szCs w:val="24"/>
+          <w:lang w:val="en-PK"/>
+        </w:rPr>
+        <w:t>Instructions for Setup and Usage</w:t>
+      </w:r>
+    </w:p>
+    <w:p>
+      <w:pPr>
+        <w:rPr>
+          <w:rFonts w:ascii="Aptos" w:hAnsi="Aptos"/>
+          <w:sz w:val="24"/>
+          <w:szCs w:val="24"/>
+          <w:lang w:val="en-PK"/>
+        </w:rPr>
+      </w:pPr>
+      <w:r>
+        <w:rPr>
+          <w:rFonts w:ascii="Aptos" w:hAnsi="Aptos"/>
+          <w:sz w:val="24"/>
+          <w:szCs w:val="24"/>
+          <w:lang w:val="en-PK"/>
+        </w:rPr>
+        <w:t>To get started with this project, follow these steps:</w:t>
+      </w:r>
+    </w:p>
+    <w:p>
+      <w:pPr>
+        <w:numPr>
+          <w:ilvl w:val="0"/>
+          <w:numId w:val="38"/>
+        </w:numPr>
+        <w:rPr>
+          <w:rFonts w:ascii="Aptos" w:hAnsi="Aptos"/>
+          <w:sz w:val="24"/>
+          <w:szCs w:val="24"/>
+          <w:lang w:val="en-PK"/>
+        </w:rPr>
+      </w:pPr>
+      <w:r>
+        <w:rPr>
+          <w:rFonts w:ascii="Aptos" w:hAnsi="Aptos"/>
+          <w:sz w:val="24"/>
+          <w:szCs w:val="24"/>
+          <w:lang w:val="en-PK"/>
+        </w:rPr>
+        <w:t>Clone the repository:</w:t>
+      </w:r>
+    </w:p>
+    <w:p>
+      <w:pPr>
+        <w:pStyle w:val="Quote"/>
+        <w:rPr>
+          <w:b/>
+          <w:bCs/>
+          <w:sz w:val="24"/>
+          <w:szCs w:val="24"/>
+          <w:lang w:val="en-PK"/>
+        </w:rPr>
+      </w:pPr>
+      <w:r>
+        <w:rPr>
+          <w:b/>
+          <w:bCs/>
+          <w:sz w:val="24"/>
+          <w:szCs w:val="24"/>
+          <w:lang w:val="en-PK"/>
+        </w:rPr>
+        <w:t>git clone https://github.com/sab110/Regression-Task-Housing-Dataset.git</w:t>
+      </w:r>
+    </w:p>
+    <w:p>
+      <w:pPr>
+        <w:pStyle w:val="Quote"/>
+        <w:rPr>
+          <w:b/>
+          <w:bCs/>
+          <w:sz w:val="24"/>
+          <w:szCs w:val="24"/>
+          <w:lang w:val="en-PK"/>
+        </w:rPr>
+      </w:pPr>
+      <w:r>
+        <w:rPr>
+          <w:b/>
+          <w:bCs/>
+          <w:sz w:val="24"/>
+          <w:szCs w:val="24"/>
+          <w:lang w:val="en-PK"/>
+        </w:rPr>
+        <w:t>cd Regression-Task-Housing-Dataset</w:t>
+      </w:r>
+    </w:p>
+    <w:p>
+      <w:pPr>
+        <w:rPr>
+          <w:rFonts w:ascii="Aptos" w:hAnsi="Aptos"/>
+          <w:sz w:val="24"/>
+          <w:szCs w:val="24"/>
+          <w:lang w:val="en-PK"/>
+        </w:rPr>
+      </w:pPr>
+    </w:p>
+    <w:p>
+      <w:pPr>
+        <w:numPr>
+          <w:ilvl w:val="0"/>
+          <w:numId w:val="38"/>
+        </w:numPr>
+        <w:rPr>
+          <w:rFonts w:ascii="Aptos" w:hAnsi="Aptos"/>
+          <w:sz w:val="24"/>
+          <w:szCs w:val="24"/>
+          <w:lang w:val="en-PK"/>
+        </w:rPr>
+      </w:pPr>
+      <w:r>
+        <w:rPr>
+          <w:rFonts w:ascii="Aptos" w:hAnsi="Aptos"/>
+          <w:sz w:val="24"/>
+          <w:szCs w:val="24"/>
+          <w:lang w:val="en-PK"/>
+        </w:rPr>
+        <w:t>Install the required dependencies:</w:t>
+      </w:r>
+    </w:p>
+    <w:p>
+      <w:pPr>
+        <w:pStyle w:val="Quote"/>
+        <w:rPr>
+          <w:b/>
+          <w:bCs/>
+          <w:sz w:val="24"/>
+          <w:szCs w:val="24"/>
+          <w:lang w:val="en-PK"/>
+        </w:rPr>
+      </w:pPr>
+      <w:r>
+        <w:rPr>
+          <w:b/>
+          <w:bCs/>
+          <w:sz w:val="24"/>
+          <w:szCs w:val="24"/>
+          <w:lang w:val="en-PK"/>
+        </w:rPr>
+        <w:t>pip install -r requirements.txt</w:t>
+      </w:r>
+    </w:p>
+    <w:p>
+      <w:pPr>
+        <w:numPr>
+          <w:ilvl w:val="0"/>
+          <w:numId w:val="38"/>
+        </w:numPr>
+        <w:rPr>
+          <w:rFonts w:ascii="Aptos" w:hAnsi="Aptos"/>
+          <w:sz w:val="24"/>
+          <w:szCs w:val="24"/>
+          <w:lang w:val="en-PK"/>
+        </w:rPr>
+      </w:pPr>
+      <w:r>
+        <w:rPr>
+          <w:rFonts w:ascii="Aptos" w:hAnsi="Aptos"/>
+          <w:sz w:val="24"/>
+          <w:szCs w:val="24"/>
+          <w:lang w:val="en-PK"/>
+        </w:rPr>
+        <w:t xml:space="preserve">Open the </w:t>
+      </w:r>
+      <w:proofErr w:type="spellStart"/>
+      <w:r>
+        <w:rPr>
+          <w:rFonts w:ascii="Aptos" w:hAnsi="Aptos"/>
+          <w:sz w:val="24"/>
+          <w:szCs w:val="24"/>
+          <w:lang w:val="en-PK"/>
+        </w:rPr>
+        <w:t>Jupyter</w:t>
+      </w:r>
+      <w:proofErr w:type="spellEnd"/>
+      <w:r>
+        <w:rPr>
+          <w:rFonts w:ascii="Aptos" w:hAnsi="Aptos"/>
+          <w:sz w:val="24"/>
+          <w:szCs w:val="24"/>
+          <w:lang w:val="en-PK"/>
+        </w:rPr>
+        <w:t xml:space="preserve"> Notebook:</w:t>
+      </w:r>
+    </w:p>
+    <w:p>
+      <w:pPr>
+        <w:pStyle w:val="Quote"/>
+        <w:rPr>
+          <w:b/>
+          <w:bCs/>
+          <w:sz w:val="24"/>
+          <w:szCs w:val="24"/>
+          <w:lang w:val="en-PK"/>
+        </w:rPr>
+      </w:pPr>
+      <w:proofErr w:type="spellStart"/>
+      <w:r>
+        <w:rPr>
+          <w:b/>
+          <w:bCs/>
+          <w:sz w:val="24"/>
+          <w:szCs w:val="24"/>
+          <w:lang w:val="en-PK"/>
+        </w:rPr>
+        <w:t>jupyter</w:t>
+      </w:r>
+      <w:proofErr w:type="spellEnd"/>
+      <w:r>
+        <w:rPr>
+          <w:b/>
+          <w:bCs/>
+          <w:sz w:val="24"/>
+          <w:szCs w:val="24"/>
+          <w:lang w:val="en-PK"/>
+        </w:rPr>
+        <w:t xml:space="preserve"> notebook</w:t>
+      </w:r>
+    </w:p>
+    <w:p>
+      <w:pPr>
+        <w:numPr>
+          <w:ilvl w:val="0"/>
+          <w:numId w:val="38"/>
+        </w:numPr>
+        <w:rPr>
+          <w:rFonts w:ascii="Aptos" w:hAnsi="Aptos"/>
+          <w:sz w:val="24"/>
+          <w:szCs w:val="24"/>
+          <w:lang w:val="en-PK"/>
+        </w:rPr>
+      </w:pPr>
+      <w:r>
+        <w:rPr>
+          <w:rFonts w:ascii="Aptos" w:hAnsi="Aptos"/>
+          <w:sz w:val="24"/>
+          <w:szCs w:val="24"/>
+          <w:lang w:val="en-PK"/>
+        </w:rPr>
+        <w:t xml:space="preserve">Follow the </w:t>
+      </w:r>
+      <w:proofErr w:type="spellStart"/>
+      <w:r>
+        <w:rPr>
+          <w:rFonts w:ascii="Aptos" w:hAnsi="Aptos"/>
+          <w:sz w:val="24"/>
+          <w:szCs w:val="24"/>
+          <w:lang w:val="en-PK"/>
+        </w:rPr>
+        <w:t>Regression_Tutorial.ipynb</w:t>
+      </w:r>
+      <w:proofErr w:type="spellEnd"/>
+      <w:r>
+        <w:rPr>
+          <w:rFonts w:ascii="Aptos" w:hAnsi="Aptos"/>
+          <w:sz w:val="24"/>
+          <w:szCs w:val="24"/>
+          <w:lang w:val="en-PK"/>
+        </w:rPr>
+        <w:t xml:space="preserve"> notebook to preprocess the data, train the models, and evaluate their performance.</w:t>
+      </w:r>
+    </w:p>
+    <w:p>
+      <w:pPr>
+        <w:rPr>
+          <w:rFonts w:ascii="Aptos" w:hAnsi="Aptos"/>
+          <w:sz w:val="24"/>
+          <w:szCs w:val="24"/>
+          <w:lang w:val="en-PK"/>
+        </w:rPr>
+      </w:pPr>
+      <w:r>
+        <w:rPr>
+          <w:rFonts w:ascii="Aptos" w:hAnsi="Aptos"/>
+          <w:sz w:val="24"/>
+          <w:szCs w:val="24"/>
+          <w:lang w:val="en-PK"/>
+        </w:rPr>
+        <w:pict w14:anchorId="24711874">
+          <v:rect id="_x0000_i1057" style="width:0;height:1.5pt" o:hralign="center" o:hrstd="t" o:hr="t" fillcolor="#a0a0a0" stroked="f"/>
+        </w:pict>
+      </w:r>
+    </w:p>
+    <w:p>
+      <w:pPr>
+        <w:rPr>
+          <w:rFonts w:ascii="Aptos" w:hAnsi="Aptos"/>
+          <w:b/>
+          <w:bCs/>
+          <w:sz w:val="24"/>
+          <w:szCs w:val="24"/>
+          <w:lang w:val="en-PK"/>
+        </w:rPr>
+      </w:pPr>
+      <w:r>
+        <w:rPr>
+          <w:rFonts w:ascii="Aptos" w:hAnsi="Aptos"/>
+          <w:b/>
+          <w:bCs/>
+          <w:sz w:val="24"/>
+          <w:szCs w:val="24"/>
+          <w:lang w:val="en-PK"/>
+        </w:rPr>
+        <w:t>Key Features of the Repository</w:t>
+      </w:r>
+    </w:p>
+    <w:p>
+      <w:pPr>
+        <w:numPr>
+          <w:ilvl w:val="0"/>
+          <w:numId w:val="39"/>
+        </w:numPr>
+        <w:rPr>
+          <w:rFonts w:ascii="Aptos" w:hAnsi="Aptos"/>
+          <w:sz w:val="24"/>
+          <w:szCs w:val="24"/>
+          <w:lang w:val="en-PK"/>
+        </w:rPr>
+      </w:pPr>
+      <w:r>
+        <w:rPr>
+          <w:rFonts w:ascii="Aptos" w:hAnsi="Aptos"/>
+          <w:b/>
+          <w:bCs/>
+          <w:sz w:val="24"/>
+          <w:szCs w:val="24"/>
+          <w:lang w:val="en-PK"/>
+        </w:rPr>
+        <w:t>Documentation</w:t>
+      </w:r>
+      <w:r>
+        <w:rPr>
+          <w:rFonts w:ascii="Aptos" w:hAnsi="Aptos"/>
+          <w:sz w:val="24"/>
+          <w:szCs w:val="24"/>
+          <w:lang w:val="en-PK"/>
+        </w:rPr>
+        <w:t>:</w:t>
+      </w:r>
+    </w:p>
+    <w:p>
+      <w:pPr>
+        <w:numPr>
+          <w:ilvl w:val="1"/>
+          <w:numId w:val="39"/>
+        </w:numPr>
+        <w:rPr>
+          <w:rFonts w:ascii="Aptos" w:hAnsi="Aptos"/>
+          <w:sz w:val="24"/>
+          <w:szCs w:val="24"/>
+          <w:lang w:val="en-PK"/>
+        </w:rPr>
+      </w:pPr>
+      <w:r>
+        <w:rPr>
+          <w:rFonts w:ascii="Aptos" w:hAnsi="Aptos"/>
+          <w:sz w:val="24"/>
+          <w:szCs w:val="24"/>
+          <w:lang w:val="en-PK"/>
+        </w:rPr>
+        <w:t>The README.md provides an overview, setup instructions, and a summary of results.</w:t>
+      </w:r>
+    </w:p>
+    <w:p>
+      <w:pPr>
+        <w:numPr>
+          <w:ilvl w:val="1"/>
+          <w:numId w:val="39"/>
+        </w:numPr>
+        <w:rPr>
+          <w:rFonts w:ascii="Aptos" w:hAnsi="Aptos"/>
+          <w:sz w:val="24"/>
+          <w:szCs w:val="24"/>
+          <w:lang w:val="en-PK"/>
+        </w:rPr>
+      </w:pPr>
+      <w:r>
+        <w:rPr>
+          <w:rFonts w:ascii="Aptos" w:hAnsi="Aptos"/>
+          <w:sz w:val="24"/>
+          <w:szCs w:val="24"/>
+          <w:lang w:val="en-PK"/>
+        </w:rPr>
+        <w:t>The Regression_House_Pricing_Report.docx offers an in-depth analysis and insights into the project.</w:t>
+      </w:r>
+    </w:p>
+    <w:p>
+      <w:pPr>
+        <w:numPr>
+          <w:ilvl w:val="0"/>
+          <w:numId w:val="39"/>
+        </w:numPr>
+        <w:rPr>
+          <w:rFonts w:ascii="Aptos" w:hAnsi="Aptos"/>
+          <w:sz w:val="24"/>
+          <w:szCs w:val="24"/>
+          <w:lang w:val="en-PK"/>
+        </w:rPr>
+      </w:pPr>
+      <w:r>
+        <w:rPr>
+          <w:rFonts w:ascii="Aptos" w:hAnsi="Aptos"/>
+          <w:b/>
+          <w:bCs/>
+          <w:sz w:val="24"/>
+          <w:szCs w:val="24"/>
+          <w:lang w:val="en-PK"/>
+        </w:rPr>
+        <w:lastRenderedPageBreak/>
+        <w:t>Code</w:t>
+      </w:r>
+      <w:r>
+        <w:rPr>
+          <w:rFonts w:ascii="Aptos" w:hAnsi="Aptos"/>
+          <w:sz w:val="24"/>
+          <w:szCs w:val="24"/>
+          <w:lang w:val="en-PK"/>
+        </w:rPr>
+        <w:t>:</w:t>
+      </w:r>
+    </w:p>
+    <w:p>
+      <w:pPr>
+        <w:numPr>
+          <w:ilvl w:val="1"/>
+          <w:numId w:val="39"/>
+        </w:numPr>
+        <w:rPr>
+          <w:rFonts w:ascii="Aptos" w:hAnsi="Aptos"/>
+          <w:sz w:val="24"/>
+          <w:szCs w:val="24"/>
+          <w:lang w:val="en-PK"/>
+        </w:rPr>
+      </w:pPr>
+      <w:r>
+        <w:rPr>
+          <w:rFonts w:ascii="Aptos" w:hAnsi="Aptos"/>
+          <w:sz w:val="24"/>
+          <w:szCs w:val="24"/>
+          <w:lang w:val="en-PK"/>
+        </w:rPr>
+        <w:t xml:space="preserve">The </w:t>
+      </w:r>
+      <w:proofErr w:type="spellStart"/>
+      <w:r>
+        <w:rPr>
+          <w:rFonts w:ascii="Aptos" w:hAnsi="Aptos"/>
+          <w:sz w:val="24"/>
+          <w:szCs w:val="24"/>
+          <w:lang w:val="en-PK"/>
+        </w:rPr>
+        <w:t>Regression_Tutorial.ipynb</w:t>
+      </w:r>
+      <w:proofErr w:type="spellEnd"/>
+      <w:r>
+        <w:rPr>
+          <w:rFonts w:ascii="Aptos" w:hAnsi="Aptos"/>
+          <w:sz w:val="24"/>
+          <w:szCs w:val="24"/>
+          <w:lang w:val="en-PK"/>
+        </w:rPr>
+        <w:t xml:space="preserve"> contains well-documented code and visualizations, making it easy to follow the process.</w:t>
+      </w:r>
+    </w:p>
+    <w:p>
+      <w:pPr>
+        <w:numPr>
+          <w:ilvl w:val="0"/>
+          <w:numId w:val="39"/>
+        </w:numPr>
+        <w:rPr>
+          <w:rFonts w:ascii="Aptos" w:hAnsi="Aptos"/>
+          <w:sz w:val="24"/>
+          <w:szCs w:val="24"/>
+          <w:lang w:val="en-PK"/>
+        </w:rPr>
+      </w:pPr>
+      <w:r>
+        <w:rPr>
+          <w:rFonts w:ascii="Aptos" w:hAnsi="Aptos"/>
+          <w:b/>
+          <w:bCs/>
+          <w:sz w:val="24"/>
+          <w:szCs w:val="24"/>
+          <w:lang w:val="en-PK"/>
+        </w:rPr>
+        <w:t>Reproducibility</w:t>
+      </w:r>
+      <w:r>
+        <w:rPr>
+          <w:rFonts w:ascii="Aptos" w:hAnsi="Aptos"/>
+          <w:sz w:val="24"/>
+          <w:szCs w:val="24"/>
+          <w:lang w:val="en-PK"/>
+        </w:rPr>
+        <w:t>:</w:t>
+      </w:r>
+    </w:p>
+    <w:p>
+      <w:pPr>
+        <w:numPr>
+          <w:ilvl w:val="1"/>
+          <w:numId w:val="39"/>
+        </w:numPr>
+        <w:rPr>
+          <w:rFonts w:ascii="Aptos" w:hAnsi="Aptos"/>
+          <w:sz w:val="24"/>
+          <w:szCs w:val="24"/>
+          <w:lang w:val="en-PK"/>
+        </w:rPr>
+      </w:pPr>
+      <w:r>
+        <w:rPr>
+          <w:rFonts w:ascii="Aptos" w:hAnsi="Aptos"/>
+          <w:sz w:val="24"/>
+          <w:szCs w:val="24"/>
+          <w:lang w:val="en-PK"/>
+        </w:rPr>
+        <w:t>All dependencies are listed in the requirements.txt file.</w:t>
+      </w:r>
+    </w:p>
+    <w:p>
+      <w:pPr>
+        <w:numPr>
+          <w:ilvl w:val="1"/>
+          <w:numId w:val="39"/>
+        </w:numPr>
+        <w:rPr>
+          <w:rFonts w:ascii="Aptos" w:hAnsi="Aptos"/>
+          <w:sz w:val="24"/>
+          <w:szCs w:val="24"/>
+          <w:lang w:val="en-PK"/>
+        </w:rPr>
+      </w:pPr>
+      <w:r>
+        <w:rPr>
+          <w:rFonts w:ascii="Aptos" w:hAnsi="Aptos"/>
+          <w:sz w:val="24"/>
+          <w:szCs w:val="24"/>
+          <w:lang w:val="en-PK"/>
+        </w:rPr>
+        <w:t>The MIT License ensures users can freely use and modify the project.</w:t>
+      </w:r>
+    </w:p>
+    <w:p>
+      <w:pPr>
+        <w:numPr>
+          <w:ilvl w:val="0"/>
+          <w:numId w:val="39"/>
+        </w:numPr>
+        <w:rPr>
+          <w:rFonts w:ascii="Aptos" w:hAnsi="Aptos"/>
+          <w:sz w:val="24"/>
+          <w:szCs w:val="24"/>
+          <w:lang w:val="en-PK"/>
+        </w:rPr>
+      </w:pPr>
+      <w:r>
+        <w:rPr>
+          <w:rFonts w:ascii="Aptos" w:hAnsi="Aptos"/>
+          <w:b/>
+          <w:bCs/>
+          <w:sz w:val="24"/>
+          <w:szCs w:val="24"/>
+          <w:lang w:val="en-PK"/>
+        </w:rPr>
+        <w:t>Visualization</w:t>
+      </w:r>
+      <w:r>
+        <w:rPr>
+          <w:rFonts w:ascii="Aptos" w:hAnsi="Aptos"/>
+          <w:sz w:val="24"/>
+          <w:szCs w:val="24"/>
+          <w:lang w:val="en-PK"/>
+        </w:rPr>
+        <w:t>:</w:t>
+      </w:r>
+    </w:p>
+    <w:p>
+      <w:pPr>
+        <w:numPr>
+          <w:ilvl w:val="1"/>
+          <w:numId w:val="39"/>
+        </w:numPr>
+        <w:rPr>
+          <w:rFonts w:ascii="Aptos" w:hAnsi="Aptos"/>
+          <w:sz w:val="24"/>
+          <w:szCs w:val="24"/>
+          <w:lang w:val="en-PK"/>
+        </w:rPr>
+      </w:pPr>
+      <w:r>
+        <w:rPr>
+          <w:rFonts w:ascii="Aptos" w:hAnsi="Aptos"/>
+          <w:sz w:val="24"/>
+          <w:szCs w:val="24"/>
+          <w:lang w:val="en-PK"/>
+        </w:rPr>
+        <w:t>The repository includes pre-generated plots and visualizations, such as feature importance graphs, residual plots, and performance metrics.</w:t>
+      </w:r>
+    </w:p>
+    <w:p>
+      <w:pPr>
+        <w:rPr>
+          <w:rFonts w:ascii="Aptos" w:hAnsi="Aptos"/>
+          <w:sz w:val="24"/>
+          <w:szCs w:val="24"/>
+          <w:lang w:val="en-PK"/>
+        </w:rPr>
+      </w:pPr>
+      <w:r>
+        <w:rPr>
+          <w:rFonts w:ascii="Aptos" w:hAnsi="Aptos"/>
+          <w:sz w:val="24"/>
+          <w:szCs w:val="24"/>
+          <w:lang w:val="en-PK"/>
+        </w:rPr>
+        <w:pict w14:anchorId="21C3EAD7">
+          <v:rect id="_x0000_i1058" style="width:0;height:1.5pt" o:hralign="center" o:hrstd="t" o:hr="t" fillcolor="#a0a0a0" stroked="f"/>
+        </w:pict>
+      </w:r>
+    </w:p>
+    <w:p>
+      <w:pPr>
+        <w:rPr>
+          <w:rFonts w:ascii="Aptos" w:hAnsi="Aptos"/>
+          <w:b/>
+          <w:bCs/>
+          <w:sz w:val="24"/>
+          <w:szCs w:val="24"/>
+          <w:lang w:val="en-PK"/>
+        </w:rPr>
+      </w:pPr>
+      <w:r>
+        <w:rPr>
+          <w:rFonts w:ascii="Aptos" w:hAnsi="Aptos"/>
+          <w:b/>
+          <w:bCs/>
+          <w:sz w:val="24"/>
+          <w:szCs w:val="24"/>
+          <w:lang w:val="en-PK"/>
+        </w:rPr>
+        <w:t>Contribution Guidelines</w:t>
+      </w:r>
+    </w:p>
+    <w:p>
+      <w:pPr>
+        <w:rPr>
+          <w:rFonts w:ascii="Aptos" w:hAnsi="Aptos"/>
+          <w:sz w:val="24"/>
+          <w:szCs w:val="24"/>
+          <w:lang w:val="en-PK"/>
+        </w:rPr>
+      </w:pPr>
+      <w:r>
+        <w:rPr>
+          <w:rFonts w:ascii="Aptos" w:hAnsi="Aptos"/>
+          <w:sz w:val="24"/>
+          <w:szCs w:val="24"/>
+          <w:lang w:val="en-PK"/>
+        </w:rPr>
+        <w:t>We welcome contributions to improve and expand this project! To contribute:</w:t>
+      </w:r>
+    </w:p>
+    <w:p>
+      <w:pPr>
+        <w:numPr>
+          <w:ilvl w:val="0"/>
+          <w:numId w:val="40"/>
+        </w:numPr>
+        <w:rPr>
+          <w:rFonts w:ascii="Aptos" w:hAnsi="Aptos"/>
+          <w:sz w:val="24"/>
+          <w:szCs w:val="24"/>
+          <w:lang w:val="en-PK"/>
+        </w:rPr>
+      </w:pPr>
+      <w:r>
+        <w:rPr>
+          <w:rFonts w:ascii="Aptos" w:hAnsi="Aptos"/>
+          <w:sz w:val="24"/>
+          <w:szCs w:val="24"/>
+          <w:lang w:val="en-PK"/>
+        </w:rPr>
+        <w:t>Fork the repository.</w:t>
+      </w:r>
+    </w:p>
+    <w:p>
+      <w:pPr>
+        <w:numPr>
+          <w:ilvl w:val="0"/>
+          <w:numId w:val="40"/>
+        </w:numPr>
+        <w:rPr>
+          <w:rFonts w:ascii="Aptos" w:hAnsi="Aptos"/>
+          <w:sz w:val="24"/>
+          <w:szCs w:val="24"/>
+          <w:lang w:val="en-PK"/>
+        </w:rPr>
+      </w:pPr>
+      <w:r>
+        <w:rPr>
+          <w:rFonts w:ascii="Aptos" w:hAnsi="Aptos"/>
+          <w:sz w:val="24"/>
+          <w:szCs w:val="24"/>
+          <w:lang w:val="en-PK"/>
+        </w:rPr>
+        <w:t>Clone your fork:</w:t>
+      </w:r>
+    </w:p>
+    <w:p>
+      <w:pPr>
+        <w:pStyle w:val="Quote"/>
+        <w:rPr>
+          <w:sz w:val="24"/>
+          <w:szCs w:val="24"/>
+          <w:lang w:val="en-PK"/>
+        </w:rPr>
+      </w:pPr>
+      <w:r>
+        <w:rPr>
+          <w:sz w:val="24"/>
+          <w:szCs w:val="24"/>
+          <w:lang w:val="en-PK"/>
+        </w:rPr>
+        <w:t>git clone https://github.com/sab110/Regression-Task-Housing-Dataset.git</w:t>
+      </w:r>
+    </w:p>
+    <w:p>
+      <w:pPr>
+        <w:pStyle w:val="ListParagraph"/>
+        <w:numPr>
+          <w:ilvl w:val="0"/>
+          <w:numId w:val="40"/>
+        </w:numPr>
+        <w:rPr>
+          <w:rFonts w:ascii="Aptos" w:hAnsi="Aptos"/>
+          <w:sz w:val="24"/>
+          <w:szCs w:val="24"/>
+          <w:lang w:val="en-PK"/>
+        </w:rPr>
+      </w:pPr>
+      <w:r>
+        <w:rPr>
+          <w:rFonts w:ascii="Aptos" w:hAnsi="Aptos"/>
+          <w:sz w:val="24"/>
+          <w:szCs w:val="24"/>
+          <w:lang w:val="en-PK"/>
+        </w:rPr>
+        <w:t>Create a feature branch:</w:t>
+      </w:r>
+    </w:p>
+    <w:p>
+      <w:pPr>
+        <w:pStyle w:val="Quote"/>
+        <w:rPr>
+          <w:sz w:val="24"/>
+          <w:szCs w:val="24"/>
+          <w:lang w:val="en-PK"/>
+        </w:rPr>
+      </w:pPr>
+      <w:r>
+        <w:rPr>
+          <w:sz w:val="24"/>
+          <w:szCs w:val="24"/>
+          <w:lang w:val="en-PK"/>
+        </w:rPr>
+        <w:t xml:space="preserve">git checkout -b </w:t>
+      </w:r>
+      <w:r>
+        <w:rPr>
+          <w:sz w:val="24"/>
+          <w:szCs w:val="24"/>
+          <w:lang w:val="en-PK"/>
+        </w:rPr>
+        <w:t>main</w:t>
+      </w:r>
+    </w:p>
+    <w:p>
+      <w:pPr>
+        <w:numPr>
+          <w:ilvl w:val="0"/>
+          <w:numId w:val="40"/>
+        </w:numPr>
+        <w:rPr>
+          <w:rFonts w:ascii="Aptos" w:hAnsi="Aptos"/>
+          <w:sz w:val="24"/>
+          <w:szCs w:val="24"/>
+          <w:lang w:val="en-PK"/>
+        </w:rPr>
+      </w:pPr>
+      <w:r>
+        <w:rPr>
+          <w:rFonts w:ascii="Aptos" w:hAnsi="Aptos"/>
+          <w:sz w:val="24"/>
+          <w:szCs w:val="24"/>
+          <w:lang w:val="en-PK"/>
+        </w:rPr>
+        <w:t>Commit and push your changes:</w:t>
+      </w:r>
+    </w:p>
+    <w:p>
+      <w:pPr>
+        <w:pStyle w:val="Quote"/>
+        <w:rPr>
+          <w:sz w:val="24"/>
+          <w:szCs w:val="24"/>
+          <w:lang w:val="en-PK"/>
+        </w:rPr>
+      </w:pPr>
+      <w:r>
+        <w:rPr>
+          <w:sz w:val="24"/>
+          <w:szCs w:val="24"/>
+          <w:lang w:val="en-PK"/>
+        </w:rPr>
+        <w:t>git commit -m "Description of changes"</w:t>
+      </w:r>
+    </w:p>
+    <w:p>
+      <w:pPr>
+        <w:pStyle w:val="Quote"/>
+        <w:rPr>
+          <w:sz w:val="24"/>
+          <w:szCs w:val="24"/>
+          <w:lang w:val="en-PK"/>
+        </w:rPr>
+      </w:pPr>
+      <w:r>
+        <w:rPr>
+          <w:sz w:val="24"/>
+          <w:szCs w:val="24"/>
+          <w:lang w:val="en-PK"/>
+        </w:rPr>
+        <w:t xml:space="preserve">git push </w:t>
+      </w:r>
+      <w:r>
+        <w:rPr>
+          <w:sz w:val="24"/>
+          <w:szCs w:val="24"/>
+          <w:lang w:val="en-PK"/>
+        </w:rPr>
+        <w:t>main</w:t>
+      </w:r>
+    </w:p>
+    <w:p>
+      <w:pPr>
+        <w:numPr>
+          <w:ilvl w:val="0"/>
+          <w:numId w:val="40"/>
+        </w:numPr>
+        <w:rPr>
+          <w:rFonts w:ascii="Aptos" w:hAnsi="Aptos"/>
+          <w:sz w:val="24"/>
+          <w:szCs w:val="24"/>
+          <w:lang w:val="en-PK"/>
+        </w:rPr>
+      </w:pPr>
+      <w:r>
+        <w:rPr>
+          <w:rFonts w:ascii="Aptos" w:hAnsi="Aptos"/>
+          <w:sz w:val="24"/>
+          <w:szCs w:val="24"/>
+          <w:lang w:val="en-PK"/>
+        </w:rPr>
+        <w:t>Submit a pull request for review.</w:t>
+      </w:r>
+    </w:p>
+    <w:p>
+      <w:pPr>
+        <w:rPr>
+          <w:rFonts w:ascii="Aptos" w:hAnsi="Aptos"/>
+          <w:sz w:val="24"/>
+          <w:szCs w:val="24"/>
+          <w:lang w:val="en-PK"/>
+        </w:rPr>
+      </w:pPr>
+      <w:r>
+        <w:rPr>
+          <w:rFonts w:ascii="Aptos" w:hAnsi="Aptos"/>
+          <w:sz w:val="24"/>
+          <w:szCs w:val="24"/>
+          <w:lang w:val="en-PK"/>
+        </w:rPr>
+        <w:pict w14:anchorId="741505A1">
+          <v:rect id="_x0000_i1059" style="width:0;height:1.5pt" o:hralign="center" o:hrstd="t" o:hr="t" fillcolor="#a0a0a0" stroked="f"/>
+        </w:pict>
+      </w:r>
+    </w:p>
+    <w:p>
+      <w:pPr>
+        <w:rPr>
+          <w:rFonts w:ascii="Aptos" w:hAnsi="Aptos"/>
+          <w:b/>
+          <w:bCs/>
+          <w:sz w:val="24"/>
+          <w:szCs w:val="24"/>
+          <w:lang w:val="en-PK"/>
+        </w:rPr>
+      </w:pPr>
+      <w:r>
+        <w:rPr>
+          <w:rFonts w:ascii="Aptos" w:hAnsi="Aptos"/>
+          <w:b/>
+          <w:bCs/>
+          <w:sz w:val="24"/>
+          <w:szCs w:val="24"/>
+          <w:lang w:val="en-PK"/>
+        </w:rPr>
+        <w:t>Licensing</w:t>
+      </w:r>
+    </w:p>
+    <w:p>
+      <w:pPr>
+        <w:rPr>
+          <w:rFonts w:ascii="Aptos" w:hAnsi="Aptos"/>
+          <w:sz w:val="24"/>
+          <w:szCs w:val="24"/>
+          <w:lang w:val="en-PK"/>
+        </w:rPr>
+      </w:pPr>
+      <w:r>
+        <w:rPr>
+          <w:rFonts w:ascii="Aptos" w:hAnsi="Aptos"/>
+          <w:sz w:val="24"/>
+          <w:szCs w:val="24"/>
+          <w:lang w:val="en-PK"/>
+        </w:rPr>
+        <w:t>This project is licensed under the MIT License. For more information, refer to the LICENSE file in the repository.</w:t>
+      </w:r>
+    </w:p>
+    <w:p>
+      <w:pPr>
+        <w:rPr>
+          <w:rFonts w:ascii="Aptos" w:hAnsi="Aptos"/>
+          <w:sz w:val="24"/>
+          <w:szCs w:val="24"/>
+          <w:lang w:val="en-PK"/>
+        </w:rPr>
+      </w:pPr>
+    </w:p>
+    <w:p>
+      <w:pPr>
+        <w:rPr>
+          <w:rFonts w:ascii="Aptos" w:hAnsi="Aptos"/>
+          <w:sz w:val="24"/>
+          <w:szCs w:val="24"/>
+          <w:lang w:val="en-PK"/>
+        </w:rPr>
+      </w:pPr>
+    </w:p>
+    <w:p>
+      <w:pPr>
+        <w:rPr>
+          <w:rFonts w:ascii="Aptos" w:hAnsi="Aptos"/>
+          <w:color w:val="4472C4" w:themeColor="accent1"/>
+          <w:sz w:val="36"/>
+          <w:szCs w:val="36"/>
+        </w:rPr>
+      </w:pPr>
+      <w:r>
+        <w:rPr>
+          <w:rFonts w:ascii="Aptos" w:hAnsi="Aptos"/>
+          <w:color w:val="4472C4" w:themeColor="accent1"/>
+          <w:sz w:val="36"/>
+          <w:szCs w:val="36"/>
+        </w:rPr>
+        <w:lastRenderedPageBreak/>
         <w:t>References:</w:t>
       </w:r>
     </w:p>
@@ -6748,6 +8301,7 @@
       </w:pPr>
     </w:p>
     <w:sectPr>
+      <w:footerReference w:type="default" r:id="rId24"/>
       <w:pgSz w:w="12240" w:h="15840"/>
       <w:pgMar w:top="1440" w:right="1440" w:bottom="1440" w:left="1440" w:header="720" w:footer="720" w:gutter="0"/>
       <w:cols w:space="720"/>
@@ -6757,6 +8311,108 @@
 </w:document>
 </file>
 
+<file path=word/endnotes.xml><?xml version="1.0" encoding="utf-8"?>
+<w:endnotes xmlns:wpc="http://schemas.microsoft.com/office/word/2010/wordprocessingCanvas" xmlns:cx="http://schemas.microsoft.com/office/drawing/2014/chartex" xmlns:cx1="http://schemas.microsoft.com/office/drawing/2015/9/8/chartex" xmlns:cx2="http://schemas.microsoft.com/office/drawing/2015/10/21/chartex" xmlns:cx3="http://schemas.microsoft.com/office/drawing/2016/5/9/chartex" xmlns:cx4="http://schemas.microsoft.com/office/drawing/2016/5/10/chartex" xmlns:cx5="http://schemas.microsoft.com/office/drawing/2016/5/11/chartex" xmlns:cx6="http://schemas.microsoft.com/office/drawing/2016/5/12/chartex" xmlns:cx7="http://schemas.microsoft.com/office/drawing/2016/5/13/chartex" xmlns:cx8="http://schemas.microsoft.com/office/drawing/2016/5/14/chartex" xmlns:mc="http://schemas.openxmlformats.org/markup-compatibility/2006" xmlns:aink="http://schemas.microsoft.com/office/drawing/2016/ink" xmlns:am3d="http://schemas.microsoft.com/office/drawing/2017/model3d" xmlns:o="urn:schemas-microsoft-com:office:office" xmlns:oel="http://schemas.microsoft.com/office/2019/extlst" xmlns:r="http://schemas.openxmlformats.org/officeDocument/2006/relationships" xmlns:m="http://schemas.openxmlformats.org/officeDocument/2006/math" xmlns:v="urn:schemas-microsoft-com:vml" xmlns:wp14="http://schemas.microsoft.com/office/word/2010/wordprocessingDrawing" xmlns:wp="http://schemas.openxmlformats.org/drawingml/2006/wordprocessingDrawing" xmlns:w10="urn:schemas-microsoft-com:office:word" xmlns:w="http://schemas.openxmlformats.org/wordprocessingml/2006/main" xmlns:w14="http://schemas.microsoft.com/office/word/2010/wordml" xmlns:w15="http://schemas.microsoft.com/office/word/2012/wordml" xmlns:w16cex="http://schemas.microsoft.com/office/word/2018/wordml/cex" xmlns:w16cid="http://schemas.microsoft.com/office/word/2016/wordml/cid" xmlns:w16="http://schemas.microsoft.com/office/word/2018/wordml" xmlns:w16du="http://schemas.microsoft.com/office/word/2023/wordml/word16du" xmlns:w16sdtdh="http://schemas.microsoft.com/office/word/2020/wordml/sdtdatahash" xmlns:w16se="http://schemas.microsoft.com/office/word/2015/wordml/symex" xmlns:wpg="http://schemas.microsoft.com/office/word/2010/wordprocessingGroup" xmlns:wpi="http://schemas.microsoft.com/office/word/2010/wordprocessingInk" xmlns:wne="http://schemas.microsoft.com/office/word/2006/wordml" xmlns:wps="http://schemas.microsoft.com/office/word/2010/wordprocessingShape" mc:Ignorable="w14 w15 w16se w16cid w16 w16cex w16sdtdh w16du wp14">
+  <w:endnote w:type="separator" w:id="-1">
+    <w:p>
+      <w:pPr>
+        <w:spacing w:after="0" w:line="240" w:lineRule="auto"/>
+      </w:pPr>
+      <w:r>
+        <w:separator/>
+      </w:r>
+    </w:p>
+  </w:endnote>
+  <w:endnote w:type="continuationSeparator" w:id="0">
+    <w:p>
+      <w:pPr>
+        <w:spacing w:after="0" w:line="240" w:lineRule="auto"/>
+      </w:pPr>
+      <w:r>
+        <w:continuationSeparator/>
+      </w:r>
+    </w:p>
+  </w:endnote>
+</w:endnotes>
+</file>
+
+<file path=word/footer1.xml><?xml version="1.0" encoding="utf-8"?>
+<w:ftr xmlns:wpc="http://schemas.microsoft.com/office/word/2010/wordprocessingCanvas" xmlns:cx="http://schemas.microsoft.com/office/drawing/2014/chartex" xmlns:cx1="http://schemas.microsoft.com/office/drawing/2015/9/8/chartex" xmlns:cx2="http://schemas.microsoft.com/office/drawing/2015/10/21/chartex" xmlns:cx3="http://schemas.microsoft.com/office/drawing/2016/5/9/chartex" xmlns:cx4="http://schemas.microsoft.com/office/drawing/2016/5/10/chartex" xmlns:cx5="http://schemas.microsoft.com/office/drawing/2016/5/11/chartex" xmlns:cx6="http://schemas.microsoft.com/office/drawing/2016/5/12/chartex" xmlns:cx7="http://schemas.microsoft.com/office/drawing/2016/5/13/chartex" xmlns:cx8="http://schemas.microsoft.com/office/drawing/2016/5/14/chartex" xmlns:mc="http://schemas.openxmlformats.org/markup-compatibility/2006" xmlns:aink="http://schemas.microsoft.com/office/drawing/2016/ink" xmlns:am3d="http://schemas.microsoft.com/office/drawing/2017/model3d" xmlns:o="urn:schemas-microsoft-com:office:office" xmlns:oel="http://schemas.microsoft.com/office/2019/extlst" xmlns:r="http://schemas.openxmlformats.org/officeDocument/2006/relationships" xmlns:m="http://schemas.openxmlformats.org/officeDocument/2006/math" xmlns:v="urn:schemas-microsoft-com:vml" xmlns:wp14="http://schemas.microsoft.com/office/word/2010/wordprocessingDrawing" xmlns:wp="http://schemas.openxmlformats.org/drawingml/2006/wordprocessingDrawing" xmlns:w10="urn:schemas-microsoft-com:office:word" xmlns:w="http://schemas.openxmlformats.org/wordprocessingml/2006/main" xmlns:w14="http://schemas.microsoft.com/office/word/2010/wordml" xmlns:w15="http://schemas.microsoft.com/office/word/2012/wordml" xmlns:w16cex="http://schemas.microsoft.com/office/word/2018/wordml/cex" xmlns:w16cid="http://schemas.microsoft.com/office/word/2016/wordml/cid" xmlns:w16="http://schemas.microsoft.com/office/word/2018/wordml" xmlns:w16du="http://schemas.microsoft.com/office/word/2023/wordml/word16du" xmlns:w16sdtdh="http://schemas.microsoft.com/office/word/2020/wordml/sdtdatahash" xmlns:w16se="http://schemas.microsoft.com/office/word/2015/wordml/symex" xmlns:wpg="http://schemas.microsoft.com/office/word/2010/wordprocessingGroup" xmlns:wpi="http://schemas.microsoft.com/office/word/2010/wordprocessingInk" xmlns:wne="http://schemas.microsoft.com/office/word/2006/wordml" xmlns:wps="http://schemas.microsoft.com/office/word/2010/wordprocessingShape" mc:Ignorable="w14 w15 w16se w16cid w16 w16cex w16sdtdh w16du wp14">
+  <w:sdt>
+    <w:sdtPr>
+      <w:id w:val="1838963920"/>
+      <w:docPartObj>
+        <w:docPartGallery w:val="Page Numbers (Bottom of Page)"/>
+        <w:docPartUnique/>
+      </w:docPartObj>
+    </w:sdtPr>
+    <w:sdtEndPr>
+      <w:rPr>
+        <w:noProof/>
+      </w:rPr>
+    </w:sdtEndPr>
+    <w:sdtContent>
+      <w:p>
+        <w:pPr>
+          <w:pStyle w:val="Footer"/>
+        </w:pPr>
+        <w:r>
+          <w:fldChar w:fldCharType="begin"/>
+        </w:r>
+        <w:r>
+          <w:instrText xml:space="preserve"> PAGE   \* MERGEFORMAT </w:instrText>
+        </w:r>
+        <w:r>
+          <w:fldChar w:fldCharType="separate"/>
+        </w:r>
+        <w:r>
+          <w:rPr>
+            <w:noProof/>
+          </w:rPr>
+          <w:t>2</w:t>
+        </w:r>
+        <w:r>
+          <w:rPr>
+            <w:noProof/>
+          </w:rPr>
+          <w:fldChar w:fldCharType="end"/>
+        </w:r>
+      </w:p>
+    </w:sdtContent>
+  </w:sdt>
+  <w:p>
+    <w:pPr>
+      <w:pStyle w:val="Footer"/>
+    </w:pPr>
+  </w:p>
+</w:ftr>
+</file>
+
+<file path=word/footnotes.xml><?xml version="1.0" encoding="utf-8"?>
+<w:footnotes xmlns:wpc="http://schemas.microsoft.com/office/word/2010/wordprocessingCanvas" xmlns:cx="http://schemas.microsoft.com/office/drawing/2014/chartex" xmlns:cx1="http://schemas.microsoft.com/office/drawing/2015/9/8/chartex" xmlns:cx2="http://schemas.microsoft.com/office/drawing/2015/10/21/chartex" xmlns:cx3="http://schemas.microsoft.com/office/drawing/2016/5/9/chartex" xmlns:cx4="http://schemas.microsoft.com/office/drawing/2016/5/10/chartex" xmlns:cx5="http://schemas.microsoft.com/office/drawing/2016/5/11/chartex" xmlns:cx6="http://schemas.microsoft.com/office/drawing/2016/5/12/chartex" xmlns:cx7="http://schemas.microsoft.com/office/drawing/2016/5/13/chartex" xmlns:cx8="http://schemas.microsoft.com/office/drawing/2016/5/14/chartex" xmlns:mc="http://schemas.openxmlformats.org/markup-compatibility/2006" xmlns:aink="http://schemas.microsoft.com/office/drawing/2016/ink" xmlns:am3d="http://schemas.microsoft.com/office/drawing/2017/model3d" xmlns:o="urn:schemas-microsoft-com:office:office" xmlns:oel="http://schemas.microsoft.com/office/2019/extlst" xmlns:r="http://schemas.openxmlformats.org/officeDocument/2006/relationships" xmlns:m="http://schemas.openxmlformats.org/officeDocument/2006/math" xmlns:v="urn:schemas-microsoft-com:vml" xmlns:wp14="http://schemas.microsoft.com/office/word/2010/wordprocessingDrawing" xmlns:wp="http://schemas.openxmlformats.org/drawingml/2006/wordprocessingDrawing" xmlns:w10="urn:schemas-microsoft-com:office:word" xmlns:w="http://schemas.openxmlformats.org/wordprocessingml/2006/main" xmlns:w14="http://schemas.microsoft.com/office/word/2010/wordml" xmlns:w15="http://schemas.microsoft.com/office/word/2012/wordml" xmlns:w16cex="http://schemas.microsoft.com/office/word/2018/wordml/cex" xmlns:w16cid="http://schemas.microsoft.com/office/word/2016/wordml/cid" xmlns:w16="http://schemas.microsoft.com/office/word/2018/wordml" xmlns:w16du="http://schemas.microsoft.com/office/word/2023/wordml/word16du" xmlns:w16sdtdh="http://schemas.microsoft.com/office/word/2020/wordml/sdtdatahash" xmlns:w16se="http://schemas.microsoft.com/office/word/2015/wordml/symex" xmlns:wpg="http://schemas.microsoft.com/office/word/2010/wordprocessingGroup" xmlns:wpi="http://schemas.microsoft.com/office/word/2010/wordprocessingInk" xmlns:wne="http://schemas.microsoft.com/office/word/2006/wordml" xmlns:wps="http://schemas.microsoft.com/office/word/2010/wordprocessingShape" mc:Ignorable="w14 w15 w16se w16cid w16 w16cex w16sdtdh w16du wp14">
+  <w:footnote w:type="separator" w:id="-1">
+    <w:p>
+      <w:pPr>
+        <w:spacing w:after="0" w:line="240" w:lineRule="auto"/>
+      </w:pPr>
+      <w:r>
+        <w:separator/>
+      </w:r>
+    </w:p>
+  </w:footnote>
+  <w:footnote w:type="continuationSeparator" w:id="0">
+    <w:p>
+      <w:pPr>
+        <w:spacing w:after="0" w:line="240" w:lineRule="auto"/>
+      </w:pPr>
+      <w:r>
+        <w:continuationSeparator/>
+      </w:r>
+    </w:p>
+  </w:footnote>
+</w:footnotes>
+</file>
+
 <file path=word/numbering.xml><?xml version="1.0" encoding="utf-8"?>
 <w:numbering xmlns:wpc="http://schemas.microsoft.com/office/word/2010/wordprocessingCanvas" xmlns:cx="http://schemas.microsoft.com/office/drawing/2014/chartex" xmlns:cx1="http://schemas.microsoft.com/office/drawing/2015/9/8/chartex" xmlns:cx2="http://schemas.microsoft.com/office/drawing/2015/10/21/chartex" xmlns:cx3="http://schemas.microsoft.com/office/drawing/2016/5/9/chartex" xmlns:cx4="http://schemas.microsoft.com/office/drawing/2016/5/10/chartex" xmlns:cx5="http://schemas.microsoft.com/office/drawing/2016/5/11/chartex" xmlns:cx6="http://schemas.microsoft.com/office/drawing/2016/5/12/chartex" xmlns:cx7="http://schemas.microsoft.com/office/drawing/2016/5/13/chartex" xmlns:cx8="http://schemas.microsoft.com/office/drawing/2016/5/14/chartex" xmlns:mc="http://schemas.openxmlformats.org/markup-compatibility/2006" xmlns:aink="http://schemas.microsoft.com/office/drawing/2016/ink" xmlns:am3d="http://schemas.microsoft.com/office/drawing/2017/model3d" xmlns:o="urn:schemas-microsoft-com:office:office" xmlns:oel="http://schemas.microsoft.com/office/2019/extlst" xmlns:r="http://schemas.openxmlformats.org/officeDocument/2006/relationships" xmlns:m="http://schemas.openxmlformats.org/officeDocument/2006/math" xmlns:v="urn:schemas-microsoft-com:vml" xmlns:wp14="http://schemas.microsoft.com/office/word/2010/wordprocessingDrawing" xmlns:wp="http://schemas.openxmlformats.org/drawingml/2006/wordprocessingDrawing" xmlns:w10="urn:schemas-microsoft-com:office:word" xmlns:w="http://schemas.openxmlformats.org/wordprocessingml/2006/main" xmlns:w14="http://schemas.microsoft.com/office/word/2010/wordml" xmlns:w15="http://schemas.microsoft.com/office/word/2012/wordml" xmlns:w16cex="http://schemas.microsoft.com/office/word/2018/wordml/cex" xmlns:w16cid="http://schemas.microsoft.com/office/word/2016/wordml/cid" xmlns:w16="http://schemas.microsoft.com/office/word/2018/wordml" xmlns:w16du="http://schemas.microsoft.com/office/word/2023/wordml/word16du" xmlns:w16sdtdh="http://schemas.microsoft.com/office/word/2020/wordml/sdtdatahash" xmlns:w16se="http://schemas.microsoft.com/office/word/2015/wordml/symex" xmlns:wpg="http://schemas.microsoft.com/office/word/2010/wordprocessingGroup" xmlns:wpi="http://schemas.microsoft.com/office/word/2010/wordprocessingInk" xmlns:wne="http://schemas.microsoft.com/office/word/2006/wordml" xmlns:wps="http://schemas.microsoft.com/office/word/2010/wordprocessingShape" mc:Ignorable="w14 w15 w16se w16cid w16 w16cex w16sdtdh w16du wp14">
   <w:abstractNum w:abstractNumId="0" w15:restartNumberingAfterBreak="0">
@@ -6873,6 +8529,236 @@
     </w:lvl>
   </w:abstractNum>
   <w:abstractNum w:abstractNumId="1" w15:restartNumberingAfterBreak="0">
+    <w:nsid w:val="0AC96578"/>
+    <w:multiLevelType w:val="multilevel"/>
+    <w:tmpl w:val="ED6614E6"/>
+    <w:lvl w:ilvl="0">
+      <w:start w:val="1"/>
+      <w:numFmt w:val="decimal"/>
+      <w:lvlText w:val="%1."/>
+      <w:lvlJc w:val="left"/>
+      <w:pPr>
+        <w:tabs>
+          <w:tab w:val="num" w:pos="720"/>
+        </w:tabs>
+        <w:ind w:left="720" w:hanging="360"/>
+      </w:pPr>
+    </w:lvl>
+    <w:lvl w:ilvl="1">
+      <w:start w:val="1"/>
+      <w:numFmt w:val="bullet"/>
+      <w:lvlText w:val="o"/>
+      <w:lvlJc w:val="left"/>
+      <w:pPr>
+        <w:tabs>
+          <w:tab w:val="num" w:pos="1440"/>
+        </w:tabs>
+        <w:ind w:left="1440" w:hanging="360"/>
+      </w:pPr>
+      <w:rPr>
+        <w:rFonts w:ascii="Courier New" w:hAnsi="Courier New" w:hint="default"/>
+        <w:sz w:val="20"/>
+      </w:rPr>
+    </w:lvl>
+    <w:lvl w:ilvl="2" w:tentative="1">
+      <w:start w:val="1"/>
+      <w:numFmt w:val="decimal"/>
+      <w:lvlText w:val="%3."/>
+      <w:lvlJc w:val="left"/>
+      <w:pPr>
+        <w:tabs>
+          <w:tab w:val="num" w:pos="2160"/>
+        </w:tabs>
+        <w:ind w:left="2160" w:hanging="360"/>
+      </w:pPr>
+    </w:lvl>
+    <w:lvl w:ilvl="3" w:tentative="1">
+      <w:start w:val="1"/>
+      <w:numFmt w:val="decimal"/>
+      <w:lvlText w:val="%4."/>
+      <w:lvlJc w:val="left"/>
+      <w:pPr>
+        <w:tabs>
+          <w:tab w:val="num" w:pos="2880"/>
+        </w:tabs>
+        <w:ind w:left="2880" w:hanging="360"/>
+      </w:pPr>
+    </w:lvl>
+    <w:lvl w:ilvl="4" w:tentative="1">
+      <w:start w:val="1"/>
+      <w:numFmt w:val="decimal"/>
+      <w:lvlText w:val="%5."/>
+      <w:lvlJc w:val="left"/>
+      <w:pPr>
+        <w:tabs>
+          <w:tab w:val="num" w:pos="3600"/>
+        </w:tabs>
+        <w:ind w:left="3600" w:hanging="360"/>
+      </w:pPr>
+    </w:lvl>
+    <w:lvl w:ilvl="5" w:tentative="1">
+      <w:start w:val="1"/>
+      <w:numFmt w:val="decimal"/>
+      <w:lvlText w:val="%6."/>
+      <w:lvlJc w:val="left"/>
+      <w:pPr>
+        <w:tabs>
+          <w:tab w:val="num" w:pos="4320"/>
+        </w:tabs>
+        <w:ind w:left="4320" w:hanging="360"/>
+      </w:pPr>
+    </w:lvl>
+    <w:lvl w:ilvl="6" w:tentative="1">
+      <w:start w:val="1"/>
+      <w:numFmt w:val="decimal"/>
+      <w:lvlText w:val="%7."/>
+      <w:lvlJc w:val="left"/>
+      <w:pPr>
+        <w:tabs>
+          <w:tab w:val="num" w:pos="5040"/>
+        </w:tabs>
+        <w:ind w:left="5040" w:hanging="360"/>
+      </w:pPr>
+    </w:lvl>
+    <w:lvl w:ilvl="7" w:tentative="1">
+      <w:start w:val="1"/>
+      <w:numFmt w:val="decimal"/>
+      <w:lvlText w:val="%8."/>
+      <w:lvlJc w:val="left"/>
+      <w:pPr>
+        <w:tabs>
+          <w:tab w:val="num" w:pos="5760"/>
+        </w:tabs>
+        <w:ind w:left="5760" w:hanging="360"/>
+      </w:pPr>
+    </w:lvl>
+    <w:lvl w:ilvl="8" w:tentative="1">
+      <w:start w:val="1"/>
+      <w:numFmt w:val="decimal"/>
+      <w:lvlText w:val="%9."/>
+      <w:lvlJc w:val="left"/>
+      <w:pPr>
+        <w:tabs>
+          <w:tab w:val="num" w:pos="6480"/>
+        </w:tabs>
+        <w:ind w:left="6480" w:hanging="360"/>
+      </w:pPr>
+    </w:lvl>
+  </w:abstractNum>
+  <w:abstractNum w:abstractNumId="2" w15:restartNumberingAfterBreak="0">
+    <w:nsid w:val="0B8A53DF"/>
+    <w:multiLevelType w:val="multilevel"/>
+    <w:tmpl w:val="9C2CCC7A"/>
+    <w:lvl w:ilvl="0">
+      <w:start w:val="1"/>
+      <w:numFmt w:val="decimal"/>
+      <w:lvlText w:val="%1."/>
+      <w:lvlJc w:val="left"/>
+      <w:pPr>
+        <w:tabs>
+          <w:tab w:val="num" w:pos="720"/>
+        </w:tabs>
+        <w:ind w:left="720" w:hanging="360"/>
+      </w:pPr>
+    </w:lvl>
+    <w:lvl w:ilvl="1" w:tentative="1">
+      <w:start w:val="1"/>
+      <w:numFmt w:val="decimal"/>
+      <w:lvlText w:val="%2."/>
+      <w:lvlJc w:val="left"/>
+      <w:pPr>
+        <w:tabs>
+          <w:tab w:val="num" w:pos="1440"/>
+        </w:tabs>
+        <w:ind w:left="1440" w:hanging="360"/>
+      </w:pPr>
+    </w:lvl>
+    <w:lvl w:ilvl="2" w:tentative="1">
+      <w:start w:val="1"/>
+      <w:numFmt w:val="decimal"/>
+      <w:lvlText w:val="%3."/>
+      <w:lvlJc w:val="left"/>
+      <w:pPr>
+        <w:tabs>
+          <w:tab w:val="num" w:pos="2160"/>
+        </w:tabs>
+        <w:ind w:left="2160" w:hanging="360"/>
+      </w:pPr>
+    </w:lvl>
+    <w:lvl w:ilvl="3" w:tentative="1">
+      <w:start w:val="1"/>
+      <w:numFmt w:val="decimal"/>
+      <w:lvlText w:val="%4."/>
+      <w:lvlJc w:val="left"/>
+      <w:pPr>
+        <w:tabs>
+          <w:tab w:val="num" w:pos="2880"/>
+        </w:tabs>
+        <w:ind w:left="2880" w:hanging="360"/>
+      </w:pPr>
+    </w:lvl>
+    <w:lvl w:ilvl="4" w:tentative="1">
+      <w:start w:val="1"/>
+      <w:numFmt w:val="decimal"/>
+      <w:lvlText w:val="%5."/>
+      <w:lvlJc w:val="left"/>
+      <w:pPr>
+        <w:tabs>
+          <w:tab w:val="num" w:pos="3600"/>
+        </w:tabs>
+        <w:ind w:left="3600" w:hanging="360"/>
+      </w:pPr>
+    </w:lvl>
+    <w:lvl w:ilvl="5" w:tentative="1">
+      <w:start w:val="1"/>
+      <w:numFmt w:val="decimal"/>
+      <w:lvlText w:val="%6."/>
+      <w:lvlJc w:val="left"/>
+      <w:pPr>
+        <w:tabs>
+          <w:tab w:val="num" w:pos="4320"/>
+        </w:tabs>
+        <w:ind w:left="4320" w:hanging="360"/>
+      </w:pPr>
+    </w:lvl>
+    <w:lvl w:ilvl="6" w:tentative="1">
+      <w:start w:val="1"/>
+      <w:numFmt w:val="decimal"/>
+      <w:lvlText w:val="%7."/>
+      <w:lvlJc w:val="left"/>
+      <w:pPr>
+        <w:tabs>
+          <w:tab w:val="num" w:pos="5040"/>
+        </w:tabs>
+        <w:ind w:left="5040" w:hanging="360"/>
+      </w:pPr>
+    </w:lvl>
+    <w:lvl w:ilvl="7" w:tentative="1">
+      <w:start w:val="1"/>
+      <w:numFmt w:val="decimal"/>
+      <w:lvlText w:val="%8."/>
+      <w:lvlJc w:val="left"/>
+      <w:pPr>
+        <w:tabs>
+          <w:tab w:val="num" w:pos="5760"/>
+        </w:tabs>
+        <w:ind w:left="5760" w:hanging="360"/>
+      </w:pPr>
+    </w:lvl>
+    <w:lvl w:ilvl="8" w:tentative="1">
+      <w:start w:val="1"/>
+      <w:numFmt w:val="decimal"/>
+      <w:lvlText w:val="%9."/>
+      <w:lvlJc w:val="left"/>
+      <w:pPr>
+        <w:tabs>
+          <w:tab w:val="num" w:pos="6480"/>
+        </w:tabs>
+        <w:ind w:left="6480" w:hanging="360"/>
+      </w:pPr>
+    </w:lvl>
+  </w:abstractNum>
+  <w:abstractNum w:abstractNumId="3" w15:restartNumberingAfterBreak="0">
     <w:nsid w:val="10C63802"/>
     <w:multiLevelType w:val="hybridMultilevel"/>
     <w:tmpl w:val="E7F09C90"/>
@@ -6985,7 +8871,120 @@
       </w:rPr>
     </w:lvl>
   </w:abstractNum>
-  <w:abstractNum w:abstractNumId="2" w15:restartNumberingAfterBreak="0">
+  <w:abstractNum w:abstractNumId="4" w15:restartNumberingAfterBreak="0">
+    <w:nsid w:val="17083DF2"/>
+    <w:multiLevelType w:val="multilevel"/>
+    <w:tmpl w:val="74CC47F4"/>
+    <w:lvl w:ilvl="0">
+      <w:start w:val="1"/>
+      <w:numFmt w:val="decimal"/>
+      <w:lvlText w:val="%1."/>
+      <w:lvlJc w:val="left"/>
+      <w:pPr>
+        <w:tabs>
+          <w:tab w:val="num" w:pos="720"/>
+        </w:tabs>
+        <w:ind w:left="720" w:hanging="360"/>
+      </w:pPr>
+    </w:lvl>
+    <w:lvl w:ilvl="1" w:tentative="1">
+      <w:start w:val="1"/>
+      <w:numFmt w:val="decimal"/>
+      <w:lvlText w:val="%2."/>
+      <w:lvlJc w:val="left"/>
+      <w:pPr>
+        <w:tabs>
+          <w:tab w:val="num" w:pos="1440"/>
+        </w:tabs>
+        <w:ind w:left="1440" w:hanging="360"/>
+      </w:pPr>
+    </w:lvl>
+    <w:lvl w:ilvl="2" w:tentative="1">
+      <w:start w:val="1"/>
+      <w:numFmt w:val="decimal"/>
+      <w:lvlText w:val="%3."/>
+      <w:lvlJc w:val="left"/>
+      <w:pPr>
+        <w:tabs>
+          <w:tab w:val="num" w:pos="2160"/>
+        </w:tabs>
+        <w:ind w:left="2160" w:hanging="360"/>
+      </w:pPr>
+    </w:lvl>
+    <w:lvl w:ilvl="3" w:tentative="1">
+      <w:start w:val="1"/>
+      <w:numFmt w:val="decimal"/>
+      <w:lvlText w:val="%4."/>
+      <w:lvlJc w:val="left"/>
+      <w:pPr>
+        <w:tabs>
+          <w:tab w:val="num" w:pos="2880"/>
+        </w:tabs>
+        <w:ind w:left="2880" w:hanging="360"/>
+      </w:pPr>
+    </w:lvl>
+    <w:lvl w:ilvl="4" w:tentative="1">
+      <w:start w:val="1"/>
+      <w:numFmt w:val="decimal"/>
+      <w:lvlText w:val="%5."/>
+      <w:lvlJc w:val="left"/>
+      <w:pPr>
+        <w:tabs>
+          <w:tab w:val="num" w:pos="3600"/>
+        </w:tabs>
+        <w:ind w:left="3600" w:hanging="360"/>
+      </w:pPr>
+    </w:lvl>
+    <w:lvl w:ilvl="5" w:tentative="1">
+      <w:start w:val="1"/>
+      <w:numFmt w:val="decimal"/>
+      <w:lvlText w:val="%6."/>
+      <w:lvlJc w:val="left"/>
+      <w:pPr>
+        <w:tabs>
+          <w:tab w:val="num" w:pos="4320"/>
+        </w:tabs>
+        <w:ind w:left="4320" w:hanging="360"/>
+      </w:pPr>
+    </w:lvl>
+    <w:lvl w:ilvl="6" w:tentative="1">
+      <w:start w:val="1"/>
+      <w:numFmt w:val="decimal"/>
+      <w:lvlText w:val="%7."/>
+      <w:lvlJc w:val="left"/>
+      <w:pPr>
+        <w:tabs>
+          <w:tab w:val="num" w:pos="5040"/>
+        </w:tabs>
+        <w:ind w:left="5040" w:hanging="360"/>
+      </w:pPr>
+    </w:lvl>
+    <w:lvl w:ilvl="7" w:tentative="1">
+      <w:start w:val="1"/>
+      <w:numFmt w:val="decimal"/>
+      <w:lvlText w:val="%8."/>
+      <w:lvlJc w:val="left"/>
+      <w:pPr>
+        <w:tabs>
+          <w:tab w:val="num" w:pos="5760"/>
+        </w:tabs>
+        <w:ind w:left="5760" w:hanging="360"/>
+      </w:pPr>
+    </w:lvl>
+    <w:lvl w:ilvl="8" w:tentative="1">
+      <w:start w:val="1"/>
+      <w:numFmt w:val="decimal"/>
+      <w:lvlText w:val="%9."/>
+      <w:lvlJc w:val="left"/>
+      <w:pPr>
+        <w:tabs>
+          <w:tab w:val="num" w:pos="6480"/>
+        </w:tabs>
+        <w:ind w:left="6480" w:hanging="360"/>
+      </w:pPr>
+    </w:lvl>
+  </w:abstractNum>
+  <w:abstractNum w:abstractNumId="5" w15:restartNumberingAfterBreak="0">
     <w:nsid w:val="1A584A41"/>
     <w:multiLevelType w:val="multilevel"/>
     <w:tmpl w:val="C412632A"/>
@@ -7098,7 +9097,7 @@
       </w:pPr>
     </w:lvl>
   </w:abstractNum>
-  <w:abstractNum w:abstractNumId="3" w15:restartNumberingAfterBreak="0">
+  <w:abstractNum w:abstractNumId="6" w15:restartNumberingAfterBreak="0">
     <w:nsid w:val="1E2941C9"/>
     <w:multiLevelType w:val="multilevel"/>
     <w:tmpl w:val="16F2883E"/>
@@ -7247,7 +9246,7 @@
       </w:rPr>
     </w:lvl>
   </w:abstractNum>
-  <w:abstractNum w:abstractNumId="4" w15:restartNumberingAfterBreak="0">
+  <w:abstractNum w:abstractNumId="7" w15:restartNumberingAfterBreak="0">
     <w:nsid w:val="1F08323A"/>
     <w:multiLevelType w:val="multilevel"/>
     <w:tmpl w:val="27E006BE"/>
@@ -7396,7 +9395,7 @@
       </w:rPr>
     </w:lvl>
   </w:abstractNum>
-  <w:abstractNum w:abstractNumId="5" w15:restartNumberingAfterBreak="0">
+  <w:abstractNum w:abstractNumId="8" w15:restartNumberingAfterBreak="0">
     <w:nsid w:val="2D1D6B82"/>
     <w:multiLevelType w:val="multilevel"/>
     <w:tmpl w:val="3BAC967A"/>
@@ -7513,7 +9512,120 @@
       </w:pPr>
     </w:lvl>
   </w:abstractNum>
-  <w:abstractNum w:abstractNumId="6" w15:restartNumberingAfterBreak="0">
+  <w:abstractNum w:abstractNumId="9" w15:restartNumberingAfterBreak="0">
+    <w:nsid w:val="3B5A265E"/>
+    <w:multiLevelType w:val="multilevel"/>
+    <w:tmpl w:val="45EA972A"/>
+    <w:lvl w:ilvl="0">
+      <w:start w:val="1"/>
+      <w:numFmt w:val="decimal"/>
+      <w:lvlText w:val="%1."/>
+      <w:lvlJc w:val="left"/>
+      <w:pPr>
+        <w:tabs>
+          <w:tab w:val="num" w:pos="720"/>
+        </w:tabs>
+        <w:ind w:left="720" w:hanging="360"/>
+      </w:pPr>
+    </w:lvl>
+    <w:lvl w:ilvl="1" w:tentative="1">
+      <w:start w:val="1"/>
+      <w:numFmt w:val="decimal"/>
+      <w:lvlText w:val="%2."/>
+      <w:lvlJc w:val="left"/>
+      <w:pPr>
+        <w:tabs>
+          <w:tab w:val="num" w:pos="1440"/>
+        </w:tabs>
+        <w:ind w:left="1440" w:hanging="360"/>
+      </w:pPr>
+    </w:lvl>
+    <w:lvl w:ilvl="2" w:tentative="1">
+      <w:start w:val="1"/>
+      <w:numFmt w:val="decimal"/>
+      <w:lvlText w:val="%3."/>
+      <w:lvlJc w:val="left"/>
+      <w:pPr>
+        <w:tabs>
+          <w:tab w:val="num" w:pos="2160"/>
+        </w:tabs>
+        <w:ind w:left="2160" w:hanging="360"/>
+      </w:pPr>
+    </w:lvl>
+    <w:lvl w:ilvl="3" w:tentative="1">
+      <w:start w:val="1"/>
+      <w:numFmt w:val="decimal"/>
+      <w:lvlText w:val="%4."/>
+      <w:lvlJc w:val="left"/>
+      <w:pPr>
+        <w:tabs>
+          <w:tab w:val="num" w:pos="2880"/>
+        </w:tabs>
+        <w:ind w:left="2880" w:hanging="360"/>
+      </w:pPr>
+    </w:lvl>
+    <w:lvl w:ilvl="4" w:tentative="1">
+      <w:start w:val="1"/>
+      <w:numFmt w:val="decimal"/>
+      <w:lvlText w:val="%5."/>
+      <w:lvlJc w:val="left"/>
+      <w:pPr>
+        <w:tabs>
+          <w:tab w:val="num" w:pos="3600"/>
+        </w:tabs>
+        <w:ind w:left="3600" w:hanging="360"/>
+      </w:pPr>
+    </w:lvl>
+    <w:lvl w:ilvl="5" w:tentative="1">
+      <w:start w:val="1"/>
+      <w:numFmt w:val="decimal"/>
+      <w:lvlText w:val="%6."/>
+      <w:lvlJc w:val="left"/>
+      <w:pPr>
+        <w:tabs>
+          <w:tab w:val="num" w:pos="4320"/>
+        </w:tabs>
+        <w:ind w:left="4320" w:hanging="360"/>
+      </w:pPr>
+    </w:lvl>
+    <w:lvl w:ilvl="6" w:tentative="1">
+      <w:start w:val="1"/>
+      <w:numFmt w:val="decimal"/>
+      <w:lvlText w:val="%7."/>
+      <w:lvlJc w:val="left"/>
+      <w:pPr>
+        <w:tabs>
+          <w:tab w:val="num" w:pos="5040"/>
+        </w:tabs>
+        <w:ind w:left="5040" w:hanging="360"/>
+      </w:pPr>
+    </w:lvl>
+    <w:lvl w:ilvl="7" w:tentative="1">
+      <w:start w:val="1"/>
+      <w:numFmt w:val="decimal"/>
+      <w:lvlText w:val="%8."/>
+      <w:lvlJc w:val="left"/>
+      <w:pPr>
+        <w:tabs>
+          <w:tab w:val="num" w:pos="5760"/>
+        </w:tabs>
+        <w:ind w:left="5760" w:hanging="360"/>
+      </w:pPr>
+    </w:lvl>
+    <w:lvl w:ilvl="8" w:tentative="1">
+      <w:start w:val="1"/>
+      <w:numFmt w:val="decimal"/>
+      <w:lvlText w:val="%9."/>
+      <w:lvlJc w:val="left"/>
+      <w:pPr>
+        <w:tabs>
+          <w:tab w:val="num" w:pos="6480"/>
+        </w:tabs>
+        <w:ind w:left="6480" w:hanging="360"/>
+      </w:pPr>
+    </w:lvl>
+  </w:abstractNum>
+  <w:abstractNum w:abstractNumId="10" w15:restartNumberingAfterBreak="0">
     <w:nsid w:val="3C110A78"/>
     <w:multiLevelType w:val="multilevel"/>
     <w:tmpl w:val="7A244C6C"/>
@@ -7630,7 +9742,7 @@
       </w:pPr>
     </w:lvl>
   </w:abstractNum>
-  <w:abstractNum w:abstractNumId="7" w15:restartNumberingAfterBreak="0">
+  <w:abstractNum w:abstractNumId="11" w15:restartNumberingAfterBreak="0">
     <w:nsid w:val="3E04627F"/>
     <w:multiLevelType w:val="multilevel"/>
     <w:tmpl w:val="01A22338"/>
@@ -7779,7 +9891,7 @@
       </w:rPr>
     </w:lvl>
   </w:abstractNum>
-  <w:abstractNum w:abstractNumId="8" w15:restartNumberingAfterBreak="0">
+  <w:abstractNum w:abstractNumId="12" w15:restartNumberingAfterBreak="0">
     <w:nsid w:val="3E352BB2"/>
     <w:multiLevelType w:val="multilevel"/>
     <w:tmpl w:val="FABA3454"/>
@@ -7892,7 +10004,7 @@
       </w:pPr>
     </w:lvl>
   </w:abstractNum>
-  <w:abstractNum w:abstractNumId="9" w15:restartNumberingAfterBreak="0">
+  <w:abstractNum w:abstractNumId="13" w15:restartNumberingAfterBreak="0">
     <w:nsid w:val="44442220"/>
     <w:multiLevelType w:val="multilevel"/>
     <w:tmpl w:val="B004FB68"/>
@@ -8005,7 +10117,7 @@
       </w:pPr>
     </w:lvl>
   </w:abstractNum>
-  <w:abstractNum w:abstractNumId="10" w15:restartNumberingAfterBreak="0">
+  <w:abstractNum w:abstractNumId="14" w15:restartNumberingAfterBreak="0">
     <w:nsid w:val="492E3128"/>
     <w:multiLevelType w:val="multilevel"/>
     <w:tmpl w:val="FE26937C"/>
@@ -8118,7 +10230,7 @@
       </w:pPr>
     </w:lvl>
   </w:abstractNum>
-  <w:abstractNum w:abstractNumId="11" w15:restartNumberingAfterBreak="0">
+  <w:abstractNum w:abstractNumId="15" w15:restartNumberingAfterBreak="0">
     <w:nsid w:val="4B140F38"/>
     <w:multiLevelType w:val="multilevel"/>
     <w:tmpl w:val="07C68A1C"/>
@@ -8267,7 +10379,7 @@
       </w:rPr>
     </w:lvl>
   </w:abstractNum>
-  <w:abstractNum w:abstractNumId="12" w15:restartNumberingAfterBreak="0">
+  <w:abstractNum w:abstractNumId="16" w15:restartNumberingAfterBreak="0">
     <w:nsid w:val="4B251D35"/>
     <w:multiLevelType w:val="multilevel"/>
     <w:tmpl w:val="803AC282"/>
@@ -8416,7 +10528,7 @@
       </w:rPr>
     </w:lvl>
   </w:abstractNum>
-  <w:abstractNum w:abstractNumId="13" w15:restartNumberingAfterBreak="0">
+  <w:abstractNum w:abstractNumId="17" w15:restartNumberingAfterBreak="0">
     <w:nsid w:val="4F0703BE"/>
     <w:multiLevelType w:val="multilevel"/>
     <w:tmpl w:val="6464DF3E"/>
@@ -8533,7 +10645,120 @@
       </w:pPr>
     </w:lvl>
   </w:abstractNum>
-  <w:abstractNum w:abstractNumId="14" w15:restartNumberingAfterBreak="0">
+  <w:abstractNum w:abstractNumId="18" w15:restartNumberingAfterBreak="0">
+    <w:nsid w:val="553221DC"/>
+    <w:multiLevelType w:val="multilevel"/>
+    <w:tmpl w:val="6F0CA874"/>
+    <w:lvl w:ilvl="0">
+      <w:start w:val="1"/>
+      <w:numFmt w:val="decimal"/>
+      <w:lvlText w:val="%1."/>
+      <w:lvlJc w:val="left"/>
+      <w:pPr>
+        <w:tabs>
+          <w:tab w:val="num" w:pos="720"/>
+        </w:tabs>
+        <w:ind w:left="720" w:hanging="360"/>
+      </w:pPr>
+    </w:lvl>
+    <w:lvl w:ilvl="1" w:tentative="1">
+      <w:start w:val="1"/>
+      <w:numFmt w:val="decimal"/>
+      <w:lvlText w:val="%2."/>
+      <w:lvlJc w:val="left"/>
+      <w:pPr>
+        <w:tabs>
+          <w:tab w:val="num" w:pos="1440"/>
+        </w:tabs>
+        <w:ind w:left="1440" w:hanging="360"/>
+      </w:pPr>
+    </w:lvl>
+    <w:lvl w:ilvl="2" w:tentative="1">
+      <w:start w:val="1"/>
+      <w:numFmt w:val="decimal"/>
+      <w:lvlText w:val="%3."/>
+      <w:lvlJc w:val="left"/>
+      <w:pPr>
+        <w:tabs>
+          <w:tab w:val="num" w:pos="2160"/>
+        </w:tabs>
+        <w:ind w:left="2160" w:hanging="360"/>
+      </w:pPr>
+    </w:lvl>
+    <w:lvl w:ilvl="3" w:tentative="1">
+      <w:start w:val="1"/>
+      <w:numFmt w:val="decimal"/>
+      <w:lvlText w:val="%4."/>
+      <w:lvlJc w:val="left"/>
+      <w:pPr>
+        <w:tabs>
+          <w:tab w:val="num" w:pos="2880"/>
+        </w:tabs>
+        <w:ind w:left="2880" w:hanging="360"/>
+      </w:pPr>
+    </w:lvl>
+    <w:lvl w:ilvl="4" w:tentative="1">
+      <w:start w:val="1"/>
+      <w:numFmt w:val="decimal"/>
+      <w:lvlText w:val="%5."/>
+      <w:lvlJc w:val="left"/>
+      <w:pPr>
+        <w:tabs>
+          <w:tab w:val="num" w:pos="3600"/>
+        </w:tabs>
+        <w:ind w:left="3600" w:hanging="360"/>
+      </w:pPr>
+    </w:lvl>
+    <w:lvl w:ilvl="5" w:tentative="1">
+      <w:start w:val="1"/>
+      <w:numFmt w:val="decimal"/>
+      <w:lvlText w:val="%6."/>
+      <w:lvlJc w:val="left"/>
+      <w:pPr>
+        <w:tabs>
+          <w:tab w:val="num" w:pos="4320"/>
+        </w:tabs>
+        <w:ind w:left="4320" w:hanging="360"/>
+      </w:pPr>
+    </w:lvl>
+    <w:lvl w:ilvl="6" w:tentative="1">
+      <w:start w:val="1"/>
+      <w:numFmt w:val="decimal"/>
+      <w:lvlText w:val="%7."/>
+      <w:lvlJc w:val="left"/>
+      <w:pPr>
+        <w:tabs>
+          <w:tab w:val="num" w:pos="5040"/>
+        </w:tabs>
+        <w:ind w:left="5040" w:hanging="360"/>
+      </w:pPr>
+    </w:lvl>
+    <w:lvl w:ilvl="7" w:tentative="1">
+      <w:start w:val="1"/>
+      <w:numFmt w:val="decimal"/>
+      <w:lvlText w:val="%8."/>
+      <w:lvlJc w:val="left"/>
+      <w:pPr>
+        <w:tabs>
+          <w:tab w:val="num" w:pos="5760"/>
+        </w:tabs>
+        <w:ind w:left="5760" w:hanging="360"/>
+      </w:pPr>
+    </w:lvl>
+    <w:lvl w:ilvl="8" w:tentative="1">
+      <w:start w:val="1"/>
+      <w:numFmt w:val="decimal"/>
+      <w:lvlText w:val="%9."/>
+      <w:lvlJc w:val="left"/>
+      <w:pPr>
+        <w:tabs>
+          <w:tab w:val="num" w:pos="6480"/>
+        </w:tabs>
+        <w:ind w:left="6480" w:hanging="360"/>
+      </w:pPr>
+    </w:lvl>
+  </w:abstractNum>
+  <w:abstractNum w:abstractNumId="19" w15:restartNumberingAfterBreak="0">
     <w:nsid w:val="559E46B6"/>
     <w:multiLevelType w:val="multilevel"/>
     <w:tmpl w:val="E7C41274"/>
@@ -8646,7 +10871,7 @@
       </w:pPr>
     </w:lvl>
   </w:abstractNum>
-  <w:abstractNum w:abstractNumId="15" w15:restartNumberingAfterBreak="0">
+  <w:abstractNum w:abstractNumId="20" w15:restartNumberingAfterBreak="0">
     <w:nsid w:val="588106C6"/>
     <w:multiLevelType w:val="multilevel"/>
     <w:tmpl w:val="F1B2DF10"/>
@@ -8759,7 +10984,7 @@
       </w:pPr>
     </w:lvl>
   </w:abstractNum>
-  <w:abstractNum w:abstractNumId="16" w15:restartNumberingAfterBreak="0">
+  <w:abstractNum w:abstractNumId="21" w15:restartNumberingAfterBreak="0">
     <w:nsid w:val="58B0289C"/>
     <w:multiLevelType w:val="multilevel"/>
     <w:tmpl w:val="5ABAF7BE"/>
@@ -8908,7 +11133,7 @@
       </w:rPr>
     </w:lvl>
   </w:abstractNum>
-  <w:abstractNum w:abstractNumId="17" w15:restartNumberingAfterBreak="0">
+  <w:abstractNum w:abstractNumId="22" w15:restartNumberingAfterBreak="0">
     <w:nsid w:val="5ADB5A38"/>
     <w:multiLevelType w:val="multilevel"/>
     <w:tmpl w:val="D20A6334"/>
@@ -9057,7 +11282,7 @@
       </w:rPr>
     </w:lvl>
   </w:abstractNum>
-  <w:abstractNum w:abstractNumId="18" w15:restartNumberingAfterBreak="0">
+  <w:abstractNum w:abstractNumId="23" w15:restartNumberingAfterBreak="0">
     <w:nsid w:val="5E1C2044"/>
     <w:multiLevelType w:val="multilevel"/>
     <w:tmpl w:val="08C02B0C"/>
@@ -9206,7 +11431,7 @@
       </w:rPr>
     </w:lvl>
   </w:abstractNum>
-  <w:abstractNum w:abstractNumId="19" w15:restartNumberingAfterBreak="0">
+  <w:abstractNum w:abstractNumId="24" w15:restartNumberingAfterBreak="0">
     <w:nsid w:val="60CD71C5"/>
     <w:multiLevelType w:val="multilevel"/>
     <w:tmpl w:val="A71C76AA"/>
@@ -9355,7 +11580,7 @@
       </w:rPr>
     </w:lvl>
   </w:abstractNum>
-  <w:abstractNum w:abstractNumId="20" w15:restartNumberingAfterBreak="0">
+  <w:abstractNum w:abstractNumId="25" w15:restartNumberingAfterBreak="0">
     <w:nsid w:val="625409FC"/>
     <w:multiLevelType w:val="multilevel"/>
     <w:tmpl w:val="7A9C2462"/>
@@ -9468,7 +11693,7 @@
       </w:pPr>
     </w:lvl>
   </w:abstractNum>
-  <w:abstractNum w:abstractNumId="21" w15:restartNumberingAfterBreak="0">
+  <w:abstractNum w:abstractNumId="26" w15:restartNumberingAfterBreak="0">
     <w:nsid w:val="629A7074"/>
     <w:multiLevelType w:val="multilevel"/>
     <w:tmpl w:val="A66C2FE4"/>
@@ -9617,7 +11842,7 @@
       </w:rPr>
     </w:lvl>
   </w:abstractNum>
-  <w:abstractNum w:abstractNumId="22" w15:restartNumberingAfterBreak="0">
+  <w:abstractNum w:abstractNumId="27" w15:restartNumberingAfterBreak="0">
     <w:nsid w:val="63B14EA0"/>
     <w:multiLevelType w:val="multilevel"/>
     <w:tmpl w:val="3EB0752A"/>
@@ -9766,7 +11991,7 @@
       </w:rPr>
     </w:lvl>
   </w:abstractNum>
-  <w:abstractNum w:abstractNumId="23" w15:restartNumberingAfterBreak="0">
+  <w:abstractNum w:abstractNumId="28" w15:restartNumberingAfterBreak="0">
     <w:nsid w:val="64920BBF"/>
     <w:multiLevelType w:val="multilevel"/>
     <w:tmpl w:val="B21C620C"/>
@@ -9915,7 +12140,7 @@
       </w:rPr>
     </w:lvl>
   </w:abstractNum>
-  <w:abstractNum w:abstractNumId="24" w15:restartNumberingAfterBreak="0">
+  <w:abstractNum w:abstractNumId="29" w15:restartNumberingAfterBreak="0">
     <w:nsid w:val="68793D99"/>
     <w:multiLevelType w:val="multilevel"/>
     <w:tmpl w:val="C0B68A34"/>
@@ -10028,7 +12253,7 @@
       </w:pPr>
     </w:lvl>
   </w:abstractNum>
-  <w:abstractNum w:abstractNumId="25" w15:restartNumberingAfterBreak="0">
+  <w:abstractNum w:abstractNumId="30" w15:restartNumberingAfterBreak="0">
     <w:nsid w:val="699001AF"/>
     <w:multiLevelType w:val="multilevel"/>
     <w:tmpl w:val="74E84BE0"/>
@@ -10145,7 +12370,7 @@
       </w:pPr>
     </w:lvl>
   </w:abstractNum>
-  <w:abstractNum w:abstractNumId="26" w15:restartNumberingAfterBreak="0">
+  <w:abstractNum w:abstractNumId="31" w15:restartNumberingAfterBreak="0">
     <w:nsid w:val="6CA003ED"/>
     <w:multiLevelType w:val="multilevel"/>
     <w:tmpl w:val="AE9402A2"/>
@@ -10294,7 +12519,7 @@
       </w:rPr>
     </w:lvl>
   </w:abstractNum>
-  <w:abstractNum w:abstractNumId="27" w15:restartNumberingAfterBreak="0">
+  <w:abstractNum w:abstractNumId="32" w15:restartNumberingAfterBreak="0">
     <w:nsid w:val="6D813671"/>
     <w:multiLevelType w:val="multilevel"/>
     <w:tmpl w:val="858CB6B6"/>
@@ -10443,7 +12668,7 @@
       </w:rPr>
     </w:lvl>
   </w:abstractNum>
-  <w:abstractNum w:abstractNumId="28" w15:restartNumberingAfterBreak="0">
+  <w:abstractNum w:abstractNumId="33" w15:restartNumberingAfterBreak="0">
     <w:nsid w:val="6DE81FFF"/>
     <w:multiLevelType w:val="multilevel"/>
     <w:tmpl w:val="7362D828"/>
@@ -10592,7 +12817,7 @@
       </w:rPr>
     </w:lvl>
   </w:abstractNum>
-  <w:abstractNum w:abstractNumId="29" w15:restartNumberingAfterBreak="0">
+  <w:abstractNum w:abstractNumId="34" w15:restartNumberingAfterBreak="0">
     <w:nsid w:val="709B4D28"/>
     <w:multiLevelType w:val="multilevel"/>
     <w:tmpl w:val="9F26FD60"/>
@@ -10741,7 +12966,7 @@
       </w:rPr>
     </w:lvl>
   </w:abstractNum>
-  <w:abstractNum w:abstractNumId="30" w15:restartNumberingAfterBreak="0">
+  <w:abstractNum w:abstractNumId="35" w15:restartNumberingAfterBreak="0">
     <w:nsid w:val="73E738F9"/>
     <w:multiLevelType w:val="multilevel"/>
     <w:tmpl w:val="CE86A1AC"/>
@@ -10890,7 +13115,7 @@
       </w:rPr>
     </w:lvl>
   </w:abstractNum>
-  <w:abstractNum w:abstractNumId="31" w15:restartNumberingAfterBreak="0">
+  <w:abstractNum w:abstractNumId="36" w15:restartNumberingAfterBreak="0">
     <w:nsid w:val="749F3E86"/>
     <w:multiLevelType w:val="multilevel"/>
     <w:tmpl w:val="C24A1568"/>
@@ -11003,7 +13228,7 @@
       </w:pPr>
     </w:lvl>
   </w:abstractNum>
-  <w:abstractNum w:abstractNumId="32" w15:restartNumberingAfterBreak="0">
+  <w:abstractNum w:abstractNumId="37" w15:restartNumberingAfterBreak="0">
     <w:nsid w:val="75FF0F78"/>
     <w:multiLevelType w:val="multilevel"/>
     <w:tmpl w:val="48A08C18"/>
@@ -11152,7 +13377,7 @@
       </w:rPr>
     </w:lvl>
   </w:abstractNum>
-  <w:abstractNum w:abstractNumId="33" w15:restartNumberingAfterBreak="0">
+  <w:abstractNum w:abstractNumId="38" w15:restartNumberingAfterBreak="0">
     <w:nsid w:val="76EC1723"/>
     <w:multiLevelType w:val="multilevel"/>
     <w:tmpl w:val="8146D618"/>
@@ -11265,7 +13490,7 @@
       </w:pPr>
     </w:lvl>
   </w:abstractNum>
-  <w:abstractNum w:abstractNumId="34" w15:restartNumberingAfterBreak="0">
+  <w:abstractNum w:abstractNumId="39" w15:restartNumberingAfterBreak="0">
     <w:nsid w:val="78260C10"/>
     <w:multiLevelType w:val="multilevel"/>
     <w:tmpl w:val="C7861B18"/>
@@ -11415,109 +13640,124 @@
     </w:lvl>
   </w:abstractNum>
   <w:num w:numId="1" w16cid:durableId="878972490">
-    <w:abstractNumId w:val="10"/>
+    <w:abstractNumId w:val="14"/>
   </w:num>
   <w:num w:numId="2" w16cid:durableId="273175231">
+    <w:abstractNumId w:val="30"/>
+  </w:num>
+  <w:num w:numId="3" w16cid:durableId="622270288">
+    <w:abstractNumId w:val="8"/>
+  </w:num>
+  <w:num w:numId="4" w16cid:durableId="138808479">
+    <w:abstractNumId w:val="37"/>
+  </w:num>
+  <w:num w:numId="5" w16cid:durableId="726026232">
+    <w:abstractNumId w:val="31"/>
+  </w:num>
+  <w:num w:numId="6" w16cid:durableId="1363899989">
+    <w:abstractNumId w:val="11"/>
+  </w:num>
+  <w:num w:numId="7" w16cid:durableId="668991734">
     <w:abstractNumId w:val="25"/>
   </w:num>
-  <w:num w:numId="3" w16cid:durableId="622270288">
+  <w:num w:numId="8" w16cid:durableId="236525424">
+    <w:abstractNumId w:val="7"/>
+  </w:num>
+  <w:num w:numId="9" w16cid:durableId="2013606626">
+    <w:abstractNumId w:val="15"/>
+  </w:num>
+  <w:num w:numId="10" w16cid:durableId="926883470">
+    <w:abstractNumId w:val="16"/>
+  </w:num>
+  <w:num w:numId="11" w16cid:durableId="1644039042">
+    <w:abstractNumId w:val="21"/>
+  </w:num>
+  <w:num w:numId="12" w16cid:durableId="1713966537">
     <w:abstractNumId w:val="5"/>
   </w:num>
-  <w:num w:numId="4" w16cid:durableId="138808479">
+  <w:num w:numId="13" w16cid:durableId="1488743400">
+    <w:abstractNumId w:val="39"/>
+  </w:num>
+  <w:num w:numId="14" w16cid:durableId="163058467">
     <w:abstractNumId w:val="32"/>
   </w:num>
-  <w:num w:numId="5" w16cid:durableId="726026232">
-    <w:abstractNumId w:val="26"/>
-  </w:num>
-  <w:num w:numId="6" w16cid:durableId="1363899989">
-    <w:abstractNumId w:val="7"/>
-  </w:num>
-  <w:num w:numId="7" w16cid:durableId="668991734">
+  <w:num w:numId="15" w16cid:durableId="1895315047">
     <w:abstractNumId w:val="20"/>
   </w:num>
-  <w:num w:numId="8" w16cid:durableId="236525424">
-    <w:abstractNumId w:val="4"/>
+  <w:num w:numId="16" w16cid:durableId="158816781">
+    <w:abstractNumId w:val="38"/>
   </w:num>
-  <w:num w:numId="9" w16cid:durableId="2013606626">
-    <w:abstractNumId w:val="11"/>
+  <w:num w:numId="17" w16cid:durableId="2098552943">
+    <w:abstractNumId w:val="34"/>
   </w:num>
-  <w:num w:numId="10" w16cid:durableId="926883470">
+  <w:num w:numId="18" w16cid:durableId="2038310874">
+    <w:abstractNumId w:val="23"/>
+  </w:num>
+  <w:num w:numId="19" w16cid:durableId="621612601">
+    <w:abstractNumId w:val="6"/>
+  </w:num>
+  <w:num w:numId="20" w16cid:durableId="412892075">
+    <w:abstractNumId w:val="19"/>
+  </w:num>
+  <w:num w:numId="21" w16cid:durableId="21130373">
     <w:abstractNumId w:val="12"/>
   </w:num>
-  <w:num w:numId="11" w16cid:durableId="1644039042">
-    <w:abstractNumId w:val="16"/>
-  </w:num>
-  <w:num w:numId="12" w16cid:durableId="1713966537">
-    <w:abstractNumId w:val="2"/>
-  </w:num>
-  <w:num w:numId="13" w16cid:durableId="1488743400">
-    <w:abstractNumId w:val="34"/>
-  </w:num>
-  <w:num w:numId="14" w16cid:durableId="163058467">
-    <w:abstractNumId w:val="27"/>
-  </w:num>
-  <w:num w:numId="15" w16cid:durableId="1895315047">
-    <w:abstractNumId w:val="15"/>
-  </w:num>
-  <w:num w:numId="16" w16cid:durableId="158816781">
-    <w:abstractNumId w:val="33"/>
-  </w:num>
-  <w:num w:numId="17" w16cid:durableId="2098552943">
-    <w:abstractNumId w:val="29"/>
-  </w:num>
-  <w:num w:numId="18" w16cid:durableId="2038310874">
-    <w:abstractNumId w:val="18"/>
-  </w:num>
-  <w:num w:numId="19" w16cid:durableId="621612601">
-    <w:abstractNumId w:val="3"/>
-  </w:num>
-  <w:num w:numId="20" w16cid:durableId="412892075">
-    <w:abstractNumId w:val="14"/>
-  </w:num>
-  <w:num w:numId="21" w16cid:durableId="21130373">
-    <w:abstractNumId w:val="8"/>
-  </w:num>
   <w:num w:numId="22" w16cid:durableId="1097017622">
-    <w:abstractNumId w:val="9"/>
+    <w:abstractNumId w:val="13"/>
   </w:num>
   <w:num w:numId="23" w16cid:durableId="1484003418">
-    <w:abstractNumId w:val="31"/>
+    <w:abstractNumId w:val="36"/>
   </w:num>
   <w:num w:numId="24" w16cid:durableId="706296444">
-    <w:abstractNumId w:val="17"/>
+    <w:abstractNumId w:val="22"/>
   </w:num>
   <w:num w:numId="25" w16cid:durableId="1679574319">
-    <w:abstractNumId w:val="19"/>
+    <w:abstractNumId w:val="24"/>
   </w:num>
   <w:num w:numId="26" w16cid:durableId="1625967292">
-    <w:abstractNumId w:val="23"/>
+    <w:abstractNumId w:val="28"/>
   </w:num>
   <w:num w:numId="27" w16cid:durableId="1908805882">
-    <w:abstractNumId w:val="13"/>
+    <w:abstractNumId w:val="17"/>
   </w:num>
   <w:num w:numId="28" w16cid:durableId="1435708120">
     <w:abstractNumId w:val="0"/>
   </w:num>
   <w:num w:numId="29" w16cid:durableId="447239182">
-    <w:abstractNumId w:val="28"/>
+    <w:abstractNumId w:val="33"/>
   </w:num>
   <w:num w:numId="30" w16cid:durableId="625040209">
-    <w:abstractNumId w:val="22"/>
+    <w:abstractNumId w:val="27"/>
   </w:num>
   <w:num w:numId="31" w16cid:durableId="1456370978">
-    <w:abstractNumId w:val="30"/>
+    <w:abstractNumId w:val="35"/>
   </w:num>
   <w:num w:numId="32" w16cid:durableId="1181045374">
-    <w:abstractNumId w:val="21"/>
+    <w:abstractNumId w:val="26"/>
   </w:num>
   <w:num w:numId="33" w16cid:durableId="842819937">
-    <w:abstractNumId w:val="24"/>
+    <w:abstractNumId w:val="29"/>
   </w:num>
   <w:num w:numId="34" w16cid:durableId="682166242">
-    <w:abstractNumId w:val="6"/>
+    <w:abstractNumId w:val="10"/>
   </w:num>
   <w:num w:numId="35" w16cid:durableId="433549479">
+    <w:abstractNumId w:val="3"/>
+  </w:num>
+  <w:num w:numId="36" w16cid:durableId="77796635">
+    <w:abstractNumId w:val="2"/>
+  </w:num>
+  <w:num w:numId="37" w16cid:durableId="189881643">
+    <w:abstractNumId w:val="18"/>
+  </w:num>
+  <w:num w:numId="38" w16cid:durableId="1849052393">
+    <w:abstractNumId w:val="4"/>
+  </w:num>
+  <w:num w:numId="39" w16cid:durableId="180317766">
     <w:abstractNumId w:val="1"/>
+  </w:num>
+  <w:num w:numId="40" w16cid:durableId="1294870315">
+    <w:abstractNumId w:val="9"/>
   </w:num>
 </w:numbering>
 </file>
@@ -12128,6 +14368,81 @@
       <w:shd w:val="clear" w:color="auto" w:fill="E1DFDD"/>
     </w:rPr>
   </w:style>
+  <w:style w:type="paragraph" w:styleId="Header">
+    <w:name w:val="header"/>
+    <w:basedOn w:val="Normal"/>
+    <w:link w:val="HeaderChar"/>
+    <w:uiPriority w:val="99"/>
+    <w:unhideWhenUsed/>
+    <w:rsid w:val="006425B1"/>
+    <w:pPr>
+      <w:tabs>
+        <w:tab w:val="center" w:pos="4513"/>
+        <w:tab w:val="right" w:pos="9026"/>
+      </w:tabs>
+      <w:spacing w:after="0" w:line="240" w:lineRule="auto"/>
+    </w:pPr>
+  </w:style>
+  <w:style w:type="character" w:customStyle="1" w:styleId="HeaderChar">
+    <w:name w:val="Header Char"/>
+    <w:basedOn w:val="DefaultParagraphFont"/>
+    <w:link w:val="Header"/>
+    <w:uiPriority w:val="99"/>
+    <w:rsid w:val="006425B1"/>
+  </w:style>
+  <w:style w:type="paragraph" w:styleId="Footer">
+    <w:name w:val="footer"/>
+    <w:basedOn w:val="Normal"/>
+    <w:link w:val="FooterChar"/>
+    <w:uiPriority w:val="99"/>
+    <w:unhideWhenUsed/>
+    <w:rsid w:val="006425B1"/>
+    <w:pPr>
+      <w:tabs>
+        <w:tab w:val="center" w:pos="4513"/>
+        <w:tab w:val="right" w:pos="9026"/>
+      </w:tabs>
+      <w:spacing w:after="0" w:line="240" w:lineRule="auto"/>
+    </w:pPr>
+  </w:style>
+  <w:style w:type="character" w:customStyle="1" w:styleId="FooterChar">
+    <w:name w:val="Footer Char"/>
+    <w:basedOn w:val="DefaultParagraphFont"/>
+    <w:link w:val="Footer"/>
+    <w:uiPriority w:val="99"/>
+    <w:rsid w:val="006425B1"/>
+  </w:style>
+  <w:style w:type="paragraph" w:styleId="Quote">
+    <w:name w:val="Quote"/>
+    <w:basedOn w:val="Normal"/>
+    <w:next w:val="Normal"/>
+    <w:link w:val="QuoteChar"/>
+    <w:uiPriority w:val="29"/>
+    <w:qFormat/>
+    <w:rsid w:val="001F2529"/>
+    <w:pPr>
+      <w:spacing w:before="200"/>
+      <w:ind w:left="864" w:right="864"/>
+      <w:jc w:val="center"/>
+    </w:pPr>
+    <w:rPr>
+      <w:i/>
+      <w:iCs/>
+      <w:color w:val="404040" w:themeColor="text1" w:themeTint="BF"/>
+    </w:rPr>
+  </w:style>
+  <w:style w:type="character" w:customStyle="1" w:styleId="QuoteChar">
+    <w:name w:val="Quote Char"/>
+    <w:basedOn w:val="DefaultParagraphFont"/>
+    <w:link w:val="Quote"/>
+    <w:uiPriority w:val="29"/>
+    <w:rsid w:val="001F2529"/>
+    <w:rPr>
+      <w:i/>
+      <w:iCs/>
+      <w:color w:val="404040" w:themeColor="text1" w:themeTint="BF"/>
+    </w:rPr>
+  </w:style>
 </w:styles>
 </file>
 
